--- a/docs/master/doc/04_ARCHITECTURE_DATA_API_OLICENSE.docx
+++ b/docs/master/doc/04_ARCHITECTURE_DATA_API_OLICENSE.docx
@@ -843,6 +843,30 @@
         <w:pStyle w:val="Compact"/>
       </w:pPr>
       <w:r>
+        <w:t xml:space="preserve">MutationTestResult, BehaviorDiffReport, BlastRadiusReport, SBOM</w:t>
+      </w:r>
+    </w:p>
+    <w:p>
+      <w:pPr>
+        <w:numPr>
+          <w:ilvl w:val="0"/>
+          <w:numId w:val="1006"/>
+        </w:numPr>
+        <w:pStyle w:val="Compact"/>
+      </w:pPr>
+      <w:r>
+        <w:t xml:space="preserve">CrossModelVerificationReceipt, SelfClaim</w:t>
+      </w:r>
+    </w:p>
+    <w:p>
+      <w:pPr>
+        <w:numPr>
+          <w:ilvl w:val="0"/>
+          <w:numId w:val="1006"/>
+        </w:numPr>
+        <w:pStyle w:val="Compact"/>
+      </w:pPr>
+      <w:r>
         <w:t xml:space="preserve">ServiceCase, CaseScope, CaseRevision</w:t>
       </w:r>
     </w:p>
@@ -1254,7 +1278,7 @@
         <w:pStyle w:val="FirstParagraph"/>
       </w:pPr>
       <w:r>
-        <w:t xml:space="preserve">PENDING → RUNNING → SUCCEEDED → REGRESSION_PENDING → REGRESSION_PASSED 또는 REGRESSION_FAILED</w:t>
+        <w:t xml:space="preserve">PENDING → DRY_RUN → DRY_RUN_REVIEWED → RUNNING → SUCCEEDED → REGRESSION_PENDING → REGRESSION_PASSED 또는 REGRESSION_FAILED</w:t>
       </w:r>
       <w:r>
         <w:t xml:space="preserve"> </w:t>
@@ -1282,7 +1306,7 @@
         </w:r>
       </w:hyperlink>
       <w:r>
-        <w:t xml:space="preserve">의 Worktree/Branch 원칙에 따라 Main과 분리된 상태로만 존재한다.</w:t>
+        <w:t xml:space="preserve">의 Worktree/Branch 원칙에 따라 Main과 분리된 상태로만 존재한다. DRY_RUN 단계는 실제 코드 변경 없이 영향받는 파일·Component·의존 Program을 BlastRadiusReport로 산출하며, 사용자가 DRY_RUN_REVIEWED로 승인해야 RUNNING으로 진행한다. SUCCEEDED 이후 REGRESSION_PENDING에서는 기능 회귀뿐 아니라 BehaviorDiffReport(무관 기능 동작 Diff, 성능 지표 변화)를 함께 산출하며, 이 리포트에 임계치를 초과하는 변화가 있으면 자동으로 REGRESSION_FAILED로 판정한다.</w:t>
       </w:r>
     </w:p>
     <w:bookmarkEnd w:id="45"/>
@@ -1449,7 +1473,7 @@
         <w:pStyle w:val="BodyText"/>
       </w:pPr>
       <w:r>
-        <w:t xml:space="preserve">BREAKING_CHANGE_FLAGGED는 Architecture Review에서 최상위 우선순위 Finding으로 승격된다.</w:t>
+        <w:t xml:space="preserve">BREAKING_CHANGE_FLAGGED는 Architecture Review에서 최상위 우선순위 Finding으로 승격된다. Provided Interface가 변경되면 같은 System 내 이 Interface를 Required Interface로 선언한 모든 다른 Program을 ReuseLink로 역조회해 Cross-Program Impact Scan을 수행하고, 영향받는 각 Program에 별도 Finding을 생성한다(원 변경 Program의 Review 통과와 무관하게 독립 판정). Program 간 저장소가 분리되어 있어 개별 CI에서는 이 영향을 알 수 없다는 점이 이 스캔의 존재 이유다.</w:t>
       </w:r>
     </w:p>
     <w:bookmarkEnd w:id="51"/>
@@ -1667,6 +1691,12 @@
         <w:t xml:space="preserve"> </w:t>
       </w:r>
       <w:r>
+        <w:t xml:space="preserve">GET /v1/program-profiles/{id}/sbom</w:t>
+      </w:r>
+      <w:r>
+        <w:t xml:space="preserve"> </w:t>
+      </w:r>
+      <w:r>
         <w:t xml:space="preserve">POST /v1/review-runs</w:t>
       </w:r>
       <w:r>
@@ -1686,6 +1716,12 @@
       </w:r>
       <w:r>
         <w:t xml:space="preserve">POST /v1/findings/{id}/decisions</w:t>
+      </w:r>
+      <w:r>
+        <w:t xml:space="preserve"> </w:t>
+      </w:r>
+      <w:r>
+        <w:t xml:space="preserve">POST /v1/findings/{id}/cross-model-verify</w:t>
       </w:r>
     </w:p>
     <w:bookmarkEnd w:id="55"/>
@@ -1709,6 +1745,12 @@
         <w:t xml:space="preserve"> </w:t>
       </w:r>
       <w:r>
+        <w:t xml:space="preserve">GET /v1/verification-runs/{id}/mutation-score</w:t>
+      </w:r>
+      <w:r>
+        <w:t xml:space="preserve"> </w:t>
+      </w:r>
+      <w:r>
         <w:t xml:space="preserve">POST /v1/improvement-requests</w:t>
       </w:r>
       <w:r>
@@ -1721,6 +1763,12 @@
         <w:t xml:space="preserve"> </w:t>
       </w:r>
       <w:r>
+        <w:t xml:space="preserve">GET /v1/patch-runs/{id}/blast-radius</w:t>
+      </w:r>
+      <w:r>
+        <w:t xml:space="preserve"> </w:t>
+      </w:r>
+      <w:r>
         <w:t xml:space="preserve">POST /v1/patch-runs/{id}/approve</w:t>
       </w:r>
       <w:r>
@@ -1728,6 +1776,12 @@
       </w:r>
       <w:r>
         <w:t xml:space="preserve">POST /v1/patch-runs/{id}/reverify</w:t>
+      </w:r>
+      <w:r>
+        <w:t xml:space="preserve"> </w:t>
+      </w:r>
+      <w:r>
+        <w:t xml:space="preserve">GET /v1/patch-runs/{id}/behavior-diff</w:t>
       </w:r>
     </w:p>
     <w:bookmarkEnd w:id="56"/>
@@ -2039,6 +2093,42 @@
       </w:pPr>
       <w:r>
         <w:t xml:space="preserve">NotificationSent, NotificationFailed, NotificationSuppressed(Opt-in 없음)</w:t>
+      </w:r>
+    </w:p>
+    <w:p>
+      <w:pPr>
+        <w:numPr>
+          <w:ilvl w:val="0"/>
+          <w:numId w:val="1009"/>
+        </w:numPr>
+        <w:pStyle w:val="Compact"/>
+      </w:pPr>
+      <w:r>
+        <w:t xml:space="preserve">MutationTestCompleted, BlastRadiusComputed, BehaviorDiffCompleted, SBOMGenerated</w:t>
+      </w:r>
+    </w:p>
+    <w:p>
+      <w:pPr>
+        <w:numPr>
+          <w:ilvl w:val="0"/>
+          <w:numId w:val="1009"/>
+        </w:numPr>
+        <w:pStyle w:val="Compact"/>
+      </w:pPr>
+      <w:r>
+        <w:t xml:space="preserve">CrossModelVerificationRequested, CrossModelVerificationDisagreed, SelfClaimMismatchDetected</w:t>
+      </w:r>
+    </w:p>
+    <w:p>
+      <w:pPr>
+        <w:numPr>
+          <w:ilvl w:val="0"/>
+          <w:numId w:val="1009"/>
+        </w:numPr>
+        <w:pStyle w:val="Compact"/>
+      </w:pPr>
+      <w:r>
+        <w:t xml:space="preserve">ComponentContractBreakingChange, CrossProgramImpactDetected</w:t>
       </w:r>
     </w:p>
     <w:p>

--- a/docs/master/doc/04_ARCHITECTURE_DATA_API_OLICENSE.docx
+++ b/docs/master/doc/04_ARCHITECTURE_DATA_API_OLICENSE.docx
@@ -10,7 +10,7 @@
         <w:t xml:space="preserve">04_ARCHITECTURE_DATA_API_OLICENSE</w:t>
       </w:r>
     </w:p>
-    <w:bookmarkStart w:id="70" w:name="onsure-아키텍처데이터apiolicense-상세설계"/>
+    <w:bookmarkStart w:id="71" w:name="onsure-아키텍처데이터apiolicense-상세설계"/>
     <w:p>
       <w:pPr>
         <w:pStyle w:val="Heading1"/>
@@ -867,6 +867,18 @@
         <w:pStyle w:val="Compact"/>
       </w:pPr>
       <w:r>
+        <w:t xml:space="preserve">RollbackVerificationReceipt, ConfidenceCalibrationReport, ReviewerAccuracyScore, AIConfigDriftReport, PeerBenchmark</w:t>
+      </w:r>
+    </w:p>
+    <w:p>
+      <w:pPr>
+        <w:numPr>
+          <w:ilvl w:val="0"/>
+          <w:numId w:val="1006"/>
+        </w:numPr>
+        <w:pStyle w:val="Compact"/>
+      </w:pPr>
+      <w:r>
         <w:t xml:space="preserve">ServiceCase, CaseScope, CaseRevision</w:t>
       </w:r>
     </w:p>
@@ -1306,7 +1318,7 @@
         </w:r>
       </w:hyperlink>
       <w:r>
-        <w:t xml:space="preserve">의 Worktree/Branch 원칙에 따라 Main과 분리된 상태로만 존재한다. DRY_RUN 단계는 실제 코드 변경 없이 영향받는 파일·Component·의존 Program을 BlastRadiusReport로 산출하며, 사용자가 DRY_RUN_REVIEWED로 승인해야 RUNNING으로 진행한다. SUCCEEDED 이후 REGRESSION_PENDING에서는 기능 회귀뿐 아니라 BehaviorDiffReport(무관 기능 동작 Diff, 성능 지표 변화)를 함께 산출하며, 이 리포트에 임계치를 초과하는 변화가 있으면 자동으로 REGRESSION_FAILED로 판정한다.</w:t>
+        <w:t xml:space="preserve">의 Worktree/Branch 원칙에 따라 Main과 분리된 상태로만 존재한다. DRY_RUN 단계는 실제 코드 변경 없이 영향받는 파일·Component·의존 Program을 BlastRadiusReport로 산출하며, 사용자가 DRY_RUN_REVIEWED로 승인해야 RUNNING으로 진행한다. SUCCEEDED 이후 REGRESSION_PENDING에서는 기능 회귀뿐 아니라 BehaviorDiffReport(무관 기능 동작 Diff, 성능 지표 변화)를 함께 산출하며, 이 리포트에 임계치를 초과하는 변화가 있으면 자동으로 REGRESSION_FAILED로 판정한다. ROLLED_BACK으로 전이할 때는 RollbackVerificationReceipt로 대상 Baseline이 직전 정상 상태와 실제로 동일한지 확인하며, 불일치 시 ROLLED_BACK을 확정하지 않고 Critical Incident로 승격한다.</w:t>
       </w:r>
     </w:p>
     <w:bookmarkEnd w:id="45"/>
@@ -1584,7 +1596,7 @@
       </w:r>
     </w:p>
     <w:bookmarkEnd w:id="53"/>
-    <w:bookmarkStart w:id="61" w:name="주요-api"/>
+    <w:bookmarkStart w:id="62" w:name="주요-api"/>
     <w:p>
       <w:pPr>
         <w:pStyle w:val="Heading2"/>
@@ -1819,14 +1831,62 @@
       <w:r>
         <w:t xml:space="preserve">GET /v1/programs/{programId}/risk-score</w:t>
       </w:r>
+      <w:r>
+        <w:t xml:space="preserve"> </w:t>
+      </w:r>
+      <w:r>
+        <w:t xml:space="preserve">GET /v1/programs/{programId}/risk-score/trend</w:t>
+      </w:r>
+      <w:r>
+        <w:t xml:space="preserve"> </w:t>
+      </w:r>
+      <w:r>
+        <w:t xml:space="preserve">GET /v1/programs/{programId}/benchmark</w:t>
+      </w:r>
     </w:p>
     <w:bookmarkEnd w:id="57"/>
-    <w:bookmarkStart w:id="58" w:name="policy-pack"/>
+    <w:bookmarkStart w:id="58" w:name="quality-assurance"/>
     <w:p>
       <w:pPr>
         <w:pStyle w:val="Heading3"/>
       </w:pPr>
       <w:r>
+        <w:t xml:space="preserve">Quality Assurance</w:t>
+      </w:r>
+    </w:p>
+    <w:p>
+      <w:pPr>
+        <w:pStyle w:val="FirstParagraph"/>
+      </w:pPr>
+      <w:r>
+        <w:t xml:space="preserve">POST /v1/patch-runs/{id}/rollback-verify</w:t>
+      </w:r>
+      <w:r>
+        <w:t xml:space="preserve"> </w:t>
+      </w:r>
+      <w:r>
+        <w:t xml:space="preserve">GET /v1/review-runs/confidence-calibration</w:t>
+      </w:r>
+      <w:r>
+        <w:t xml:space="preserve"> </w:t>
+      </w:r>
+      <w:r>
+        <w:t xml:space="preserve">GET /v1/reviewers/{reviewerId}/accuracy</w:t>
+      </w:r>
+      <w:r>
+        <w:t xml:space="preserve"> </w:t>
+      </w:r>
+      <w:r>
+        <w:t xml:space="preserve">GET /v1/program-profiles/{id}/ai-config-drift</w:t>
+      </w:r>
+    </w:p>
+    <w:bookmarkEnd w:id="58"/>
+    <w:bookmarkStart w:id="59" w:name="policy-pack"/>
+    <w:p>
+      <w:pPr>
+        <w:pStyle w:val="Heading3"/>
+      </w:pPr>
+      <w:r>
         <w:t xml:space="preserve">Policy Pack</w:t>
       </w:r>
     </w:p>
@@ -1850,8 +1910,8 @@
         <w:t xml:space="preserve">GET /v1/policy-packs/{id}/versions/{versionId}</w:t>
       </w:r>
     </w:p>
-    <w:bookmarkEnd w:id="58"/>
-    <w:bookmarkStart w:id="59" w:name="knowledge-and-recursive-learning"/>
+    <w:bookmarkEnd w:id="59"/>
+    <w:bookmarkStart w:id="60" w:name="knowledge-and-recursive-learning"/>
     <w:p>
       <w:pPr>
         <w:pStyle w:val="Heading3"/>
@@ -1898,8 +1958,8 @@
         <w:t xml:space="preserve">POST /v1/missed-findings/{id}/promote</w:t>
       </w:r>
     </w:p>
-    <w:bookmarkEnd w:id="59"/>
-    <w:bookmarkStart w:id="60" w:name="license"/>
+    <w:bookmarkEnd w:id="60"/>
+    <w:bookmarkStart w:id="61" w:name="license"/>
     <w:p>
       <w:pPr>
         <w:pStyle w:val="Heading3"/>
@@ -1964,9 +2024,9 @@
         <w:t xml:space="preserve">GET /v1/license/jwks</w:t>
       </w:r>
     </w:p>
-    <w:bookmarkEnd w:id="60"/>
     <w:bookmarkEnd w:id="61"/>
-    <w:bookmarkStart w:id="62" w:name="event-계약"/>
+    <w:bookmarkEnd w:id="62"/>
+    <w:bookmarkStart w:id="63" w:name="event-계약"/>
     <w:p>
       <w:pPr>
         <w:pStyle w:val="Heading2"/>
@@ -2133,14 +2193,38 @@
     </w:p>
     <w:p>
       <w:pPr>
+        <w:numPr>
+          <w:ilvl w:val="0"/>
+          <w:numId w:val="1009"/>
+        </w:numPr>
+        <w:pStyle w:val="Compact"/>
+      </w:pPr>
+      <w:r>
+        <w:t xml:space="preserve">RollbackVerified, RollbackVerificationFailed</w:t>
+      </w:r>
+    </w:p>
+    <w:p>
+      <w:pPr>
+        <w:numPr>
+          <w:ilvl w:val="0"/>
+          <w:numId w:val="1009"/>
+        </w:numPr>
+        <w:pStyle w:val="Compact"/>
+      </w:pPr>
+      <w:r>
+        <w:t xml:space="preserve">ConfidenceCalibrationDrifted, ReviewerAccuracyBelowThreshold, AIConfigDriftDetected</w:t>
+      </w:r>
+    </w:p>
+    <w:p>
+      <w:pPr>
         <w:pStyle w:val="FirstParagraph"/>
       </w:pPr>
       <w:r>
         <w:t xml:space="preserve">이벤트는 event_id, occurred_at, producer, schema_version, organization_id, correlation_id, causation_id를 포함한다.</w:t>
       </w:r>
     </w:p>
-    <w:bookmarkEnd w:id="62"/>
-    <w:bookmarkStart w:id="63" w:name="olicense-책임과-경계"/>
+    <w:bookmarkEnd w:id="63"/>
+    <w:bookmarkStart w:id="64" w:name="olicense-책임과-경계"/>
     <w:p>
       <w:pPr>
         <w:pStyle w:val="Heading2"/>
@@ -2213,8 +2297,8 @@
         <w:t xml:space="preserve">ONSure는 Validate, Activate, Reserve, Commit, Release, Report를 수행하며 발급·가격·한도 변경 권한을 갖지 않는다.</w:t>
       </w:r>
     </w:p>
-    <w:bookmarkEnd w:id="63"/>
-    <w:bookmarkStart w:id="64" w:name="license-token-필드"/>
+    <w:bookmarkEnd w:id="64"/>
+    <w:bookmarkStart w:id="65" w:name="license-token-필드"/>
     <w:p>
       <w:pPr>
         <w:pStyle w:val="Heading2"/>
@@ -2403,8 +2487,8 @@
         <w:t xml:space="preserve">key_id, signature</w:t>
       </w:r>
     </w:p>
-    <w:bookmarkEnd w:id="64"/>
-    <w:bookmarkStart w:id="65" w:name="offline-정책"/>
+    <w:bookmarkEnd w:id="65"/>
+    <w:bookmarkStart w:id="66" w:name="offline-정책"/>
     <w:p>
       <w:pPr>
         <w:pStyle w:val="Heading2"/>
@@ -2473,8 +2557,8 @@
         <w:t xml:space="preserve">Reconnect 시 Usage 동기화와 중복 방지</w:t>
       </w:r>
     </w:p>
-    <w:bookmarkEnd w:id="65"/>
-    <w:bookmarkStart w:id="66" w:name="보안-설계"/>
+    <w:bookmarkEnd w:id="66"/>
+    <w:bookmarkStart w:id="67" w:name="보안-설계"/>
     <w:p>
       <w:pPr>
         <w:pStyle w:val="Heading2"/>
@@ -2579,8 +2663,8 @@
         <w:t xml:space="preserve">Tenant Key 또는 Enterprise 전용 Key 옵션</w:t>
       </w:r>
     </w:p>
-    <w:bookmarkEnd w:id="66"/>
-    <w:bookmarkStart w:id="68" w:name="규제산업-컴플라이언스-설계"/>
+    <w:bookmarkEnd w:id="67"/>
+    <w:bookmarkStart w:id="69" w:name="규제산업-컴플라이언스-설계"/>
     <w:p>
       <w:pPr>
         <w:pStyle w:val="Heading2"/>
@@ -2643,7 +2727,7 @@
       <w:r>
         <w:t xml:space="preserve">금융권: 망분리 환경 대응은 On-premises/Air-gapped 배포 모델(</w:t>
       </w:r>
-      <w:hyperlink r:id="rId67">
+      <w:hyperlink r:id="rId68">
         <w:r>
           <w:rPr>
             <w:rStyle w:val="Hyperlink"/>
@@ -2679,8 +2763,8 @@
         <w:t xml:space="preserve">이 절의 요건은 Enterprise Edition Feature Gate로 관리하며 일반 Plan에는 기본 보안 설계(위 12절)만 적용한다</w:t>
       </w:r>
     </w:p>
-    <w:bookmarkEnd w:id="68"/>
-    <w:bookmarkStart w:id="69" w:name="보존과-삭제"/>
+    <w:bookmarkEnd w:id="69"/>
+    <w:bookmarkStart w:id="70" w:name="보존과-삭제"/>
     <w:p>
       <w:pPr>
         <w:pStyle w:val="Heading2"/>
@@ -2705,8 +2789,8 @@
         <w:t xml:space="preserve">Legal Hold는 Security Auditor 또는 Customer Owner의 명시적 요청과 ONSure Operator의 승인으로만 설정·해제하며(단독 설정 불가), 대상 Case/Evidence ID, 사유, 요청자, 예상 해제일을 기록한다. Legal Hold가 설정된 대상은 삭제 SLA 계산에서 제외하되 해제 즉시 원래 Retention 정책을 재적용한다. 규제산업 계약의 장기 보존 요구가 일반 삭제 SLA와 충돌하는 경우 계약서의 보존기간을 우선한다.</w:t>
       </w:r>
     </w:p>
-    <w:bookmarkEnd w:id="69"/>
     <w:bookmarkEnd w:id="70"/>
+    <w:bookmarkEnd w:id="71"/>
     <w:sectPr/>
   </w:body>
 </w:document>

--- a/docs/master/doc/04_ARCHITECTURE_DATA_API_OLICENSE.docx
+++ b/docs/master/doc/04_ARCHITECTURE_DATA_API_OLICENSE.docx
@@ -1339,6 +1339,14 @@
         <w:t xml:space="preserve">RESERVED → COMMITTED 또는 RELEASED; Timeout 시 자동 RELEASED</w:t>
       </w:r>
     </w:p>
+    <w:p>
+      <w:pPr>
+        <w:pStyle w:val="BodyText"/>
+      </w:pPr>
+      <w:r>
+        <w:t xml:space="preserve">실행 도중 CreditReservation이 소진되면 진행 중인 Review/Verification은 안전한 Checkpoint(현재 Scenario/Finding 처리 완료 시점)까지만 진행한 뒤 ServiceCase를 BLOCKED로 전이한다. 이미 산출된 부분 결과는 NON_FINAL Evidence로 보존하며 폐기하지 않는다. 고객이 추가 Credit을 승인하면 Checkpoint부터 Resume하고, 미승인 상태가 계약된 유예기간을 넘기면 CANCELLED로 전이한다.</w:t>
+      </w:r>
+    </w:p>
     <w:bookmarkEnd w:id="46"/>
     <w:bookmarkStart w:id="47" w:name="caserevision"/>
     <w:p>
@@ -2068,7 +2076,7 @@
         <w:pStyle w:val="Compact"/>
       </w:pPr>
       <w:r>
-        <w:t xml:space="preserve">CreditReserved, CreditCommitted, CreditReleased</w:t>
+        <w:t xml:space="preserve">CreditReserved, CreditCommitted, CreditReleased, CreditExhaustedMidRun</w:t>
       </w:r>
     </w:p>
     <w:p>

--- a/docs/master/doc/04_ARCHITECTURE_DATA_API_OLICENSE.docx
+++ b/docs/master/doc/04_ARCHITECTURE_DATA_API_OLICENSE.docx
@@ -879,6 +879,18 @@
         <w:pStyle w:val="Compact"/>
       </w:pPr>
       <w:r>
+        <w:t xml:space="preserve">CoverageReport(schema_version 결속)</w:t>
+      </w:r>
+    </w:p>
+    <w:p>
+      <w:pPr>
+        <w:numPr>
+          <w:ilvl w:val="0"/>
+          <w:numId w:val="1006"/>
+        </w:numPr>
+        <w:pStyle w:val="Compact"/>
+      </w:pPr>
+      <w:r>
         <w:t xml:space="preserve">ServiceCase, CaseScope, CaseRevision</w:t>
       </w:r>
     </w:p>
@@ -1682,6 +1694,12 @@
       </w:r>
       <w:r>
         <w:t xml:space="preserve">GET /v1/cases/{caseId}/deliveries</w:t>
+      </w:r>
+      <w:r>
+        <w:t xml:space="preserve"> </w:t>
+      </w:r>
+      <w:r>
+        <w:t xml:space="preserve">GET /v1/cases/{caseId}/coverage-report</w:t>
       </w:r>
     </w:p>
     <w:bookmarkEnd w:id="54"/>

--- a/docs/master/doc/04_ARCHITECTURE_DATA_API_OLICENSE.docx
+++ b/docs/master/doc/04_ARCHITECTURE_DATA_API_OLICENSE.docx
@@ -891,6 +891,18 @@
         <w:pStyle w:val="Compact"/>
       </w:pPr>
       <w:r>
+        <w:t xml:space="preserve">AcceptanceCertificate, ExternalAcceptorGrant</w:t>
+      </w:r>
+    </w:p>
+    <w:p>
+      <w:pPr>
+        <w:numPr>
+          <w:ilvl w:val="0"/>
+          <w:numId w:val="1006"/>
+        </w:numPr>
+        <w:pStyle w:val="Compact"/>
+      </w:pPr>
+      <w:r>
         <w:t xml:space="preserve">ServiceCase, CaseScope, CaseRevision</w:t>
       </w:r>
     </w:p>
@@ -1701,6 +1713,24 @@
       <w:r>
         <w:t xml:space="preserve">GET /v1/cases/{caseId}/coverage-report</w:t>
       </w:r>
+      <w:r>
+        <w:t xml:space="preserve"> </w:t>
+      </w:r>
+      <w:r>
+        <w:t xml:space="preserve">POST /v1/cases/{caseId}/acceptance-certificates</w:t>
+      </w:r>
+      <w:r>
+        <w:t xml:space="preserve"> </w:t>
+      </w:r>
+      <w:r>
+        <w:t xml:space="preserve">POST /v1/cases/{caseId}/external-acceptors</w:t>
+      </w:r>
+      <w:r>
+        <w:t xml:space="preserve"> </w:t>
+      </w:r>
+      <w:r>
+        <w:t xml:space="preserve">GET /v1/certificates/{certId}/verify(인증 불필요 — §6 API 인증 원칙의 유일한 예외. 서명 유효성과 발급 사실만 반환하며 Finding 상세·소스는 노출하지 않는다)</w:t>
+      </w:r>
     </w:p>
     <w:bookmarkEnd w:id="54"/>
     <w:bookmarkStart w:id="55" w:name="learning-and-review"/>
@@ -2239,6 +2269,18 @@
       </w:pPr>
       <w:r>
         <w:t xml:space="preserve">ConfidenceCalibrationDrifted, ReviewerAccuracyBelowThreshold, AIConfigDriftDetected</w:t>
+      </w:r>
+    </w:p>
+    <w:p>
+      <w:pPr>
+        <w:numPr>
+          <w:ilvl w:val="0"/>
+          <w:numId w:val="1009"/>
+        </w:numPr>
+        <w:pStyle w:val="Compact"/>
+      </w:pPr>
+      <w:r>
+        <w:t xml:space="preserve">AcceptanceCertificateIssued, AcceptanceCertificateRevoked, ExternalAcceptorGranted</w:t>
       </w:r>
     </w:p>
     <w:p>

--- a/docs/master/doc/04_ARCHITECTURE_DATA_API_OLICENSE.docx
+++ b/docs/master/doc/04_ARCHITECTURE_DATA_API_OLICENSE.docx
@@ -892,6 +892,18 @@
       </w:pPr>
       <w:r>
         <w:t xml:space="preserve">AcceptanceCertificate, ExternalAcceptorGrant</w:t>
+      </w:r>
+    </w:p>
+    <w:p>
+      <w:pPr>
+        <w:numPr>
+          <w:ilvl w:val="0"/>
+          <w:numId w:val="1006"/>
+        </w:numPr>
+        <w:pStyle w:val="Compact"/>
+      </w:pPr>
+      <w:r>
+        <w:t xml:space="preserve">ReproducibilityAuditSample</w:t>
       </w:r>
     </w:p>
     <w:p>

--- a/docs/master/doc/04_ARCHITECTURE_DATA_API_OLICENSE.docx
+++ b/docs/master/doc/04_ARCHITECTURE_DATA_API_OLICENSE.docx
@@ -1078,6 +1078,14 @@
         <w:pStyle w:val="BodyText"/>
       </w:pPr>
       <w:r>
+        <w:t xml:space="preserve">BLOCKED은 사유(License 미해결, Credit 소진, Legal Hold, Operator 개입 필요 등)를 blocked_reason으로 구분해 기록하며, 사유가 해소되면 BLOCKED 진입 직전 단계로 복귀한다. SUSPENDED는 License가 LicenseSuspended(결제 분쟁·정책 위반 등)로 전이될 때만 진입하며, License가 재활성화(LicenseIssued 재발급 또는 분쟁 해소)되면 SUSPENDED 진입 직전 단계로 복귀한다. CANCELLED, EXPIRED, REFUNDED는 종결 상태이며 재진입 없이 CaseRevision으로만 후속 조치한다.</w:t>
+      </w:r>
+    </w:p>
+    <w:p>
+      <w:pPr>
+        <w:pStyle w:val="BodyText"/>
+      </w:pPr>
+      <w:r>
         <w:t xml:space="preserve">LEARNING, REVIEW_REQUIRED, VERIFYING는 각각 독립 상태이며 순서는</w:t>
       </w:r>
       <w:r>
@@ -1354,7 +1362,7 @@
         </w:r>
       </w:hyperlink>
       <w:r>
-        <w:t xml:space="preserve">의 Worktree/Branch 원칙에 따라 Main과 분리된 상태로만 존재한다. DRY_RUN 단계는 실제 코드 변경 없이 영향받는 파일·Component·의존 Program을 BlastRadiusReport로 산출하며, 사용자가 DRY_RUN_REVIEWED로 승인해야 RUNNING으로 진행한다. SUCCEEDED 이후 REGRESSION_PENDING에서는 기능 회귀뿐 아니라 BehaviorDiffReport(무관 기능 동작 Diff, 성능 지표 변화)를 함께 산출하며, 이 리포트에 임계치를 초과하는 변화가 있으면 자동으로 REGRESSION_FAILED로 판정한다. ROLLED_BACK으로 전이할 때는 RollbackVerificationReceipt로 대상 Baseline이 직전 정상 상태와 실제로 동일한지 확인하며, 불일치 시 ROLLED_BACK을 확정하지 않고 Critical Incident로 승격한다.</w:t>
+        <w:t xml:space="preserve">의 Worktree/Branch 원칙에 따라 Main과 분리된 상태로만 존재한다. REGRESSION_FAILED는 기존 PatchRun을 재사용해 재시도하지 않고 새 PatchRun 인스턴스를 생성해 ImprovementRequest의 PATCH_IN_PROGRESS로 되돌아가며, 실패한 PatchRun 자체는 이력으로 보존한다(재시도 상한은 ExecutionPlan의 Stop Condition). DRY_RUN 단계는 실제 코드 변경 없이 영향받는 파일·Component·의존 Program을 BlastRadiusReport로 산출하며, 사용자가 DRY_RUN_REVIEWED로 승인해야 RUNNING으로 진행한다. SUCCEEDED 이후 REGRESSION_PENDING에서는 기능 회귀뿐 아니라 BehaviorDiffReport(무관 기능 동작 Diff, 성능 지표 변화)를 함께 산출하며, 이 리포트에 임계치를 초과하는 변화가 있으면 자동으로 REGRESSION_FAILED로 판정한다. ROLLED_BACK으로 전이할 때는 RollbackVerificationReceipt로 대상 Baseline이 직전 정상 상태와 실제로 동일한지 확인하며, 불일치 시 ROLLED_BACK을 확정하지 않고 Critical Incident로 승격한다.</w:t>
       </w:r>
     </w:p>
     <w:bookmarkEnd w:id="45"/>
@@ -1497,7 +1505,7 @@
         <w:t xml:space="preserve"> </w:t>
       </w:r>
       <w:r>
-        <w:t xml:space="preserve">OMemory 절의 재귀학습 루프에서 전체 Golden Fixture Regression을 통과한 뒤에만 도달한다. CAPABILITY_UPDATED에서 REGRESSION_VALIDATED로 가지 못하고 반복 실패하면 INSUFFICIENT_EVIDENCE로 격리하고 Human Review로 넘긴다.</w:t>
+        <w:t xml:space="preserve">OMemory 절의 재귀학습 루프에서 전체 Golden Fixture Regression을 통과한 뒤에만 도달한다. CAPABILITY_UPDATED에서 REGRESSION_VALIDATED로 가지 못하고 반복 실패하면 INSUFFICIENT_EVIDENCE로 격리하고 Human Review로 넘긴다. Human Review가 새 RCA 근거나 대안 Rule 개정안을 제시하면 RCA_DONE으로 재진입하고, 근본적으로 탐지 불가능하다고 판단되면 REJECTED로 종결한다.</w:t>
       </w:r>
     </w:p>
     <w:bookmarkEnd w:id="50"/>
@@ -1529,7 +1537,7 @@
         <w:pStyle w:val="BodyText"/>
       </w:pPr>
       <w:r>
-        <w:t xml:space="preserve">BREAKING_CHANGE_FLAGGED는 Architecture Review에서 최상위 우선순위 Finding으로 승격된다. Provided Interface가 변경되면 같은 System 내 이 Interface를 Required Interface로 선언한 모든 다른 Program을 ReuseLink로 역조회해 Cross-Program Impact Scan을 수행하고, 영향받는 각 Program에 별도 Finding을 생성한다(원 변경 Program의 Review 통과와 무관하게 독립 판정). Program 간 저장소가 분리되어 있어 개별 CI에서는 이 영향을 알 수 없다는 점이 이 스캔의 존재 이유다.</w:t>
+        <w:t xml:space="preserve">BREAKING_CHANGE_FLAGGED는 Architecture Review에서 최상위 우선순위 Finding으로 승격된다. Finding이 CLOSED되면(변경 철회 또는 영향받는 모든 Program의 대응 완료) ACTIVE로 복귀하고, 변경이 의도된 것으로 승인되면 새 ComponentVersion과 함께 ACTIVE로 확정되며 이전 버전은 SUPERSEDED로 전이한다. Provided Interface가 변경되면 같은 System 내 이 Interface를 Required Interface로 선언한 모든 다른 Program을 ReuseLink로 역조회해 Cross-Program Impact Scan을 수행하고, 영향받는 각 Program에 별도 Finding을 생성한다(원 변경 Program의 Review 통과와 무관하게 독립 판정). Program 간 저장소가 분리되어 있어 개별 CI에서는 이 영향을 알 수 없다는 점이 이 스캔의 존재 이유다.</w:t>
       </w:r>
     </w:p>
     <w:bookmarkEnd w:id="51"/>

--- a/docs/master/doc/04_ARCHITECTURE_DATA_API_OLICENSE.docx
+++ b/docs/master/doc/04_ARCHITECTURE_DATA_API_OLICENSE.docx
@@ -2837,6 +2837,18 @@
       </w:pPr>
       <w:r>
         <w:t xml:space="preserve">공공·의료: 고객별 별도 감사 로그 보존기간과 제3자 접근이력 조회 기능</w:t>
+      </w:r>
+    </w:p>
+    <w:p>
+      <w:pPr>
+        <w:numPr>
+          <w:ilvl w:val="0"/>
+          <w:numId w:val="1013"/>
+        </w:numPr>
+        <w:pStyle w:val="Compact"/>
+      </w:pPr>
+      <w:r>
+        <w:t xml:space="preserve">규제 프레임워크 버전관리: NIST, ISO, OWASP, MITRE, 금융권 MRM(Model Risk Management) 등 외부 규제·표준 프레임워크를 버전 단위로 등록하고 PolicyPack에 매핑하며, 프레임워크 개정 시 영향받는 정책과 재검증 대상을 추적한다(Compliance Officer 승인 필요)</w:t>
       </w:r>
     </w:p>
     <w:p>

--- a/docs/master/doc/04_ARCHITECTURE_DATA_API_OLICENSE.docx
+++ b/docs/master/doc/04_ARCHITECTURE_DATA_API_OLICENSE.docx
@@ -10,7 +10,7 @@
         <w:t xml:space="preserve">04_ARCHITECTURE_DATA_API_OLICENSE</w:t>
       </w:r>
     </w:p>
-    <w:bookmarkStart w:id="71" w:name="onsure-아키텍처데이터apiolicense-상세설계"/>
+    <w:bookmarkStart w:id="67" w:name="onsure-아키텍처데이터apiolicense-상세설계"/>
     <w:p>
       <w:pPr>
         <w:pStyle w:val="Heading1"/>
@@ -1039,7 +1039,7 @@
       </w:r>
     </w:p>
     <w:bookmarkEnd w:id="36"/>
-    <w:bookmarkStart w:id="52" w:name="상태-모델"/>
+    <w:bookmarkStart w:id="48" w:name="상태-모델"/>
     <w:p>
       <w:pPr>
         <w:pStyle w:val="Heading2"/>
@@ -1048,45 +1048,36 @@
         <w:t xml:space="preserve">5. 상태 모델</w:t>
       </w:r>
     </w:p>
-    <w:bookmarkStart w:id="38" w:name="servicecase"/>
-    <w:p>
-      <w:pPr>
-        <w:pStyle w:val="Heading3"/>
-      </w:pPr>
-      <w:r>
-        <w:t xml:space="preserve">ServiceCase</w:t>
-      </w:r>
-    </w:p>
     <w:p>
       <w:pPr>
         <w:pStyle w:val="FirstParagraph"/>
       </w:pPr>
       <w:r>
-        <w:t xml:space="preserve">DRAFT → PREFLIGHT → QUOTED → PAYMENT_PENDING → LICENSE_PENDING → READY → [LEARNING] → [REVIEW_REQUIRED] → [VERIFYING] → IMPROVEMENT_OPTIONAL → DELIVERING → COMPLETED</w:t>
-      </w:r>
-    </w:p>
-    <w:p>
-      <w:pPr>
-        <w:pStyle w:val="BodyText"/>
-      </w:pPr>
-      <w:r>
-        <w:t xml:space="preserve">예외: BLOCKED, SUSPENDED, CANCELLED, EXPIRED, REFUNDED</w:t>
-      </w:r>
-    </w:p>
-    <w:p>
-      <w:pPr>
-        <w:pStyle w:val="BodyText"/>
-      </w:pPr>
-      <w:r>
-        <w:t xml:space="preserve">BLOCKED은 사유(License 미해결, Credit 소진, Legal Hold, Operator 개입 필요 등)를 blocked_reason으로 구분해 기록하며, 사유가 해소되면 BLOCKED 진입 직전 단계로 복귀한다. SUSPENDED는 License가 LicenseSuspended(결제 분쟁·정책 위반 등)로 전이될 때만 진입하며, License가 재활성화(LicenseIssued 재발급 또는 분쟁 해소)되면 SUSPENDED 진입 직전 단계로 복귀한다. CANCELLED, EXPIRED, REFUNDED는 종결 상태이며 재진입 없이 CaseRevision으로만 후속 조치한다.</w:t>
-      </w:r>
-    </w:p>
-    <w:p>
-      <w:pPr>
-        <w:pStyle w:val="BodyText"/>
-      </w:pPr>
-      <w:r>
-        <w:t xml:space="preserve">LEARNING, REVIEW_REQUIRED, VERIFYING는 각각 독립 상태이며 순서는</w:t>
+        <w:t xml:space="preserve">이 절의 상태값은 실제 커밋된</w:t>
+      </w:r>
+      <w:r>
+        <w:t xml:space="preserve"> </w:t>
+      </w:r>
+      <w:r>
+        <w:rPr>
+          <w:rStyle w:val="VerbatimChar"/>
+        </w:rPr>
+        <w:t xml:space="preserve">contracts/*.schema.json</w:t>
+      </w:r>
+      <w:r>
+        <w:t xml:space="preserve">과</w:t>
+      </w:r>
+      <w:r>
+        <w:t xml:space="preserve"> </w:t>
+      </w:r>
+      <w:r>
+        <w:rPr>
+          <w:rStyle w:val="VerbatimChar"/>
+        </w:rPr>
+        <w:t xml:space="preserve">contracts/state-model-mapping.v1.json</w:t>
+      </w:r>
+      <w:r>
+        <w:t xml:space="preserve">을 1차 근거로 삼는다. 그 계약에 없는 이름은 이 설계서가 새로 제안하는 확장이며</w:t>
       </w:r>
       <w:r>
         <w:t xml:space="preserve"> </w:t>
@@ -1096,59 +1087,41 @@
           <w:rPr>
             <w:rStyle w:val="Hyperlink"/>
           </w:rPr>
-          <w:t xml:space="preserve">00_ONSURE_MASTER_DESIGN_SET.md</w:t>
+          <w:t xml:space="preserve">ONSURE_DESIGN_AUTHORITY_AND_SCOPE_v1.md §4</w:t>
         </w:r>
       </w:hyperlink>
       <w:r>
-        <w:t xml:space="preserve">의 Understand → Plan → Review → Verify 순서를 따른다. CaseScope에 포함된 상품에 따라 다음과 같이 조건부로 진입한다.</w:t>
-      </w:r>
-    </w:p>
-    <w:p>
-      <w:pPr>
-        <w:numPr>
-          <w:ilvl w:val="0"/>
-          <w:numId w:val="1007"/>
-        </w:numPr>
-        <w:pStyle w:val="Compact"/>
-      </w:pPr>
-      <w:r>
-        <w:t xml:space="preserve">Learn: READY → LEARNING → DELIVERING (REVIEW_REQUIRED, VERIFYING 생략)</w:t>
-      </w:r>
-    </w:p>
-    <w:p>
-      <w:pPr>
-        <w:numPr>
-          <w:ilvl w:val="0"/>
-          <w:numId w:val="1007"/>
-        </w:numPr>
-        <w:pStyle w:val="Compact"/>
-      </w:pPr>
-      <w:r>
-        <w:t xml:space="preserve">Verify: READY → VERIFYING → DELIVERING (LEARNING 생략, CaseScope에 결속된 기존 Baseline과 고객 제공 ScopeManifest를 구조 정보로 사용)</w:t>
-      </w:r>
-    </w:p>
-    <w:p>
-      <w:pPr>
-        <w:numPr>
-          <w:ilvl w:val="0"/>
-          <w:numId w:val="1007"/>
-        </w:numPr>
-        <w:pStyle w:val="Compact"/>
-      </w:pPr>
-      <w:r>
-        <w:t xml:space="preserve">Learn &amp; Verify: READY → LEARNING → REVIEW_REQUIRED → VERIFYING → IMPROVEMENT_OPTIONAL → DELIVERING</w:t>
-      </w:r>
-    </w:p>
-    <w:p>
-      <w:pPr>
-        <w:numPr>
-          <w:ilvl w:val="0"/>
-          <w:numId w:val="1007"/>
-        </w:numPr>
-        <w:pStyle w:val="Compact"/>
-      </w:pPr>
-      <w:r>
-        <w:t xml:space="preserve">Improve &amp; Re-verify: 아래 CaseRevision 참조</w:t>
+        <w:t xml:space="preserve">의</w:t>
+      </w:r>
+      <w:r>
+        <w:t xml:space="preserve"> </w:t>
+      </w:r>
+      <w:r>
+        <w:rPr>
+          <w:rStyle w:val="VerbatimChar"/>
+        </w:rPr>
+        <w:t xml:space="preserve">DESIGN_ONLY</w:t>
+      </w:r>
+      <w:r>
+        <w:t xml:space="preserve">로 표시한다. 필드 단위 상세는 이 문서가 아니라 해당 계약 파일을 원본으로 본다.</w:t>
+      </w:r>
+    </w:p>
+    <w:bookmarkStart w:id="39" w:name="Xdadb2664c16fe8979ee9d2c994f46a005a0e97a"/>
+    <w:p>
+      <w:pPr>
+        <w:pStyle w:val="Heading3"/>
+      </w:pPr>
+      <w:r>
+        <w:t xml:space="preserve">ServiceCase (상거래 계층) —</w:t>
+      </w:r>
+      <w:r>
+        <w:t xml:space="preserve"> </w:t>
+      </w:r>
+      <w:r>
+        <w:rPr>
+          <w:rStyle w:val="VerbatimChar"/>
+        </w:rPr>
+        <w:t xml:space="preserve">contracts/service-case-state.v1.schema.json</w:t>
       </w:r>
     </w:p>
     <w:p>
@@ -1156,21 +1129,102 @@
         <w:pStyle w:val="FirstParagraph"/>
       </w:pPr>
       <w:r>
-        <w:t xml:space="preserve">REVIEW_REQUIRED는 Learn 산출물(Program Profile) 또는 고객 제공 ScopeManifest 중 하나가 있어야 진입할 수 있다. Review Decision과 Verification Decision은</w:t>
-      </w:r>
-      <w:r>
-        <w:t xml:space="preserve"> </w:t>
-      </w:r>
-      <w:hyperlink r:id="rId37">
+        <w:t xml:space="preserve">PREFLIGHT_REQUIRED → PREFLIGHT_BLOCKED → QUOTE_READY → QUOTED → QUOTE_EXPIRED → PAYMENT_PENDING → PAYMENT_RECEIPT_RECORDED → PAYMENT_CONFIRMED → PAYMENT_REJECTED → IN_PROGRESS → DELIVERED_AWAITING_ACCEPTANCE → DELIVERY_ACCEPTED</w:t>
+      </w:r>
+    </w:p>
+    <w:p>
+      <w:pPr>
+        <w:pStyle w:val="BodyText"/>
+      </w:pPr>
+      <w:r>
+        <w:t xml:space="preserve">예외: REFUND_PENDING, REFUND_RECEIPT_RECORDED, REFUNDED, REFUND_REJECTED, CANCELLED, CLOSED</w:t>
+      </w:r>
+    </w:p>
+    <w:p>
+      <w:pPr>
+        <w:pStyle w:val="BodyText"/>
+      </w:pPr>
+      <w:r>
+        <w:t xml:space="preserve">ServiceCase는 계약상</w:t>
+      </w:r>
+      <w:r>
+        <w:t xml:space="preserve"> </w:t>
+      </w:r>
+      <w:r>
+        <w:rPr>
+          <w:rStyle w:val="VerbatimChar"/>
+        </w:rPr>
+        <w:t xml:space="preserve">final_claim_allowed: false</w:t>
+      </w:r>
+      <w:r>
+        <w:t xml:space="preserve">가 고정값이며,</w:t>
+      </w:r>
+      <w:r>
+        <w:t xml:space="preserve"> </w:t>
+      </w:r>
+      <w:r>
+        <w:rPr>
+          <w:rStyle w:val="VerbatimChar"/>
+        </w:rPr>
+        <w:t xml:space="preserve">legal_hold</w:t>
+      </w:r>
+      <w:r>
+        <w:t xml:space="preserve">/</w:t>
+      </w:r>
+      <w:r>
+        <w:rPr>
+          <w:rStyle w:val="VerbatimChar"/>
+        </w:rPr>
+        <w:t xml:space="preserve">legal_hold_reason</w:t>
+      </w:r>
+      <w:r>
+        <w:t xml:space="preserve">/</w:t>
+      </w:r>
+      <w:r>
+        <w:rPr>
+          <w:rStyle w:val="VerbatimChar"/>
+        </w:rPr>
+        <w:t xml:space="preserve">retention_state</w:t>
+      </w:r>
+      <w:r>
+        <w:t xml:space="preserve">(ACTIVE 또는 DELETED_SIGNED_EXTERNAL_VERIFICATION)를 필수 필드로 가진다. IN_PROGRESS는 커머스 계층에서 하나의 상태로만 존재하며, Learning/Review/Verification/Improvement의 세부 진행은 ServiceCase가 아니라 아래 실행 계층 상태기계가</w:t>
+      </w:r>
+      <w:r>
+        <w:t xml:space="preserve"> </w:t>
+      </w:r>
+      <w:r>
+        <w:rPr>
+          <w:rStyle w:val="VerbatimChar"/>
+        </w:rPr>
+        <w:t xml:space="preserve">target_reference</w:t>
+      </w:r>
+      <w:r>
+        <w:t xml:space="preserve">로 연결되어 독립적으로 추적한다 — 즉 상거래 상태와 기술실행 상태는 의도적으로 분리되어 있다(단일 거대 상태기계가 아님).</w:t>
+      </w:r>
+    </w:p>
+    <w:p>
+      <w:pPr>
+        <w:pStyle w:val="BodyText"/>
+      </w:pPr>
+      <w:r>
+        <w:t xml:space="preserve">QUOTED는 발급 후 14일간 유효하며(값은</w:t>
+      </w:r>
+      <w:r>
+        <w:t xml:space="preserve"> </w:t>
+      </w:r>
+      <w:hyperlink r:id="rId38">
         <w:r>
           <w:rPr>
             <w:rStyle w:val="Hyperlink"/>
           </w:rPr>
-          <w:t xml:space="preserve">00:57</w:t>
+          <w:t xml:space="preserve">08_REVIEW_CHECKLIST_OPEN_DECISIONS.md</w:t>
         </w:r>
       </w:hyperlink>
       <w:r>
-        <w:t xml:space="preserve">에 따라 서로 독립적으로 저장되며, VERIFYING 단계의 FAIL이 REVIEW_REQUIRED 단계의 APPROVE를 무효화하지 않는다.</w:t>
+        <w:t xml:space="preserve"> </w:t>
+      </w:r>
+      <w:r>
+        <w:t xml:space="preserve">A3 확인 전까지 DRAFT), 만료 전 결제되지 않으면 QUOTE_EXPIRED로 전이한다. Preflight 이후 대상 Repository 규모가 초기 예상 대비 20%를 초과해 변하면 재견적을 요구한다(같은 이유로 DRAFT).</w:t>
       </w:r>
     </w:p>
     <w:p>
@@ -1178,17 +1232,38 @@
         <w:pStyle w:val="BodyText"/>
       </w:pPr>
       <w:r>
-        <w:t xml:space="preserve">QUOTED 상태의 Quote는 발급 후 14일간 유효하며, 만료 전 결제되지 않으면 자동으로 EXPIRED로 전이하고 재견적이 필요하다. Preflight 이후 대상 Repository 규모가 초기 예상 대비 20%를 초과해 변하면 Quote를 무효화하고 재계산을 요구한다.</w:t>
-      </w:r>
-    </w:p>
-    <w:bookmarkEnd w:id="38"/>
-    <w:bookmarkStart w:id="39" w:name="reviewfinding"/>
+        <w:t xml:space="preserve">Learn/Verify/Learn&amp;Verify/Improve&amp;Reverify 4상품(01 §6)이 어떻게 IN_PROGRESS 하나의 상태 안에서 서로 다른 실행 계층 조합(아래 5개 상태기계 중 어느 것을 발동하는지)으로 구분되는지는 아직 계약으로 확정되지 않았다 —</w:t>
+      </w:r>
+      <w:r>
+        <w:t xml:space="preserve"> </w:t>
+      </w:r>
+      <w:r>
+        <w:rPr>
+          <w:rStyle w:val="VerbatimChar"/>
+        </w:rPr>
+        <w:t xml:space="preserve">DESIGN_ONLY</w:t>
+      </w:r>
+      <w:r>
+        <w:t xml:space="preserve">.</w:t>
+      </w:r>
+    </w:p>
+    <w:bookmarkEnd w:id="39"/>
+    <w:bookmarkStart w:id="41" w:name="X8f8b7c49fd263058e254b18586c77e300f7414a"/>
     <w:p>
       <w:pPr>
         <w:pStyle w:val="Heading3"/>
       </w:pPr>
       <w:r>
-        <w:t xml:space="preserve">ReviewFinding</w:t>
+        <w:t xml:space="preserve">실행 계층 5개 상태기계 —</w:t>
+      </w:r>
+      <w:r>
+        <w:t xml:space="preserve"> </w:t>
+      </w:r>
+      <w:r>
+        <w:rPr>
+          <w:rStyle w:val="VerbatimChar"/>
+        </w:rPr>
+        <w:t xml:space="preserve">contracts/state-model-mapping.v1.json</w:t>
       </w:r>
     </w:p>
     <w:p>
@@ -1196,45 +1271,428 @@
         <w:pStyle w:val="FirstParagraph"/>
       </w:pPr>
       <w:r>
-        <w:t xml:space="preserve">OPEN → ACKNOWLEDGED → FIX_PLANNED → FIXED → RE_REVIEWED → CLOSED</w:t>
-      </w:r>
-      <w:r>
-        <w:t xml:space="preserve"> </w:t>
-      </w:r>
-      <w:r>
-        <w:t xml:space="preserve">예외: ACCEPTED_RISK, FALSE_POSITIVE, DUPLICATE, WONT_FIX</w:t>
-      </w:r>
-    </w:p>
-    <w:bookmarkEnd w:id="39"/>
-    <w:bookmarkStart w:id="41" w:name="verificationfinding"/>
-    <w:p>
-      <w:pPr>
-        <w:pStyle w:val="Heading3"/>
-      </w:pPr>
-      <w:r>
-        <w:t xml:space="preserve">VerificationFinding</w:t>
-      </w:r>
-    </w:p>
-    <w:p>
-      <w:pPr>
-        <w:pStyle w:val="FirstParagraph"/>
-      </w:pPr>
-      <w:r>
-        <w:t xml:space="preserve">OPEN → CONFIRMED → RCA_CANDIDATE_LINKED → IMPROVEMENT_REQUESTED → RE_VERIFIED → CLOSED</w:t>
-      </w:r>
-      <w:r>
-        <w:t xml:space="preserve"> </w:t>
-      </w:r>
-      <w:r>
-        <w:t xml:space="preserve">예외: ACCEPTED_RISK, FALSE_POSITIVE, DUPLICATE, WONT_FIX, FLAKY_ISOLATED</w:t>
-      </w:r>
-    </w:p>
+        <w:t xml:space="preserve">ServiceCase의</w:t>
+      </w:r>
+      <w:r>
+        <w:t xml:space="preserve"> </w:t>
+      </w:r>
+      <w:r>
+        <w:rPr>
+          <w:rStyle w:val="VerbatimChar"/>
+        </w:rPr>
+        <w:t xml:space="preserve">target_reference</w:t>
+      </w:r>
+      <w:r>
+        <w:t xml:space="preserve">가 가리키는 대상에 대해 독립적으로 동작하며, Case 존재 여부와 무관하게(예: VS Code 구독의 지속적 실행) 재사용된다.</w:t>
+      </w:r>
+    </w:p>
+    <w:tbl>
+      <w:tblPr>
+        <w:tblStyle w:val="Table"/>
+        <w:tblW w:type="pct" w:w="5000"/>
+        <w:tblLook w:firstRow="1" w:lastRow="0" w:firstColumn="0" w:lastColumn="0" w:noHBand="0" w:noVBand="0" w:val="0020"/>
+        <w:jc w:val="start"/>
+      </w:tblPr>
+      <w:tblGrid>
+        <w:gridCol w:w="1980"/>
+        <w:gridCol w:w="1980"/>
+        <w:gridCol w:w="1980"/>
+        <w:gridCol w:w="1980"/>
+      </w:tblGrid>
+      <w:tr>
+        <w:trPr>
+          <w:tblHeader w:val="true"/>
+        </w:trPr>
+        <w:tc>
+          <w:tcPr/>
+          <w:p>
+            <w:pPr>
+              <w:pStyle w:val="Compact"/>
+              <w:jc w:val="left"/>
+            </w:pPr>
+            <w:r>
+              <w:t xml:space="preserve">상태기계</w:t>
+            </w:r>
+          </w:p>
+        </w:tc>
+        <w:tc>
+          <w:tcPr/>
+          <w:p>
+            <w:pPr>
+              <w:pStyle w:val="Compact"/>
+              <w:jc w:val="left"/>
+            </w:pPr>
+            <w:r>
+              <w:t xml:space="preserve">상태 흐름</w:t>
+            </w:r>
+          </w:p>
+        </w:tc>
+        <w:tc>
+          <w:tcPr/>
+          <w:p>
+            <w:pPr>
+              <w:pStyle w:val="Compact"/>
+              <w:jc w:val="left"/>
+            </w:pPr>
+            <w:r>
+              <w:t xml:space="preserve">종료 성공</w:t>
+            </w:r>
+          </w:p>
+        </w:tc>
+        <w:tc>
+          <w:tcPr/>
+          <w:p>
+            <w:pPr>
+              <w:pStyle w:val="Compact"/>
+              <w:jc w:val="left"/>
+            </w:pPr>
+            <w:r>
+              <w:t xml:space="preserve">대응 Design 개념</w:t>
+            </w:r>
+          </w:p>
+        </w:tc>
+      </w:tr>
+      <w:tr>
+        <w:tc>
+          <w:tcPr/>
+          <w:p>
+            <w:pPr>
+              <w:pStyle w:val="Compact"/>
+              <w:jc w:val="left"/>
+            </w:pPr>
+            <w:r>
+              <w:rPr>
+                <w:rStyle w:val="VerbatimChar"/>
+              </w:rPr>
+              <w:t xml:space="preserve">program_profile</w:t>
+            </w:r>
+          </w:p>
+        </w:tc>
+        <w:tc>
+          <w:tcPr/>
+          <w:p>
+            <w:pPr>
+              <w:pStyle w:val="Compact"/>
+              <w:jc w:val="left"/>
+            </w:pPr>
+            <w:r>
+              <w:t xml:space="preserve">UNREGISTERED→REGISTERED→INTAKE_READY→LEARNING→PROFILE_CANDIDATE→PROFILE_REVIEWED→PROFILE_ACTIVE (+STALE, HOLD)</w:t>
+            </w:r>
+          </w:p>
+        </w:tc>
+        <w:tc>
+          <w:tcPr/>
+          <w:p>
+            <w:pPr>
+              <w:pStyle w:val="Compact"/>
+              <w:jc w:val="left"/>
+            </w:pPr>
+            <w:r>
+              <w:t xml:space="preserve">PROFILE_ACTIVE</w:t>
+            </w:r>
+          </w:p>
+        </w:tc>
+        <w:tc>
+          <w:tcPr/>
+          <w:p>
+            <w:pPr>
+              <w:pStyle w:val="Compact"/>
+              <w:jc w:val="left"/>
+            </w:pPr>
+            <w:r>
+              <w:t xml:space="preserve">OLearning / ProgramProfile</w:t>
+            </w:r>
+          </w:p>
+        </w:tc>
+      </w:tr>
+      <w:tr>
+        <w:tc>
+          <w:tcPr/>
+          <w:p>
+            <w:pPr>
+              <w:pStyle w:val="Compact"/>
+              <w:jc w:val="left"/>
+            </w:pPr>
+            <w:r>
+              <w:rPr>
+                <w:rStyle w:val="VerbatimChar"/>
+              </w:rPr>
+              <w:t xml:space="preserve">validation_run</w:t>
+            </w:r>
+          </w:p>
+        </w:tc>
+        <w:tc>
+          <w:tcPr/>
+          <w:p>
+            <w:pPr>
+              <w:pStyle w:val="Compact"/>
+              <w:jc w:val="left"/>
+            </w:pPr>
+            <w:r>
+              <w:t xml:space="preserve">PLANNED→AWAITING_APPROVAL→READY→RUNNING→OBSERVED→DECIDED→EVIDENCE_LOCKED (+FAILED/RETRYABLE/CANCELLED/HOLD/NOT_RUN/INCONCLUSIVE)</w:t>
+            </w:r>
+          </w:p>
+        </w:tc>
+        <w:tc>
+          <w:tcPr/>
+          <w:p>
+            <w:pPr>
+              <w:pStyle w:val="Compact"/>
+              <w:jc w:val="left"/>
+            </w:pPr>
+            <w:r>
+              <w:t xml:space="preserve">EVIDENCE_LOCKED</w:t>
+            </w:r>
+          </w:p>
+        </w:tc>
+        <w:tc>
+          <w:tcPr/>
+          <w:p>
+            <w:pPr>
+              <w:pStyle w:val="Compact"/>
+              <w:jc w:val="left"/>
+            </w:pPr>
+            <w:r>
+              <w:t xml:space="preserve">OReview + OVerification 실행</w:t>
+            </w:r>
+          </w:p>
+        </w:tc>
+      </w:tr>
+      <w:tr>
+        <w:tc>
+          <w:tcPr/>
+          <w:p>
+            <w:pPr>
+              <w:pStyle w:val="Compact"/>
+              <w:jc w:val="left"/>
+            </w:pPr>
+            <w:r>
+              <w:rPr>
+                <w:rStyle w:val="VerbatimChar"/>
+              </w:rPr>
+              <w:t xml:space="preserve">improvement</w:t>
+            </w:r>
+          </w:p>
+        </w:tc>
+        <w:tc>
+          <w:tcPr/>
+          <w:p>
+            <w:pPr>
+              <w:pStyle w:val="Compact"/>
+              <w:jc w:val="left"/>
+            </w:pPr>
+            <w:r>
+              <w:t xml:space="preserve">FINDING_CONFIRMED→IMPROVEMENT_PLANNED→AWAITING_PATCH_APPROVAL→PATCH_APPROVED→APPLYING→APPLIED_NON_FINAL→REGRESSION_RUNNING→(IMPROVEMENT_PROVEN|NO_EFFECT|REGRESSION_DETECTED)→DELIVERY_READY (+ROLLED_BACK, HOLD)</w:t>
+            </w:r>
+          </w:p>
+        </w:tc>
+        <w:tc>
+          <w:tcPr/>
+          <w:p>
+            <w:pPr>
+              <w:pStyle w:val="Compact"/>
+              <w:jc w:val="left"/>
+            </w:pPr>
+            <w:r>
+              <w:t xml:space="preserve">DELIVERY_READY</w:t>
+            </w:r>
+          </w:p>
+        </w:tc>
+        <w:tc>
+          <w:tcPr/>
+          <w:p>
+            <w:pPr>
+              <w:pStyle w:val="Compact"/>
+              <w:jc w:val="left"/>
+            </w:pPr>
+            <w:r>
+              <w:t xml:space="preserve">OImprovement / ImprovementRequest·PatchPlan·PatchRun</w:t>
+            </w:r>
+          </w:p>
+        </w:tc>
+      </w:tr>
+      <w:tr>
+        <w:tc>
+          <w:tcPr/>
+          <w:p>
+            <w:pPr>
+              <w:pStyle w:val="Compact"/>
+              <w:jc w:val="left"/>
+            </w:pPr>
+            <w:r>
+              <w:rPr>
+                <w:rStyle w:val="VerbatimChar"/>
+              </w:rPr>
+              <w:t xml:space="preserve">git_delivery</w:t>
+            </w:r>
+          </w:p>
+        </w:tc>
+        <w:tc>
+          <w:tcPr/>
+          <w:p>
+            <w:pPr>
+              <w:pStyle w:val="Compact"/>
+              <w:jc w:val="left"/>
+            </w:pPr>
+            <w:r>
+              <w:t xml:space="preserve">NO_CHANGE→WORKTREE_READY→CHANGES_APPLIED→LOCAL_VERIFIED→COMMITTED→PUSHED→DRAFT_PR_OPEN→REMOTE_CI_RUNNING→MERGE_READY_CANDIDATE→MERGED (+ROLLED_BACK, HOLD)</w:t>
+            </w:r>
+          </w:p>
+        </w:tc>
+        <w:tc>
+          <w:tcPr/>
+          <w:p>
+            <w:pPr>
+              <w:pStyle w:val="Compact"/>
+              <w:jc w:val="left"/>
+            </w:pPr>
+            <w:r>
+              <w:t xml:space="preserve">MERGED</w:t>
+            </w:r>
+          </w:p>
+        </w:tc>
+        <w:tc>
+          <w:tcPr/>
+          <w:p>
+            <w:pPr>
+              <w:pStyle w:val="Compact"/>
+              <w:jc w:val="left"/>
+            </w:pPr>
+            <w:r>
+              <w:t xml:space="preserve">OGit</w:t>
+            </w:r>
+          </w:p>
+        </w:tc>
+      </w:tr>
+      <w:tr>
+        <w:tc>
+          <w:tcPr/>
+          <w:p>
+            <w:pPr>
+              <w:pStyle w:val="Compact"/>
+              <w:jc w:val="left"/>
+            </w:pPr>
+            <w:r>
+              <w:rPr>
+                <w:rStyle w:val="VerbatimChar"/>
+              </w:rPr>
+              <w:t xml:space="preserve">assurance_publication</w:t>
+            </w:r>
+          </w:p>
+        </w:tc>
+        <w:tc>
+          <w:tcPr/>
+          <w:p>
+            <w:pPr>
+              <w:pStyle w:val="Compact"/>
+              <w:jc w:val="left"/>
+            </w:pPr>
+            <w:r>
+              <w:t xml:space="preserve">DESIGN_BASELINE→IMPLEMENTATION_CANDIDATE→SELF_VALIDATION_NONFINAL→INDEPENDENT_OTESTER_PASS→INDEPENDENT_OAUDIT_PASS→HUMAN_ACCEPTANCE_PASS→FINAL_CANDIDATE→FINAL_LOCKED→PRODUCTION_GO→COMMERCIAL_GO (+HOLD, BLOCKED, 순서 고정)</w:t>
+            </w:r>
+          </w:p>
+        </w:tc>
+        <w:tc>
+          <w:tcPr/>
+          <w:p>
+            <w:pPr>
+              <w:pStyle w:val="Compact"/>
+              <w:jc w:val="left"/>
+            </w:pPr>
+            <w:r>
+              <w:t xml:space="preserve">COMMERCIAL_GO</w:t>
+            </w:r>
+          </w:p>
+        </w:tc>
+        <w:tc>
+          <w:tcPr/>
+          <w:p>
+            <w:pPr>
+              <w:pStyle w:val="Compact"/>
+              <w:jc w:val="left"/>
+            </w:pPr>
+            <w:r>
+              <w:t xml:space="preserve">00 §8 출시 Gate</w:t>
+            </w:r>
+          </w:p>
+        </w:tc>
+      </w:tr>
+    </w:tbl>
     <w:p>
       <w:pPr>
         <w:pStyle w:val="BodyText"/>
       </w:pPr>
       <w:r>
-        <w:t xml:space="preserve">CONFIRMED는</w:t>
+        <w:t xml:space="preserve">계약의</w:t>
+      </w:r>
+      <w:r>
+        <w:t xml:space="preserve"> </w:t>
+      </w:r>
+      <w:r>
+        <w:rPr>
+          <w:rStyle w:val="VerbatimChar"/>
+        </w:rPr>
+        <w:t xml:space="preserve">mapping_rules</w:t>
+      </w:r>
+      <w:r>
+        <w:t xml:space="preserve">는 하위 상태기계의 성공이 상위를 자동 함의하지 않는다고 명시한다(</w:t>
+      </w:r>
+      <w:r>
+        <w:rPr>
+          <w:rStyle w:val="VerbatimChar"/>
+        </w:rPr>
+        <w:t xml:space="preserve">PROGRAM_PROFILE_ACTIVE_DOES_NOT_IMPLY_VALIDATION_PASS</w:t>
+      </w:r>
+      <w:r>
+        <w:t xml:space="preserve">,</w:t>
+      </w:r>
+      <w:r>
+        <w:t xml:space="preserve"> </w:t>
+      </w:r>
+      <w:r>
+        <w:rPr>
+          <w:rStyle w:val="VerbatimChar"/>
+        </w:rPr>
+        <w:t xml:space="preserve">VALIDATION_EVIDENCE_LOCKED_DOES_NOT_IMPLY_FINAL_PASS</w:t>
+      </w:r>
+      <w:r>
+        <w:t xml:space="preserve">,</w:t>
+      </w:r>
+      <w:r>
+        <w:t xml:space="preserve"> </w:t>
+      </w:r>
+      <w:r>
+        <w:rPr>
+          <w:rStyle w:val="VerbatimChar"/>
+        </w:rPr>
+        <w:t xml:space="preserve">IMPROVEMENT_PROVEN_DOES_NOT_IMPLY_MERGE_READY</w:t>
+      </w:r>
+      <w:r>
+        <w:t xml:space="preserve">,</w:t>
+      </w:r>
+      <w:r>
+        <w:t xml:space="preserve"> </w:t>
+      </w:r>
+      <w:r>
+        <w:rPr>
+          <w:rStyle w:val="VerbatimChar"/>
+        </w:rPr>
+        <w:t xml:space="preserve">MERGED_DOES_NOT_IMPLY_PRODUCTION_GO</w:t>
+      </w:r>
+      <w:r>
+        <w:t xml:space="preserve">,</w:t>
+      </w:r>
+      <w:r>
+        <w:t xml:space="preserve"> </w:t>
+      </w:r>
+      <w:r>
+        <w:rPr>
+          <w:rStyle w:val="VerbatimChar"/>
+        </w:rPr>
+        <w:t xml:space="preserve">SELF_VALIDATION_CANNOT_ISSUE_INDEPENDENT_PASS</w:t>
+      </w:r>
+      <w:r>
+        <w:t xml:space="preserve">) — 이는</w:t>
       </w:r>
       <w:r>
         <w:t xml:space="preserve"> </w:t>
@@ -1244,33 +1702,131 @@
           <w:rPr>
             <w:rStyle w:val="Hyperlink"/>
           </w:rPr>
-          <w:t xml:space="preserve">02_FUNCTIONAL_REQUIREMENTS_AND_PROGRAMS.md:102</w:t>
+          <w:t xml:space="preserve">00 §6</w:t>
         </w:r>
       </w:hyperlink>
       <w:r>
-        <w:t xml:space="preserve">의 수용기준(</w:t>
+        <w:t xml:space="preserve">의</w:t>
+      </w:r>
+      <w:r>
+        <w:t xml:space="preserve"> </w:t>
       </w:r>
       <w:r>
         <w:t xml:space="preserve">“</w:t>
       </w:r>
       <w:r>
-        <w:t xml:space="preserve">PASS는 실행 증거 없이 생성할 수 없다</w:t>
+        <w:t xml:space="preserve">Review PASS가 Verification PASS를 의미하지 않는다</w:t>
       </w:r>
       <w:r>
         <w:t xml:space="preserve">”</w:t>
       </w:r>
       <w:r>
-        <w:t xml:space="preserve">)과 동일하게 실행 Evidence 없이는 도달할 수 없다. ReviewFinding과 VerificationFinding은 finding_id 체계를 공유하지 않으며 별도 ID Prefix(RVW-, VFY-)로 구분한다.</w:t>
+        <w:t xml:space="preserve"> </w:t>
+      </w:r>
+      <w:r>
+        <w:t xml:space="preserve">원칙과 같은 근거를 공유한다.</w:t>
+      </w:r>
+    </w:p>
+    <w:p>
+      <w:pPr>
+        <w:pStyle w:val="BodyText"/>
+      </w:pPr>
+      <w:r>
+        <w:t xml:space="preserve">Review/Verification 개별 Finding의 상세 판정은</w:t>
+      </w:r>
+      <w:r>
+        <w:t xml:space="preserve"> </w:t>
+      </w:r>
+      <w:r>
+        <w:rPr>
+          <w:rStyle w:val="VerbatimChar"/>
+        </w:rPr>
+        <w:t xml:space="preserve">contracts/oreview-result.v1.schema.json</w:t>
+      </w:r>
+      <w:r>
+        <w:t xml:space="preserve">을 따른다: 영역(domain)마다</w:t>
+      </w:r>
+      <w:r>
+        <w:t xml:space="preserve"> </w:t>
+      </w:r>
+      <w:r>
+        <w:rPr>
+          <w:rStyle w:val="VerbatimChar"/>
+        </w:rPr>
+        <w:t xml:space="preserve">PASS|FAIL|HOLD|NOT_RUN|NOT_APPLICABLE</w:t>
+      </w:r>
+      <w:r>
+        <w:t xml:space="preserve">을 매기고 최소 10개 영역을 요구하며,</w:t>
+      </w:r>
+      <w:r>
+        <w:t xml:space="preserve"> </w:t>
+      </w:r>
+      <w:r>
+        <w:rPr>
+          <w:rStyle w:val="VerbatimChar"/>
+        </w:rPr>
+        <w:t xml:space="preserve">quality_decision</w:t>
+      </w:r>
+      <w:r>
+        <w:t xml:space="preserve">(PASS/FAIL/HOLD)과</w:t>
+      </w:r>
+      <w:r>
+        <w:t xml:space="preserve"> </w:t>
+      </w:r>
+      <w:r>
+        <w:rPr>
+          <w:rStyle w:val="VerbatimChar"/>
+        </w:rPr>
+        <w:t xml:space="preserve">merge_authorized</w:t>
+      </w:r>
+      <w:r>
+        <w:t xml:space="preserve">(계약상 항상 false, 별도 권한자가 Merge)를 분리한다. 이 설계서가 앞서 제안한 Finding 단위 장기 생애주기(OPEN→ACKNOWLEDGED→FIX_PLANNED→FIXED→RE_REVIEWED→CLOSED, ACCEPTED_RISK/FALSE_POSITIVE/DUPLICATE/WONT_FIX)는 계약에 없는</w:t>
+      </w:r>
+      <w:r>
+        <w:t xml:space="preserve"> </w:t>
+      </w:r>
+      <w:r>
+        <w:rPr>
+          <w:rStyle w:val="VerbatimChar"/>
+        </w:rPr>
+        <w:t xml:space="preserve">DESIGN_ONLY</w:t>
+      </w:r>
+      <w:r>
+        <w:t xml:space="preserve"> </w:t>
+      </w:r>
+      <w:r>
+        <w:t xml:space="preserve">확장이다 — 실제로는 매</w:t>
+      </w:r>
+      <w:r>
+        <w:t xml:space="preserve"> </w:t>
+      </w:r>
+      <w:r>
+        <w:rPr>
+          <w:rStyle w:val="VerbatimChar"/>
+        </w:rPr>
+        <w:t xml:space="preserve">validation_run</w:t>
+      </w:r>
+      <w:r>
+        <w:t xml:space="preserve">이 스냅샷 판정을 남기고, Finding을 가로지르는 생애주기 추적 계약은 아직 없다.</w:t>
       </w:r>
     </w:p>
     <w:bookmarkEnd w:id="41"/>
-    <w:bookmarkStart w:id="42" w:name="improvementrequest"/>
+    <w:bookmarkStart w:id="42" w:name="X5f243ecddef05fd8d0b02c719ad9d4be19170e3"/>
     <w:p>
       <w:pPr>
         <w:pStyle w:val="Heading3"/>
       </w:pPr>
       <w:r>
-        <w:t xml:space="preserve">ImprovementRequest</w:t>
+        <w:t xml:space="preserve">Improvement 실행 상세 —</w:t>
+      </w:r>
+      <w:r>
+        <w:t xml:space="preserve"> </w:t>
+      </w:r>
+      <w:r>
+        <w:rPr>
+          <w:rStyle w:val="VerbatimChar"/>
+        </w:rPr>
+        <w:t xml:space="preserve">contracts/patch-plan.v1.schema.json</w:t>
       </w:r>
     </w:p>
     <w:p>
@@ -1278,31 +1834,416 @@
         <w:pStyle w:val="FirstParagraph"/>
       </w:pPr>
       <w:r>
-        <w:t xml:space="preserve">DRAFT → SCOPED → APPROVED → PATCH_IN_PROGRESS → PATCH_SUBMITTED → REGRESSION_RUNNING → REGRESSION_PASSED → DELIVERED</w:t>
-      </w:r>
-      <w:r>
-        <w:t xml:space="preserve"> </w:t>
-      </w:r>
-      <w:r>
-        <w:t xml:space="preserve">예외: REJECTED, ABANDONED, ROLLED_BACK</w:t>
-      </w:r>
-    </w:p>
-    <w:p>
-      <w:pPr>
-        <w:pStyle w:val="BodyText"/>
-      </w:pPr>
-      <w:r>
-        <w:t xml:space="preserve">REGRESSION_RUNNING에서 실패하면 PATCH_IN_PROGRESS로 되돌아가며 재시도 횟수는 ExecutionPlan의 Stop Condition을 따른다.</w:t>
+        <w:t xml:space="preserve">PatchPlan은 hunk 단위(</w:t>
+      </w:r>
+      <w:r>
+        <w:rPr>
+          <w:rStyle w:val="VerbatimChar"/>
+        </w:rPr>
+        <w:t xml:space="preserve">hunk_id</w:t>
+      </w:r>
+      <w:r>
+        <w:t xml:space="preserve">,</w:t>
+      </w:r>
+      <w:r>
+        <w:t xml:space="preserve"> </w:t>
+      </w:r>
+      <w:r>
+        <w:rPr>
+          <w:rStyle w:val="VerbatimChar"/>
+        </w:rPr>
+        <w:t xml:space="preserve">finding_id</w:t>
+      </w:r>
+      <w:r>
+        <w:t xml:space="preserve">,</w:t>
+      </w:r>
+      <w:r>
+        <w:t xml:space="preserve"> </w:t>
+      </w:r>
+      <w:r>
+        <w:rPr>
+          <w:rStyle w:val="VerbatimChar"/>
+        </w:rPr>
+        <w:t xml:space="preserve">preimage_sha256</w:t>
+      </w:r>
+      <w:r>
+        <w:t xml:space="preserve">,</w:t>
+      </w:r>
+      <w:r>
+        <w:t xml:space="preserve"> </w:t>
+      </w:r>
+      <w:r>
+        <w:rPr>
+          <w:rStyle w:val="VerbatimChar"/>
+        </w:rPr>
+        <w:t xml:space="preserve">approval_state</w:t>
+      </w:r>
+      <w:r>
+        <w:t xml:space="preserve">,</w:t>
+      </w:r>
+      <w:r>
+        <w:t xml:space="preserve"> </w:t>
+      </w:r>
+      <w:r>
+        <w:rPr>
+          <w:rStyle w:val="VerbatimChar"/>
+        </w:rPr>
+        <w:t xml:space="preserve">expected_effect</w:t>
+      </w:r>
+      <w:r>
+        <w:t xml:space="preserve">,</w:t>
+      </w:r>
+      <w:r>
+        <w:t xml:space="preserve"> </w:t>
+      </w:r>
+      <w:r>
+        <w:rPr>
+          <w:rStyle w:val="VerbatimChar"/>
+        </w:rPr>
+        <w:t xml:space="preserve">required_tests</w:t>
+      </w:r>
+      <w:r>
+        <w:t xml:space="preserve">)로 구성되며</w:t>
+      </w:r>
+      <w:r>
+        <w:t xml:space="preserve"> </w:t>
+      </w:r>
+      <w:r>
+        <w:rPr>
+          <w:rStyle w:val="VerbatimChar"/>
+        </w:rPr>
+        <w:t xml:space="preserve">preapply_assessment</w:t>
+      </w:r>
+      <w:r>
+        <w:t xml:space="preserve">에</w:t>
+      </w:r>
+      <w:r>
+        <w:t xml:space="preserve"> </w:t>
+      </w:r>
+      <w:r>
+        <w:rPr>
+          <w:rStyle w:val="VerbatimChar"/>
+        </w:rPr>
+        <w:t xml:space="preserve">risk_score</w:t>
+      </w:r>
+      <w:r>
+        <w:t xml:space="preserve">(0~100),</w:t>
+      </w:r>
+      <w:r>
+        <w:t xml:space="preserve"> </w:t>
+      </w:r>
+      <w:r>
+        <w:rPr>
+          <w:rStyle w:val="VerbatimChar"/>
+        </w:rPr>
+        <w:t xml:space="preserve">risk_level</w:t>
+      </w:r>
+      <w:r>
+        <w:t xml:space="preserve">(NONE~CRITICAL),</w:t>
+      </w:r>
+      <w:r>
+        <w:t xml:space="preserve"> </w:t>
+      </w:r>
+      <w:r>
+        <w:rPr>
+          <w:rStyle w:val="VerbatimChar"/>
+        </w:rPr>
+        <w:t xml:space="preserve">impact_scope</w:t>
+      </w:r>
+      <w:r>
+        <w:t xml:space="preserve">(changed_files, finding_ids)를 포함한다 — 이는 이 설계서가 제안한 Blast Radius 드라이런과 개념적으로 일치하지만, 실제 계약은</w:t>
+      </w:r>
+      <w:r>
+        <w:t xml:space="preserve"> </w:t>
+      </w:r>
+      <w:r>
+        <w:rPr>
+          <w:rStyle w:val="VerbatimChar"/>
+        </w:rPr>
+        <w:t xml:space="preserve">PatchRun</w:t>
+      </w:r>
+      <w:r>
+        <w:t xml:space="preserve">이라는 별도 실행 엔티티나</w:t>
+      </w:r>
+      <w:r>
+        <w:t xml:space="preserve"> </w:t>
+      </w:r>
+      <w:r>
+        <w:rPr>
+          <w:rStyle w:val="VerbatimChar"/>
+        </w:rPr>
+        <w:t xml:space="preserve">DRY_RUN</w:t>
+      </w:r>
+      <w:r>
+        <w:t xml:space="preserve">/</w:t>
+      </w:r>
+      <w:r>
+        <w:rPr>
+          <w:rStyle w:val="VerbatimChar"/>
+        </w:rPr>
+        <w:t xml:space="preserve">DRY_RUN_REVIEWED</w:t>
+      </w:r>
+      <w:r>
+        <w:t xml:space="preserve"> </w:t>
+      </w:r>
+      <w:r>
+        <w:t xml:space="preserve">상태를 두지 않고</w:t>
+      </w:r>
+      <w:r>
+        <w:t xml:space="preserve"> </w:t>
+      </w:r>
+      <w:r>
+        <w:rPr>
+          <w:rStyle w:val="VerbatimChar"/>
+        </w:rPr>
+        <w:t xml:space="preserve">preapply_assessment</w:t>
+      </w:r>
+      <w:r>
+        <w:t xml:space="preserve">를 PatchPlan 자체의 속성으로 포함한다.</w:t>
+      </w:r>
+      <w:r>
+        <w:t xml:space="preserve"> </w:t>
+      </w:r>
+      <w:r>
+        <w:rPr>
+          <w:rStyle w:val="VerbatimChar"/>
+        </w:rPr>
+        <w:t xml:space="preserve">patch-apply-receipt.v1.schema.json</w:t>
+      </w:r>
+      <w:r>
+        <w:t xml:space="preserve">,</w:t>
+      </w:r>
+      <w:r>
+        <w:t xml:space="preserve"> </w:t>
+      </w:r>
+      <w:r>
+        <w:rPr>
+          <w:rStyle w:val="VerbatimChar"/>
+        </w:rPr>
+        <w:t xml:space="preserve">patch-rollback-receipt.v1.schema.json</w:t>
+      </w:r>
+      <w:r>
+        <w:t xml:space="preserve">이 적용·Rollback 증거를 각각 담당한다. 이 설계서의 PatchRun 세부 상태(PENDING/DRY_RUN/RUNNING/REGRESSION_PENDING 등)와 BehaviorDiffReport/RollbackVerificationReceipt는 아직 계약에 없는</w:t>
+      </w:r>
+      <w:r>
+        <w:t xml:space="preserve"> </w:t>
+      </w:r>
+      <w:r>
+        <w:rPr>
+          <w:rStyle w:val="VerbatimChar"/>
+        </w:rPr>
+        <w:t xml:space="preserve">DESIGN_ONLY</w:t>
+      </w:r>
+      <w:r>
+        <w:t xml:space="preserve"> </w:t>
+      </w:r>
+      <w:r>
+        <w:t xml:space="preserve">확장이다.</w:t>
       </w:r>
     </w:p>
     <w:bookmarkEnd w:id="42"/>
-    <w:bookmarkStart w:id="43" w:name="patchplan"/>
+    <w:bookmarkStart w:id="43" w:name="Xbb890cce27801055adffaa6ac9d7dc79da2ad11"/>
     <w:p>
       <w:pPr>
         <w:pStyle w:val="Heading3"/>
       </w:pPr>
       <w:r>
-        <w:t xml:space="preserve">PatchPlan</w:t>
+        <w:t xml:space="preserve">Knowledge/Memory —</w:t>
+      </w:r>
+      <w:r>
+        <w:t xml:space="preserve"> </w:t>
+      </w:r>
+      <w:r>
+        <w:rPr>
+          <w:rStyle w:val="VerbatimChar"/>
+        </w:rPr>
+        <w:t xml:space="preserve">contracts/failure-memory.v1.schema.json</w:t>
+      </w:r>
+      <w:r>
+        <w:t xml:space="preserve">,</w:t>
+      </w:r>
+      <w:r>
+        <w:t xml:space="preserve"> </w:t>
+      </w:r>
+      <w:r>
+        <w:rPr>
+          <w:rStyle w:val="VerbatimChar"/>
+        </w:rPr>
+        <w:t xml:space="preserve">improvement-memory.v1.schema.json</w:t>
+      </w:r>
+      <w:r>
+        <w:t xml:space="preserve">,</w:t>
+      </w:r>
+      <w:r>
+        <w:t xml:space="preserve"> </w:t>
+      </w:r>
+      <w:r>
+        <w:rPr>
+          <w:rStyle w:val="VerbatimChar"/>
+        </w:rPr>
+        <w:t xml:space="preserve">reusable-pattern-memory.v1.schema.json</w:t>
+      </w:r>
+    </w:p>
+    <w:p>
+      <w:pPr>
+        <w:numPr>
+          <w:ilvl w:val="0"/>
+          <w:numId w:val="1007"/>
+        </w:numPr>
+        <w:pStyle w:val="Compact"/>
+      </w:pPr>
+      <w:r>
+        <w:t xml:space="preserve">FailureMemory: 필수 필드에</w:t>
+      </w:r>
+      <w:r>
+        <w:t xml:space="preserve"> </w:t>
+      </w:r>
+      <w:r>
+        <w:rPr>
+          <w:rStyle w:val="VerbatimChar"/>
+        </w:rPr>
+        <w:t xml:space="preserve">first_failure_point</w:t>
+      </w:r>
+      <w:r>
+        <w:t xml:space="preserve">,</w:t>
+      </w:r>
+      <w:r>
+        <w:t xml:space="preserve"> </w:t>
+      </w:r>
+      <w:r>
+        <w:rPr>
+          <w:rStyle w:val="VerbatimChar"/>
+        </w:rPr>
+        <w:t xml:space="preserve">root_cause</w:t>
+      </w:r>
+      <w:r>
+        <w:t xml:space="preserve">,</w:t>
+      </w:r>
+      <w:r>
+        <w:t xml:space="preserve"> </w:t>
+      </w:r>
+      <w:r>
+        <w:rPr>
+          <w:rStyle w:val="VerbatimChar"/>
+        </w:rPr>
+        <w:t xml:space="preserve">confidence</w:t>
+      </w:r>
+      <w:r>
+        <w:t xml:space="preserve">(0~1)를 포함 — 이 설계서가 흡수한 RCA</w:t>
+      </w:r>
+      <w:r>
+        <w:t xml:space="preserve"> </w:t>
+      </w:r>
+      <w:r>
+        <w:t xml:space="preserve">“</w:t>
+      </w:r>
+      <w:r>
+        <w:t xml:space="preserve">최초 실패 지점·신뢰도</w:t>
+      </w:r>
+      <w:r>
+        <w:t xml:space="preserve">”</w:t>
+      </w:r>
+      <w:r>
+        <w:t xml:space="preserve"> </w:t>
+      </w:r>
+      <w:r>
+        <w:t xml:space="preserve">프레이밍과 일치한다.</w:t>
+      </w:r>
+      <w:r>
+        <w:t xml:space="preserve"> </w:t>
+      </w:r>
+      <w:r>
+        <w:rPr>
+          <w:rStyle w:val="VerbatimChar"/>
+        </w:rPr>
+        <w:t xml:space="preserve">state</w:t>
+      </w:r>
+      <w:r>
+        <w:t xml:space="preserve">: CANDIDATE→VERIFIED→ACTIVE→QUARANTINED/STALE/ROLLED_BACK/HOLD</w:t>
+      </w:r>
+    </w:p>
+    <w:p>
+      <w:pPr>
+        <w:numPr>
+          <w:ilvl w:val="0"/>
+          <w:numId w:val="1007"/>
+        </w:numPr>
+        <w:pStyle w:val="Compact"/>
+      </w:pPr>
+      <w:r>
+        <w:t xml:space="preserve">ImprovementMemory:</w:t>
+      </w:r>
+      <w:r>
+        <w:t xml:space="preserve"> </w:t>
+      </w:r>
+      <w:r>
+        <w:rPr>
+          <w:rStyle w:val="VerbatimChar"/>
+        </w:rPr>
+        <w:t xml:space="preserve">decision</w:t>
+      </w:r>
+      <w:r>
+        <w:t xml:space="preserve">(IMPROVEMENT_PROVEN/NO_MEANINGFUL_IMPROVEMENT/REGRESSION_DETECTED/HOLD),</w:t>
+      </w:r>
+      <w:r>
+        <w:t xml:space="preserve"> </w:t>
+      </w:r>
+      <w:r>
+        <w:rPr>
+          <w:rStyle w:val="VerbatimChar"/>
+        </w:rPr>
+        <w:t xml:space="preserve">state</w:t>
+      </w:r>
+      <w:r>
+        <w:t xml:space="preserve">(CANDIDATE→VERIFIED→ACTIVE→STALE/ROLLED_BACK/HOLD)</w:t>
+      </w:r>
+    </w:p>
+    <w:p>
+      <w:pPr>
+        <w:numPr>
+          <w:ilvl w:val="0"/>
+          <w:numId w:val="1007"/>
+        </w:numPr>
+        <w:pStyle w:val="Compact"/>
+      </w:pPr>
+      <w:r>
+        <w:t xml:space="preserve">ReusablePatternMemory:</w:t>
+      </w:r>
+      <w:r>
+        <w:t xml:space="preserve"> </w:t>
+      </w:r>
+      <w:r>
+        <w:rPr>
+          <w:rStyle w:val="VerbatimChar"/>
+        </w:rPr>
+        <w:t xml:space="preserve">pattern_class</w:t>
+      </w:r>
+      <w:r>
+        <w:t xml:space="preserve">(AUTHORIZATION_POLICY_GAP/UNTRUSTED_INPUT_CONTROL_GAP/AVAILABILITY_BOUNDARY_FAILURE/REGRESSION_CONTROL_GAP/BEHAVIORAL_CONTRACT_DEVIATION 고정 5종),</w:t>
+      </w:r>
+      <w:r>
+        <w:t xml:space="preserve"> </w:t>
+      </w:r>
+      <w:r>
+        <w:rPr>
+          <w:rStyle w:val="VerbatimChar"/>
+        </w:rPr>
+        <w:t xml:space="preserve">independent_reproduction_count</w:t>
+      </w:r>
+      <w:r>
+        <w:t xml:space="preserve">(최소 2회),</w:t>
+      </w:r>
+      <w:r>
+        <w:t xml:space="preserve"> </w:t>
+      </w:r>
+      <w:r>
+        <w:rPr>
+          <w:rStyle w:val="VerbatimChar"/>
+        </w:rPr>
+        <w:t xml:space="preserve">deidentification</w:t>
+      </w:r>
+      <w:r>
+        <w:t xml:space="preserve">(raw_text_copied/project_identifiers_copied/evidence_identifiers_copied 모두 false 강제)</w:t>
       </w:r>
     </w:p>
     <w:p>
@@ -1310,212 +2251,450 @@
         <w:pStyle w:val="FirstParagraph"/>
       </w:pPr>
       <w:r>
-        <w:t xml:space="preserve">PROPOSED → APPROVED → SUPERSEDED</w:t>
-      </w:r>
-      <w:r>
-        <w:t xml:space="preserve"> </w:t>
-      </w:r>
-      <w:r>
-        <w:t xml:space="preserve">예외: REJECTED</w:t>
-      </w:r>
-    </w:p>
-    <w:bookmarkEnd w:id="43"/>
-    <w:bookmarkStart w:id="45" w:name="patchrun"/>
-    <w:p>
-      <w:pPr>
-        <w:pStyle w:val="Heading3"/>
-      </w:pPr>
-      <w:r>
-        <w:t xml:space="preserve">PatchRun</w:t>
-      </w:r>
-    </w:p>
-    <w:p>
-      <w:pPr>
-        <w:pStyle w:val="FirstParagraph"/>
-      </w:pPr>
-      <w:r>
-        <w:t xml:space="preserve">PENDING → DRY_RUN → DRY_RUN_REVIEWED → RUNNING → SUCCEEDED → REGRESSION_PENDING → REGRESSION_PASSED 또는 REGRESSION_FAILED</w:t>
-      </w:r>
-      <w:r>
-        <w:t xml:space="preserve"> </w:t>
-      </w:r>
-      <w:r>
-        <w:t xml:space="preserve">예외: FAILED, ABORTED, ROLLED_BACK</w:t>
-      </w:r>
-    </w:p>
-    <w:p>
-      <w:pPr>
-        <w:pStyle w:val="BodyText"/>
-      </w:pPr>
-      <w:r>
-        <w:t xml:space="preserve">PatchRun은 ImprovementRequest 1건과 PatchPlan 1건에 결속되며</w:t>
-      </w:r>
-      <w:r>
-        <w:t xml:space="preserve"> </w:t>
-      </w:r>
-      <w:hyperlink r:id="rId44">
+        <w:t xml:space="preserve">이 설계서의 KnowledgePattern(CANDIDATE→VALIDATED→TENANT_SCOPED/PROMOTED)과</w:t>
+      </w:r>
+      <w:r>
+        <w:t xml:space="preserve"> </w:t>
+      </w:r>
+      <w:r>
+        <w:rPr>
+          <w:rStyle w:val="VerbatimChar"/>
+        </w:rPr>
+        <w:t xml:space="preserve">scope</w:t>
+      </w:r>
+      <w:r>
+        <w:t xml:space="preserve">(PROJECT_ONLY/REUSABLE_CANDIDATE는 계약에 이미 존재)는 위 세 계약으로 대체·정정한다. 재현 임계치는 이 설계서가</w:t>
+      </w:r>
+      <w:r>
+        <w:t xml:space="preserve"> </w:t>
+      </w:r>
+      <w:r>
+        <w:t xml:space="preserve">“</w:t>
+      </w:r>
+      <w:r>
+        <w:t xml:space="preserve">3회 이상</w:t>
+      </w:r>
+      <w:r>
+        <w:t xml:space="preserve">”</w:t>
+      </w:r>
+      <w:r>
+        <w:t xml:space="preserve">으로 썼으나 계약은 최소 2회이므로</w:t>
+      </w:r>
+      <w:r>
+        <w:t xml:space="preserve"> </w:t>
+      </w:r>
+      <w:hyperlink r:id="rId38">
         <w:r>
           <w:rPr>
             <w:rStyle w:val="Hyperlink"/>
           </w:rPr>
-          <w:t xml:space="preserve">02:110</w:t>
+          <w:t xml:space="preserve">08 체크리스트</w:t>
         </w:r>
       </w:hyperlink>
       <w:r>
-        <w:t xml:space="preserve">의 Worktree/Branch 원칙에 따라 Main과 분리된 상태로만 존재한다. REGRESSION_FAILED는 기존 PatchRun을 재사용해 재시도하지 않고 새 PatchRun 인스턴스를 생성해 ImprovementRequest의 PATCH_IN_PROGRESS로 되돌아가며, 실패한 PatchRun 자체는 이력으로 보존한다(재시도 상한은 ExecutionPlan의 Stop Condition). DRY_RUN 단계는 실제 코드 변경 없이 영향받는 파일·Component·의존 Program을 BlastRadiusReport로 산출하며, 사용자가 DRY_RUN_REVIEWED로 승인해야 RUNNING으로 진행한다. SUCCEEDED 이후 REGRESSION_PENDING에서는 기능 회귀뿐 아니라 BehaviorDiffReport(무관 기능 동작 Diff, 성능 지표 변화)를 함께 산출하며, 이 리포트에 임계치를 초과하는 변화가 있으면 자동으로 REGRESSION_FAILED로 판정한다. ROLLED_BACK으로 전이할 때는 RollbackVerificationReceipt로 대상 Baseline이 직전 정상 상태와 실제로 동일한지 확인하며, 불일치 시 ROLLED_BACK을 확정하지 않고 Critical Incident로 승격한다.</w:t>
-      </w:r>
-    </w:p>
-    <w:bookmarkEnd w:id="45"/>
-    <w:bookmarkStart w:id="46" w:name="creditreservation"/>
-    <w:p>
-      <w:pPr>
-        <w:pStyle w:val="Heading3"/>
-      </w:pPr>
-      <w:r>
-        <w:t xml:space="preserve">CreditReservation</w:t>
-      </w:r>
-    </w:p>
-    <w:p>
-      <w:pPr>
-        <w:pStyle w:val="FirstParagraph"/>
-      </w:pPr>
-      <w:r>
-        <w:t xml:space="preserve">RESERVED → COMMITTED 또는 RELEASED; Timeout 시 자동 RELEASED</w:t>
-      </w:r>
-    </w:p>
-    <w:p>
-      <w:pPr>
-        <w:pStyle w:val="BodyText"/>
-      </w:pPr>
-      <w:r>
-        <w:t xml:space="preserve">실행 도중 CreditReservation이 소진되면 진행 중인 Review/Verification은 안전한 Checkpoint(현재 Scenario/Finding 처리 완료 시점)까지만 진행한 뒤 ServiceCase를 BLOCKED로 전이한다. 이미 산출된 부분 결과는 NON_FINAL Evidence로 보존하며 폐기하지 않는다. 고객이 추가 Credit을 승인하면 Checkpoint부터 Resume하고, 미승인 상태가 계약된 유예기간을 넘기면 CANCELLED로 전이한다.</w:t>
-      </w:r>
-    </w:p>
-    <w:bookmarkEnd w:id="46"/>
-    <w:bookmarkStart w:id="47" w:name="caserevision"/>
-    <w:p>
-      <w:pPr>
-        <w:pStyle w:val="Heading3"/>
-      </w:pPr>
-      <w:r>
-        <w:t xml:space="preserve">CaseRevision</w:t>
-      </w:r>
-    </w:p>
-    <w:p>
-      <w:pPr>
-        <w:pStyle w:val="FirstParagraph"/>
-      </w:pPr>
-      <w:r>
-        <w:t xml:space="preserve">Improve &amp; Re-verify는 원칙적으로 COMPLETED된 ServiceCase에 새 CaseRevision을 추가하는 방식으로 처리하며 신규 ServiceCase를 생성하지 않는다. CaseRevision은 참조하는 BaselineManifest, 소비하는 Credit/Learning Unit, Evidence Pack을 원본 Case와 분리 기록하되 같은 System/Program Binding과 OLicense Case 계약을 상속한다. CaseRevision 생성 시 ServiceCase는 COMPLETED에서 IMPROVEMENT_OPTIONAL로 재진입한다.</w:t>
-      </w:r>
-    </w:p>
-    <w:bookmarkEnd w:id="47"/>
-    <w:bookmarkStart w:id="48" w:name="baseline-동시성"/>
-    <w:p>
-      <w:pPr>
-        <w:pStyle w:val="Heading3"/>
-      </w:pPr>
-      <w:r>
-        <w:t xml:space="preserve">Baseline 동시성</w:t>
-      </w:r>
-    </w:p>
-    <w:p>
-      <w:pPr>
-        <w:pStyle w:val="FirstParagraph"/>
-      </w:pPr>
-      <w:r>
-        <w:t xml:space="preserve">System은 Branch별로 복수의 활성 Baseline을 동시에 가질 수 있다(예: main과 여러 Feature Branch를 동시에 작업하는 VS Code Team 사용). BaselineManifest는 Branch Ref와 결속되며 Finding, KnowledgePattern, VerificationRun은 모두 Baseline ID로 구분해 추적한다. Branch Merge 시 두 Baseline은 BaselineChanged 이벤트와 Lineage 정보로 연결되며, 병합 대상 Baseline에서 이미 CLOSED된 Finding은 재복사하지 않고 참조만 연결한다. 동일 Component에 대해 서로 다른 Baseline에서 동시에 진행 중인 Continuous Review는 Worker Pool에서 독립 격리 실행하며 서로의 Sandbox를 공유하지 않는다.</w:t>
-      </w:r>
-    </w:p>
-    <w:bookmarkEnd w:id="48"/>
-    <w:bookmarkStart w:id="49" w:name="knowledgepattern"/>
-    <w:p>
-      <w:pPr>
-        <w:pStyle w:val="Heading3"/>
-      </w:pPr>
-      <w:r>
-        <w:t xml:space="preserve">KnowledgePattern</w:t>
-      </w:r>
-    </w:p>
-    <w:p>
-      <w:pPr>
-        <w:pStyle w:val="FirstParagraph"/>
-      </w:pPr>
-      <w:r>
-        <w:t xml:space="preserve">CANDIDATE → VALIDATED → TENANT_SCOPED 또는 PROMOTED(공유 Corpus)</w:t>
-      </w:r>
-      <w:r>
-        <w:t xml:space="preserve"> </w:t>
-      </w:r>
-      <w:r>
-        <w:t xml:space="preserve">예외: DEPRECATED(3회 이상 False Positive), RETRACTED(권한자 판단으로 회수)</w:t>
-      </w:r>
-    </w:p>
-    <w:p>
-      <w:pPr>
-        <w:pStyle w:val="BodyText"/>
-      </w:pPr>
-      <w:r>
-        <w:t xml:space="preserve">CANDIDATE는 OMemory가 자동 추출한 상태이며, 사람 또는 Reconciliation 절차가 근거를 확인해야 VALIDATED로 전이한다. PROMOTED 전이는 Anonymization 검증을 통과해야 한다.</w:t>
-      </w:r>
-    </w:p>
-    <w:bookmarkEnd w:id="49"/>
-    <w:bookmarkStart w:id="50" w:name="missedfinding"/>
-    <w:p>
-      <w:pPr>
-        <w:pStyle w:val="Heading3"/>
-      </w:pPr>
-      <w:r>
-        <w:t xml:space="preserve">MissedFinding</w:t>
-      </w:r>
-    </w:p>
-    <w:p>
-      <w:pPr>
-        <w:pStyle w:val="FirstParagraph"/>
-      </w:pPr>
-      <w:r>
-        <w:t xml:space="preserve">DETECTED → RCA_DONE → CAPABILITY_UPDATED → REGRESSION_VALIDATED → PROMOTED</w:t>
-      </w:r>
-      <w:r>
-        <w:t xml:space="preserve"> </w:t>
-      </w:r>
-      <w:r>
-        <w:t xml:space="preserve">예외: REJECTED(재현 불가), INSUFFICIENT_EVIDENCE</w:t>
-      </w:r>
-    </w:p>
-    <w:p>
-      <w:pPr>
-        <w:pStyle w:val="BodyText"/>
-      </w:pPr>
-      <w:r>
-        <w:t xml:space="preserve">PROMOTED는</w:t>
-      </w:r>
-      <w:r>
-        <w:t xml:space="preserve"> </w:t>
-      </w:r>
-      <w:hyperlink r:id="rId28">
+        <w:t xml:space="preserve"> </w:t>
+      </w:r>
+      <w:r>
+        <w:t xml:space="preserve">C6을 계약값(2회) 기준으로 재검토해야 한다.</w:t>
+      </w:r>
+      <w:r>
+        <w:t xml:space="preserve"> </w:t>
+      </w:r>
+      <w:r>
+        <w:rPr>
+          <w:rStyle w:val="VerbatimChar"/>
+        </w:rPr>
+        <w:t xml:space="preserve">pattern_class</w:t>
+      </w:r>
+      <w:r>
+        <w:t xml:space="preserve"> </w:t>
+      </w:r>
+      <w:r>
+        <w:t xml:space="preserve">5종 분류와 이 설계서의 AI/바이브 코딩 진단표(</w:t>
+      </w:r>
+      <w:hyperlink r:id="rId32">
         <w:r>
           <w:rPr>
             <w:rStyle w:val="Hyperlink"/>
           </w:rPr>
-          <w:t xml:space="preserve">02_FUNCTIONAL_REQUIREMENTS_AND_PROGRAMS.md</w:t>
+          <w:t xml:space="preserve">03 §4-1</w:t>
         </w:r>
       </w:hyperlink>
       <w:r>
-        <w:t xml:space="preserve"> </w:t>
-      </w:r>
-      <w:r>
-        <w:t xml:space="preserve">OMemory 절의 재귀학습 루프에서 전체 Golden Fixture Regression을 통과한 뒤에만 도달한다. CAPABILITY_UPDATED에서 REGRESSION_VALIDATED로 가지 못하고 반복 실패하면 INSUFFICIENT_EVIDENCE로 격리하고 Human Review로 넘긴다. Human Review가 새 RCA 근거나 대안 Rule 개정안을 제시하면 RCA_DONE으로 재진입하고, 근본적으로 탐지 불가능하다고 판단되면 REJECTED로 종결한다.</w:t>
+        <w:t xml:space="preserve">)가 어떻게 매핑되는지는 아직 미정 —</w:t>
+      </w:r>
+      <w:r>
+        <w:t xml:space="preserve"> </w:t>
+      </w:r>
+      <w:r>
+        <w:rPr>
+          <w:rStyle w:val="VerbatimChar"/>
+        </w:rPr>
+        <w:t xml:space="preserve">DESIGN_ONLY</w:t>
+      </w:r>
+      <w:r>
+        <w:t xml:space="preserve">.</w:t>
+      </w:r>
+    </w:p>
+    <w:bookmarkEnd w:id="43"/>
+    <w:bookmarkStart w:id="44" w:name="아직-계약이-없는-이-설계서의-확장-design_only"/>
+    <w:p>
+      <w:pPr>
+        <w:pStyle w:val="Heading3"/>
+      </w:pPr>
+      <w:r>
+        <w:t xml:space="preserve">아직 계약이 없는 이 설계서의 확장 (DESIGN_ONLY)</w:t>
+      </w:r>
+    </w:p>
+    <w:p>
+      <w:pPr>
+        <w:pStyle w:val="FirstParagraph"/>
+      </w:pPr>
+      <w:r>
+        <w:t xml:space="preserve">다음은 이번 세션에서 제안했으나 대응하는</w:t>
+      </w:r>
+      <w:r>
+        <w:t xml:space="preserve"> </w:t>
+      </w:r>
+      <w:r>
+        <w:rPr>
+          <w:rStyle w:val="VerbatimChar"/>
+        </w:rPr>
+        <w:t xml:space="preserve">contracts/*.schema.json</w:t>
+      </w:r>
+      <w:r>
+        <w:t xml:space="preserve">을 찾지 못했다. 아이디어 자체를 폐기하라는 뜻이 아니라, 구현 전 계약부터 만들어야 한다는 뜻이다.</w:t>
+      </w:r>
+    </w:p>
+    <w:p>
+      <w:pPr>
+        <w:pStyle w:val="BodyText"/>
+      </w:pPr>
+      <w:r>
+        <w:t xml:space="preserve">CreditReservation, CaseRevision, Baseline 동시성 다중 Branch 처리, MissedFinding(재귀학습 루프), ComponentContract/Cross-Program Impact Scan, BlastRadiusReport(PatchPlan.preapply_assessment로 부분 흡수됨), RollbackVerificationReceipt, ConfidenceCalibrationReport, ReviewerAccuracyScore, AIConfigDriftReport, PeerBenchmark, AcceptanceCertificate/ExternalAcceptorGrant, CoverageReport, NotificationRule/NotificationEvent, PolicyPack/PolicyPackVersion, ProgramRiskScore, ReproducibilityAuditSample, SBOM</w:t>
+      </w:r>
+    </w:p>
+    <w:bookmarkEnd w:id="44"/>
+    <w:bookmarkStart w:id="45" w:name="creditreservation-design_only"/>
+    <w:p>
+      <w:pPr>
+        <w:pStyle w:val="Heading3"/>
+      </w:pPr>
+      <w:r>
+        <w:t xml:space="preserve">CreditReservation (DESIGN_ONLY)</w:t>
+      </w:r>
+    </w:p>
+    <w:p>
+      <w:pPr>
+        <w:pStyle w:val="FirstParagraph"/>
+      </w:pPr>
+      <w:r>
+        <w:t xml:space="preserve">RESERVED → COMMITTED 또는 RELEASED; Timeout 시 자동 RELEASED</w:t>
+      </w:r>
+    </w:p>
+    <w:p>
+      <w:pPr>
+        <w:pStyle w:val="BodyText"/>
+      </w:pPr>
+      <w:r>
+        <w:t xml:space="preserve">실행 도중 CreditReservation이 소진되면 진행 중인</w:t>
+      </w:r>
+      <w:r>
+        <w:t xml:space="preserve"> </w:t>
+      </w:r>
+      <w:r>
+        <w:rPr>
+          <w:rStyle w:val="VerbatimChar"/>
+        </w:rPr>
+        <w:t xml:space="preserve">validation_run</w:t>
+      </w:r>
+      <w:r>
+        <w:t xml:space="preserve">은 안전한 Checkpoint까지만 진행한 뒤 ServiceCase를 REFUND_PENDING이 아닌 별도 대기 상태로 전이해야 하나, 계약에 이런 대기 상태가 없어 실제로는 위 5개 상태기계의 HOLD를 재사용하는 방안을 검토해야 한다(설계 미확정).</w:t>
+      </w:r>
+    </w:p>
+    <w:bookmarkEnd w:id="45"/>
+    <w:bookmarkStart w:id="46" w:name="caserevision-design_only"/>
+    <w:p>
+      <w:pPr>
+        <w:pStyle w:val="Heading3"/>
+      </w:pPr>
+      <w:r>
+        <w:t xml:space="preserve">CaseRevision (DESIGN_ONLY)</w:t>
+      </w:r>
+    </w:p>
+    <w:p>
+      <w:pPr>
+        <w:pStyle w:val="FirstParagraph"/>
+      </w:pPr>
+      <w:r>
+        <w:t xml:space="preserve">Improve &amp; Re-verify를 DELIVERY_ACCEPTED 이후의 새 CaseRevision으로 처리한다는 설계는 유지하되,</w:t>
+      </w:r>
+      <w:r>
+        <w:t xml:space="preserve"> </w:t>
+      </w:r>
+      <w:r>
+        <w:rPr>
+          <w:rStyle w:val="VerbatimChar"/>
+        </w:rPr>
+        <w:t xml:space="preserve">service-case-state.v1.schema.json</w:t>
+      </w:r>
+      <w:r>
+        <w:t xml:space="preserve">에 CaseRevision을 위한 필드나 상태가 없으므로 계약 확장이 선행되어야 한다.</w:t>
+      </w:r>
+    </w:p>
+    <w:bookmarkEnd w:id="46"/>
+    <w:bookmarkStart w:id="47" w:name="componentcontract-design_only"/>
+    <w:p>
+      <w:pPr>
+        <w:pStyle w:val="Heading3"/>
+      </w:pPr>
+      <w:r>
+        <w:t xml:space="preserve">ComponentContract (DESIGN_ONLY)</w:t>
+      </w:r>
+    </w:p>
+    <w:p>
+      <w:pPr>
+        <w:pStyle w:val="FirstParagraph"/>
+      </w:pPr>
+      <w:r>
+        <w:t xml:space="preserve">DRAFT → ACTIVE → SUPERSEDED, 예외 BREAKING_CHANGE_FLAGGED. Cross-Program Impact Scan 아이디어(Provided Interface 변경 시 다른 Program에 Finding 전파)는 유효하나 이를 뒷받침할</w:t>
+      </w:r>
+      <w:r>
+        <w:t xml:space="preserve"> </w:t>
+      </w:r>
+      <w:r>
+        <w:rPr>
+          <w:rStyle w:val="VerbatimChar"/>
+        </w:rPr>
+        <w:t xml:space="preserve">component-contract.v1.schema.json</w:t>
+      </w:r>
+      <w:r>
+        <w:t xml:space="preserve"> </w:t>
+      </w:r>
+      <w:r>
+        <w:t xml:space="preserve">계약이 아직 없다.</w:t>
+      </w:r>
+    </w:p>
+    <w:bookmarkEnd w:id="47"/>
+    <w:bookmarkEnd w:id="48"/>
+    <w:bookmarkStart w:id="49" w:name="api-원칙"/>
+    <w:p>
+      <w:pPr>
+        <w:pStyle w:val="Heading2"/>
+      </w:pPr>
+      <w:r>
+        <w:t xml:space="preserve">6. API 원칙</w:t>
+      </w:r>
+    </w:p>
+    <w:p>
+      <w:pPr>
+        <w:numPr>
+          <w:ilvl w:val="0"/>
+          <w:numId w:val="1008"/>
+        </w:numPr>
+        <w:pStyle w:val="Compact"/>
+      </w:pPr>
+      <w:r>
+        <w:t xml:space="preserve">REST와 Event를 병행한다.</w:t>
+      </w:r>
+    </w:p>
+    <w:p>
+      <w:pPr>
+        <w:numPr>
+          <w:ilvl w:val="0"/>
+          <w:numId w:val="1008"/>
+        </w:numPr>
+        <w:pStyle w:val="Compact"/>
+      </w:pPr>
+      <w:r>
+        <w:t xml:space="preserve">모든 Write API는 Idempotency-Key를 지원한다.</w:t>
+      </w:r>
+    </w:p>
+    <w:p>
+      <w:pPr>
+        <w:numPr>
+          <w:ilvl w:val="0"/>
+          <w:numId w:val="1008"/>
+        </w:numPr>
+        <w:pStyle w:val="Compact"/>
+      </w:pPr>
+      <w:r>
+        <w:t xml:space="preserve">Organization과 License Context를 명시한다.</w:t>
+      </w:r>
+    </w:p>
+    <w:p>
+      <w:pPr>
+        <w:numPr>
+          <w:ilvl w:val="0"/>
+          <w:numId w:val="1008"/>
+        </w:numPr>
+        <w:pStyle w:val="Compact"/>
+      </w:pPr>
+      <w:r>
+        <w:t xml:space="preserve">낙관적 잠금과 Version을 사용한다.</w:t>
+      </w:r>
+    </w:p>
+    <w:p>
+      <w:pPr>
+        <w:numPr>
+          <w:ilvl w:val="0"/>
+          <w:numId w:val="1008"/>
+        </w:numPr>
+        <w:pStyle w:val="Compact"/>
+      </w:pPr>
+      <w:r>
+        <w:t xml:space="preserve">오류는 machine-readable code와 retryable 여부를 포함한다.</w:t>
+      </w:r>
+    </w:p>
+    <w:p>
+      <w:pPr>
+        <w:numPr>
+          <w:ilvl w:val="0"/>
+          <w:numId w:val="1008"/>
+        </w:numPr>
+        <w:pStyle w:val="Compact"/>
+      </w:pPr>
+      <w:r>
+        <w:t xml:space="preserve">PII와 Secret을 오류 본문에 넣지 않는다.</w:t>
+      </w:r>
+    </w:p>
+    <w:p>
+      <w:pPr>
+        <w:numPr>
+          <w:ilvl w:val="0"/>
+          <w:numId w:val="1008"/>
+        </w:numPr>
+        <w:pStyle w:val="Compact"/>
+      </w:pPr>
+      <w:r>
+        <w:t xml:space="preserve">인증: Web/Admin Console은 Session Cookie + CSRF Token, VS Code Extension은 OAuth2 Authorization Code + PKCE로 발급한 단기 Access Token과 Refresh Token, 외부 시스템 M2M 연동은 OAuth2 Client Credentials를 기본으로 하며 Enterprise에 한해 IP Allowlist가 결속된 장기 API Key를 허용한다</w:t>
+      </w:r>
+    </w:p>
+    <w:p>
+      <w:pPr>
+        <w:numPr>
+          <w:ilvl w:val="0"/>
+          <w:numId w:val="1008"/>
+        </w:numPr>
+        <w:pStyle w:val="Compact"/>
+      </w:pPr>
+      <w:r>
+        <w:t xml:space="preserve">Access Token 수명은 1시간 이내로 하고 Refresh Token 회전(Rotation)을 적용한다</w:t>
+      </w:r>
+    </w:p>
+    <w:bookmarkEnd w:id="49"/>
+    <w:bookmarkStart w:id="58" w:name="주요-api"/>
+    <w:p>
+      <w:pPr>
+        <w:pStyle w:val="Heading2"/>
+      </w:pPr>
+      <w:r>
+        <w:t xml:space="preserve">7. 주요 API</w:t>
+      </w:r>
+    </w:p>
+    <w:bookmarkStart w:id="50" w:name="case"/>
+    <w:p>
+      <w:pPr>
+        <w:pStyle w:val="Heading3"/>
+      </w:pPr>
+      <w:r>
+        <w:t xml:space="preserve">Case</w:t>
+      </w:r>
+    </w:p>
+    <w:p>
+      <w:pPr>
+        <w:pStyle w:val="FirstParagraph"/>
+      </w:pPr>
+      <w:r>
+        <w:t xml:space="preserve">POST /v1/preflights</w:t>
+      </w:r>
+      <w:r>
+        <w:t xml:space="preserve"> </w:t>
+      </w:r>
+      <w:r>
+        <w:t xml:space="preserve">POST /v1/quotes</w:t>
+      </w:r>
+      <w:r>
+        <w:t xml:space="preserve"> </w:t>
+      </w:r>
+      <w:r>
+        <w:t xml:space="preserve">POST /v1/orders</w:t>
+      </w:r>
+      <w:r>
+        <w:t xml:space="preserve"> </w:t>
+      </w:r>
+      <w:r>
+        <w:t xml:space="preserve">POST /v1/cases</w:t>
+      </w:r>
+      <w:r>
+        <w:t xml:space="preserve"> </w:t>
+      </w:r>
+      <w:r>
+        <w:t xml:space="preserve">GET /v1/cases/{caseId}</w:t>
+      </w:r>
+      <w:r>
+        <w:t xml:space="preserve"> </w:t>
+      </w:r>
+      <w:r>
+        <w:t xml:space="preserve">POST /v1/cases/{caseId}/baselines</w:t>
+      </w:r>
+      <w:r>
+        <w:t xml:space="preserve"> </w:t>
+      </w:r>
+      <w:r>
+        <w:t xml:space="preserve">POST /v1/cases/{caseId}/approve-scope</w:t>
+      </w:r>
+      <w:r>
+        <w:t xml:space="preserve"> </w:t>
+      </w:r>
+      <w:r>
+        <w:t xml:space="preserve">POST /v1/cases/{caseId}/execute</w:t>
+      </w:r>
+      <w:r>
+        <w:t xml:space="preserve"> </w:t>
+      </w:r>
+      <w:r>
+        <w:t xml:space="preserve">POST /v1/cases/{caseId}/cancel</w:t>
+      </w:r>
+      <w:r>
+        <w:t xml:space="preserve"> </w:t>
+      </w:r>
+      <w:r>
+        <w:t xml:space="preserve">GET /v1/cases/{caseId}/deliveries</w:t>
+      </w:r>
+      <w:r>
+        <w:t xml:space="preserve"> </w:t>
+      </w:r>
+      <w:r>
+        <w:t xml:space="preserve">GET /v1/cases/{caseId}/coverage-report</w:t>
+      </w:r>
+      <w:r>
+        <w:t xml:space="preserve"> </w:t>
+      </w:r>
+      <w:r>
+        <w:t xml:space="preserve">POST /v1/cases/{caseId}/acceptance-certificates</w:t>
+      </w:r>
+      <w:r>
+        <w:t xml:space="preserve"> </w:t>
+      </w:r>
+      <w:r>
+        <w:t xml:space="preserve">POST /v1/cases/{caseId}/external-acceptors</w:t>
+      </w:r>
+      <w:r>
+        <w:t xml:space="preserve"> </w:t>
+      </w:r>
+      <w:r>
+        <w:t xml:space="preserve">GET /v1/certificates/{certId}/verify(인증 불필요 — §6 API 인증 원칙의 유일한 예외. 서명 유효성과 발급 사실만 반환하며 Finding 상세·소스는 노출하지 않는다)</w:t>
       </w:r>
     </w:p>
     <w:bookmarkEnd w:id="50"/>
-    <w:bookmarkStart w:id="51" w:name="componentcontract"/>
+    <w:bookmarkStart w:id="51" w:name="learning-and-review"/>
     <w:p>
       <w:pPr>
         <w:pStyle w:val="Heading3"/>
       </w:pPr>
       <w:r>
-        <w:t xml:space="preserve">ComponentContract</w:t>
+        <w:t xml:space="preserve">Learning and Review</w:t>
       </w:r>
     </w:p>
     <w:p>
@@ -1523,13 +2702,614 @@
         <w:pStyle w:val="FirstParagraph"/>
       </w:pPr>
       <w:r>
-        <w:t xml:space="preserve">DRAFT → ACTIVE → SUPERSEDED</w:t>
-      </w:r>
-      <w:r>
-        <w:t xml:space="preserve"> </w:t>
-      </w:r>
-      <w:r>
-        <w:t xml:space="preserve">예외: BREAKING_CHANGE_FLAGGED</w:t>
+        <w:t xml:space="preserve">POST /v1/learning-runs</w:t>
+      </w:r>
+      <w:r>
+        <w:t xml:space="preserve"> </w:t>
+      </w:r>
+      <w:r>
+        <w:t xml:space="preserve">GET /v1/program-profiles/{id}</w:t>
+      </w:r>
+      <w:r>
+        <w:t xml:space="preserve"> </w:t>
+      </w:r>
+      <w:r>
+        <w:t xml:space="preserve">GET /v1/program-profiles/{id}/sbom</w:t>
+      </w:r>
+      <w:r>
+        <w:t xml:space="preserve"> </w:t>
+      </w:r>
+      <w:r>
+        <w:t xml:space="preserve">POST /v1/review-runs</w:t>
+      </w:r>
+      <w:r>
+        <w:t xml:space="preserve"> </w:t>
+      </w:r>
+      <w:r>
+        <w:t xml:space="preserve">GET /v1/review-runs/{id}/findings</w:t>
+      </w:r>
+      <w:r>
+        <w:t xml:space="preserve"> </w:t>
+      </w:r>
+      <w:r>
+        <w:t xml:space="preserve">GET /v1/review-runs/{id}/findings.sarif</w:t>
+      </w:r>
+      <w:r>
+        <w:t xml:space="preserve"> </w:t>
+      </w:r>
+      <w:r>
+        <w:t xml:space="preserve">POST /v1/findings/{id}/decisions</w:t>
+      </w:r>
+      <w:r>
+        <w:t xml:space="preserve"> </w:t>
+      </w:r>
+      <w:r>
+        <w:t xml:space="preserve">POST /v1/findings/{id}/cross-model-verify</w:t>
+      </w:r>
+    </w:p>
+    <w:bookmarkEnd w:id="51"/>
+    <w:bookmarkStart w:id="52" w:name="verification-and-improvement"/>
+    <w:p>
+      <w:pPr>
+        <w:pStyle w:val="Heading3"/>
+      </w:pPr>
+      <w:r>
+        <w:t xml:space="preserve">Verification and Improvement</w:t>
+      </w:r>
+    </w:p>
+    <w:p>
+      <w:pPr>
+        <w:pStyle w:val="FirstParagraph"/>
+      </w:pPr>
+      <w:r>
+        <w:t xml:space="preserve">POST /v1/verification-runs</w:t>
+      </w:r>
+      <w:r>
+        <w:t xml:space="preserve"> </w:t>
+      </w:r>
+      <w:r>
+        <w:t xml:space="preserve">GET /v1/verification-runs/{id}/mutation-score</w:t>
+      </w:r>
+      <w:r>
+        <w:t xml:space="preserve"> </w:t>
+      </w:r>
+      <w:r>
+        <w:t xml:space="preserve">POST /v1/improvement-requests</w:t>
+      </w:r>
+      <w:r>
+        <w:t xml:space="preserve"> </w:t>
+      </w:r>
+      <w:r>
+        <w:t xml:space="preserve">POST /v1/patch-runs</w:t>
+      </w:r>
+      <w:r>
+        <w:t xml:space="preserve"> </w:t>
+      </w:r>
+      <w:r>
+        <w:t xml:space="preserve">GET /v1/patch-runs/{id}/blast-radius</w:t>
+      </w:r>
+      <w:r>
+        <w:t xml:space="preserve"> </w:t>
+      </w:r>
+      <w:r>
+        <w:t xml:space="preserve">POST /v1/patch-runs/{id}/approve</w:t>
+      </w:r>
+      <w:r>
+        <w:t xml:space="preserve"> </w:t>
+      </w:r>
+      <w:r>
+        <w:t xml:space="preserve">POST /v1/patch-runs/{id}/reverify</w:t>
+      </w:r>
+      <w:r>
+        <w:t xml:space="preserve"> </w:t>
+      </w:r>
+      <w:r>
+        <w:t xml:space="preserve">GET /v1/patch-runs/{id}/behavior-diff</w:t>
+      </w:r>
+    </w:p>
+    <w:bookmarkEnd w:id="52"/>
+    <w:bookmarkStart w:id="53" w:name="notification-and-portfolio"/>
+    <w:p>
+      <w:pPr>
+        <w:pStyle w:val="Heading3"/>
+      </w:pPr>
+      <w:r>
+        <w:t xml:space="preserve">Notification and Portfolio</w:t>
+      </w:r>
+    </w:p>
+    <w:p>
+      <w:pPr>
+        <w:pStyle w:val="FirstParagraph"/>
+      </w:pPr>
+      <w:r>
+        <w:t xml:space="preserve">POST /v1/organizations/{orgId}/notification-rules</w:t>
+      </w:r>
+      <w:r>
+        <w:t xml:space="preserve"> </w:t>
+      </w:r>
+      <w:r>
+        <w:t xml:space="preserve">GET /v1/organizations/{orgId}/notification-rules</w:t>
+      </w:r>
+      <w:r>
+        <w:t xml:space="preserve"> </w:t>
+      </w:r>
+      <w:r>
+        <w:t xml:space="preserve">GET /v1/organizations/{orgId}/portfolio</w:t>
+      </w:r>
+      <w:r>
+        <w:t xml:space="preserve"> </w:t>
+      </w:r>
+      <w:r>
+        <w:t xml:space="preserve">GET /v1/programs/{programId}/risk-score</w:t>
+      </w:r>
+      <w:r>
+        <w:t xml:space="preserve"> </w:t>
+      </w:r>
+      <w:r>
+        <w:t xml:space="preserve">GET /v1/programs/{programId}/risk-score/trend</w:t>
+      </w:r>
+      <w:r>
+        <w:t xml:space="preserve"> </w:t>
+      </w:r>
+      <w:r>
+        <w:t xml:space="preserve">GET /v1/programs/{programId}/benchmark</w:t>
+      </w:r>
+    </w:p>
+    <w:bookmarkEnd w:id="53"/>
+    <w:bookmarkStart w:id="54" w:name="quality-assurance"/>
+    <w:p>
+      <w:pPr>
+        <w:pStyle w:val="Heading3"/>
+      </w:pPr>
+      <w:r>
+        <w:t xml:space="preserve">Quality Assurance</w:t>
+      </w:r>
+    </w:p>
+    <w:p>
+      <w:pPr>
+        <w:pStyle w:val="FirstParagraph"/>
+      </w:pPr>
+      <w:r>
+        <w:t xml:space="preserve">POST /v1/patch-runs/{id}/rollback-verify</w:t>
+      </w:r>
+      <w:r>
+        <w:t xml:space="preserve"> </w:t>
+      </w:r>
+      <w:r>
+        <w:t xml:space="preserve">GET /v1/review-runs/confidence-calibration</w:t>
+      </w:r>
+      <w:r>
+        <w:t xml:space="preserve"> </w:t>
+      </w:r>
+      <w:r>
+        <w:t xml:space="preserve">GET /v1/reviewers/{reviewerId}/accuracy</w:t>
+      </w:r>
+      <w:r>
+        <w:t xml:space="preserve"> </w:t>
+      </w:r>
+      <w:r>
+        <w:t xml:space="preserve">GET /v1/program-profiles/{id}/ai-config-drift</w:t>
+      </w:r>
+    </w:p>
+    <w:bookmarkEnd w:id="54"/>
+    <w:bookmarkStart w:id="55" w:name="policy-pack"/>
+    <w:p>
+      <w:pPr>
+        <w:pStyle w:val="Heading3"/>
+      </w:pPr>
+      <w:r>
+        <w:t xml:space="preserve">Policy Pack</w:t>
+      </w:r>
+    </w:p>
+    <w:p>
+      <w:pPr>
+        <w:pStyle w:val="FirstParagraph"/>
+      </w:pPr>
+      <w:r>
+        <w:t xml:space="preserve">POST /v1/organizations/{orgId}/policy-packs</w:t>
+      </w:r>
+      <w:r>
+        <w:t xml:space="preserve"> </w:t>
+      </w:r>
+      <w:r>
+        <w:t xml:space="preserve">POST /v1/policy-packs/{id}/versions</w:t>
+      </w:r>
+      <w:r>
+        <w:t xml:space="preserve"> </w:t>
+      </w:r>
+      <w:r>
+        <w:t xml:space="preserve">GET /v1/policy-packs/{id}/versions/{versionId}</w:t>
+      </w:r>
+    </w:p>
+    <w:bookmarkEnd w:id="55"/>
+    <w:bookmarkStart w:id="56" w:name="knowledge-and-recursive-learning"/>
+    <w:p>
+      <w:pPr>
+        <w:pStyle w:val="Heading3"/>
+      </w:pPr>
+      <w:r>
+        <w:t xml:space="preserve">Knowledge and Recursive Learning</w:t>
+      </w:r>
+    </w:p>
+    <w:p>
+      <w:pPr>
+        <w:pStyle w:val="FirstParagraph"/>
+      </w:pPr>
+      <w:r>
+        <w:t xml:space="preserve">POST /v1/patterns/search</w:t>
+      </w:r>
+      <w:r>
+        <w:t xml:space="preserve"> </w:t>
+      </w:r>
+      <w:r>
+        <w:t xml:space="preserve">GET /v1/patterns/{id}</w:t>
+      </w:r>
+      <w:r>
+        <w:t xml:space="preserve"> </w:t>
+      </w:r>
+      <w:r>
+        <w:t xml:space="preserve">POST /v1/patterns/{id}/feedback</w:t>
+      </w:r>
+      <w:r>
+        <w:t xml:space="preserve"> </w:t>
+      </w:r>
+      <w:r>
+        <w:t xml:space="preserve">POST /v1/missed-findings</w:t>
+      </w:r>
+      <w:r>
+        <w:t xml:space="preserve"> </w:t>
+      </w:r>
+      <w:r>
+        <w:t xml:space="preserve">GET /v1/missed-findings/{id}</w:t>
+      </w:r>
+      <w:r>
+        <w:t xml:space="preserve"> </w:t>
+      </w:r>
+      <w:r>
+        <w:t xml:space="preserve">POST /v1/missed-findings/{id}/promote</w:t>
+      </w:r>
+    </w:p>
+    <w:bookmarkEnd w:id="56"/>
+    <w:bookmarkStart w:id="57" w:name="license"/>
+    <w:p>
+      <w:pPr>
+        <w:pStyle w:val="Heading3"/>
+      </w:pPr>
+      <w:r>
+        <w:t xml:space="preserve">License</w:t>
+      </w:r>
+    </w:p>
+    <w:p>
+      <w:pPr>
+        <w:pStyle w:val="FirstParagraph"/>
+      </w:pPr>
+      <w:r>
+        <w:t xml:space="preserve">POST /v1/license/validate</w:t>
+      </w:r>
+      <w:r>
+        <w:t xml:space="preserve"> </w:t>
+      </w:r>
+      <w:r>
+        <w:t xml:space="preserve">POST /v1/license/activate</w:t>
+      </w:r>
+      <w:r>
+        <w:t xml:space="preserve"> </w:t>
+      </w:r>
+      <w:r>
+        <w:t xml:space="preserve">POST /v1/license/deactivate</w:t>
+      </w:r>
+      <w:r>
+        <w:t xml:space="preserve"> </w:t>
+      </w:r>
+      <w:r>
+        <w:t xml:space="preserve">POST /v1/license/credit/reserve</w:t>
+      </w:r>
+      <w:r>
+        <w:t xml:space="preserve"> </w:t>
+      </w:r>
+      <w:r>
+        <w:t xml:space="preserve">POST /v1/license/credit/commit</w:t>
+      </w:r>
+      <w:r>
+        <w:t xml:space="preserve"> </w:t>
+      </w:r>
+      <w:r>
+        <w:t xml:space="preserve">POST /v1/license/credit/release</w:t>
+      </w:r>
+      <w:r>
+        <w:t xml:space="preserve"> </w:t>
+      </w:r>
+      <w:r>
+        <w:t xml:space="preserve">POST /v1/license/seats/{seatId}/reassign</w:t>
+      </w:r>
+      <w:r>
+        <w:t xml:space="preserve"> </w:t>
+      </w:r>
+      <w:r>
+        <w:t xml:space="preserve">GET /v1/license/entitlements</w:t>
+      </w:r>
+      <w:r>
+        <w:t xml:space="preserve"> </w:t>
+      </w:r>
+      <w:r>
+        <w:t xml:space="preserve">GET /v1/license/jwks</w:t>
+      </w:r>
+    </w:p>
+    <w:bookmarkEnd w:id="57"/>
+    <w:bookmarkEnd w:id="58"/>
+    <w:bookmarkStart w:id="59" w:name="event-계약"/>
+    <w:p>
+      <w:pPr>
+        <w:pStyle w:val="Heading2"/>
+      </w:pPr>
+      <w:r>
+        <w:t xml:space="preserve">8. Event 계약</w:t>
+      </w:r>
+    </w:p>
+    <w:p>
+      <w:pPr>
+        <w:numPr>
+          <w:ilvl w:val="0"/>
+          <w:numId w:val="1009"/>
+        </w:numPr>
+        <w:pStyle w:val="Compact"/>
+      </w:pPr>
+      <w:r>
+        <w:t xml:space="preserve">PaymentSucceeded, PaymentFailed, RefundCompleted</w:t>
+      </w:r>
+    </w:p>
+    <w:p>
+      <w:pPr>
+        <w:numPr>
+          <w:ilvl w:val="0"/>
+          <w:numId w:val="1009"/>
+        </w:numPr>
+        <w:pStyle w:val="Compact"/>
+      </w:pPr>
+      <w:r>
+        <w:t xml:space="preserve">LicenseIssued, LicenseSuspended, LicenseRevoked, EntitlementChanged</w:t>
+      </w:r>
+    </w:p>
+    <w:p>
+      <w:pPr>
+        <w:numPr>
+          <w:ilvl w:val="0"/>
+          <w:numId w:val="1009"/>
+        </w:numPr>
+        <w:pStyle w:val="Compact"/>
+      </w:pPr>
+      <w:r>
+        <w:t xml:space="preserve">CreditReserved, CreditCommitted, CreditReleased, CreditExhaustedMidRun</w:t>
+      </w:r>
+    </w:p>
+    <w:p>
+      <w:pPr>
+        <w:numPr>
+          <w:ilvl w:val="0"/>
+          <w:numId w:val="1009"/>
+        </w:numPr>
+        <w:pStyle w:val="Compact"/>
+      </w:pPr>
+      <w:r>
+        <w:t xml:space="preserve">CaseReady, CaseStarted, CaseBlocked, CaseCompleted</w:t>
+      </w:r>
+    </w:p>
+    <w:p>
+      <w:pPr>
+        <w:numPr>
+          <w:ilvl w:val="0"/>
+          <w:numId w:val="1009"/>
+        </w:numPr>
+        <w:pStyle w:val="Compact"/>
+      </w:pPr>
+      <w:r>
+        <w:t xml:space="preserve">BaselineChanged</w:t>
+      </w:r>
+    </w:p>
+    <w:p>
+      <w:pPr>
+        <w:numPr>
+          <w:ilvl w:val="0"/>
+          <w:numId w:val="1009"/>
+        </w:numPr>
+        <w:pStyle w:val="Compact"/>
+      </w:pPr>
+      <w:r>
+        <w:t xml:space="preserve">ReviewCompleted, VerificationCompleted, PatchCompleted</w:t>
+      </w:r>
+    </w:p>
+    <w:p>
+      <w:pPr>
+        <w:numPr>
+          <w:ilvl w:val="0"/>
+          <w:numId w:val="1009"/>
+        </w:numPr>
+        <w:pStyle w:val="Compact"/>
+      </w:pPr>
+      <w:r>
+        <w:t xml:space="preserve">EvidenceSealed, DeliveryPublished, DeletionCompleted</w:t>
+      </w:r>
+    </w:p>
+    <w:p>
+      <w:pPr>
+        <w:numPr>
+          <w:ilvl w:val="0"/>
+          <w:numId w:val="1009"/>
+        </w:numPr>
+        <w:pStyle w:val="Compact"/>
+      </w:pPr>
+      <w:r>
+        <w:t xml:space="preserve">PatternLearned, PatternPromoted, PatternDeprecated</w:t>
+      </w:r>
+    </w:p>
+    <w:p>
+      <w:pPr>
+        <w:numPr>
+          <w:ilvl w:val="0"/>
+          <w:numId w:val="1009"/>
+        </w:numPr>
+        <w:pStyle w:val="Compact"/>
+      </w:pPr>
+      <w:r>
+        <w:t xml:space="preserve">MissDetected, DetectionCapabilityUpdated, DetectionRegressionValidated</w:t>
+      </w:r>
+    </w:p>
+    <w:p>
+      <w:pPr>
+        <w:numPr>
+          <w:ilvl w:val="0"/>
+          <w:numId w:val="1009"/>
+        </w:numPr>
+        <w:pStyle w:val="Compact"/>
+      </w:pPr>
+      <w:r>
+        <w:t xml:space="preserve">NotificationSent, NotificationFailed, NotificationSuppressed(Opt-in 없음)</w:t>
+      </w:r>
+    </w:p>
+    <w:p>
+      <w:pPr>
+        <w:numPr>
+          <w:ilvl w:val="0"/>
+          <w:numId w:val="1009"/>
+        </w:numPr>
+        <w:pStyle w:val="Compact"/>
+      </w:pPr>
+      <w:r>
+        <w:t xml:space="preserve">MutationTestCompleted, BlastRadiusComputed, BehaviorDiffCompleted, SBOMGenerated</w:t>
+      </w:r>
+    </w:p>
+    <w:p>
+      <w:pPr>
+        <w:numPr>
+          <w:ilvl w:val="0"/>
+          <w:numId w:val="1009"/>
+        </w:numPr>
+        <w:pStyle w:val="Compact"/>
+      </w:pPr>
+      <w:r>
+        <w:t xml:space="preserve">CrossModelVerificationRequested, CrossModelVerificationDisagreed, SelfClaimMismatchDetected</w:t>
+      </w:r>
+    </w:p>
+    <w:p>
+      <w:pPr>
+        <w:numPr>
+          <w:ilvl w:val="0"/>
+          <w:numId w:val="1009"/>
+        </w:numPr>
+        <w:pStyle w:val="Compact"/>
+      </w:pPr>
+      <w:r>
+        <w:t xml:space="preserve">ComponentContractBreakingChange, CrossProgramImpactDetected</w:t>
+      </w:r>
+    </w:p>
+    <w:p>
+      <w:pPr>
+        <w:numPr>
+          <w:ilvl w:val="0"/>
+          <w:numId w:val="1009"/>
+        </w:numPr>
+        <w:pStyle w:val="Compact"/>
+      </w:pPr>
+      <w:r>
+        <w:t xml:space="preserve">RollbackVerified, RollbackVerificationFailed</w:t>
+      </w:r>
+    </w:p>
+    <w:p>
+      <w:pPr>
+        <w:numPr>
+          <w:ilvl w:val="0"/>
+          <w:numId w:val="1009"/>
+        </w:numPr>
+        <w:pStyle w:val="Compact"/>
+      </w:pPr>
+      <w:r>
+        <w:t xml:space="preserve">ConfidenceCalibrationDrifted, ReviewerAccuracyBelowThreshold, AIConfigDriftDetected</w:t>
+      </w:r>
+    </w:p>
+    <w:p>
+      <w:pPr>
+        <w:numPr>
+          <w:ilvl w:val="0"/>
+          <w:numId w:val="1009"/>
+        </w:numPr>
+        <w:pStyle w:val="Compact"/>
+      </w:pPr>
+      <w:r>
+        <w:t xml:space="preserve">AcceptanceCertificateIssued, AcceptanceCertificateRevoked, ExternalAcceptorGranted</w:t>
+      </w:r>
+    </w:p>
+    <w:p>
+      <w:pPr>
+        <w:pStyle w:val="FirstParagraph"/>
+      </w:pPr>
+      <w:r>
+        <w:t xml:space="preserve">이벤트는 event_id, occurred_at, producer, schema_version, organization_id, correlation_id, causation_id를 포함한다.</w:t>
+      </w:r>
+    </w:p>
+    <w:bookmarkEnd w:id="59"/>
+    <w:bookmarkStart w:id="60" w:name="olicense-책임과-경계"/>
+    <w:p>
+      <w:pPr>
+        <w:pStyle w:val="Heading2"/>
+      </w:pPr>
+      <w:r>
+        <w:t xml:space="preserve">9. OLicense 책임과 경계</w:t>
+      </w:r>
+    </w:p>
+    <w:p>
+      <w:pPr>
+        <w:pStyle w:val="FirstParagraph"/>
+      </w:pPr>
+      <w:r>
+        <w:t xml:space="preserve">ORUDA/OLicense는 ProductCode ONSURE에 대해 다음을 관리한다.</w:t>
+      </w:r>
+      <w:r>
+        <w:t xml:space="preserve"> </w:t>
+      </w:r>
+      <w:r>
+        <w:t xml:space="preserve">- Catalog, Plan, Edition, Feature</w:t>
+      </w:r>
+      <w:r>
+        <w:t xml:space="preserve"> </w:t>
+      </w:r>
+      <w:r>
+        <w:t xml:space="preserve">- Web Case License와 VS Code Subscription</w:t>
+      </w:r>
+      <w:r>
+        <w:t xml:space="preserve"> </w:t>
+      </w:r>
+      <w:r>
+        <w:t xml:space="preserve">- Seat, Device, Active System, Program Capacity</w:t>
+      </w:r>
+      <w:r>
+        <w:t xml:space="preserve"> </w:t>
+      </w:r>
+      <w:r>
+        <w:t xml:space="preserve">- Learning Unit, ONSure Credit, Storage, Concurrency</w:t>
+      </w:r>
+      <w:r>
+        <w:t xml:space="preserve"> </w:t>
+      </w:r>
+      <w:r>
+        <w:t xml:space="preserve">- Validity, Suspension, Revocation</w:t>
+      </w:r>
+      <w:r>
+        <w:t xml:space="preserve"> </w:t>
+      </w:r>
+      <w:r>
+        <w:t xml:space="preserve">- Signed Entitlement Snapshot</w:t>
+      </w:r>
+      <w:r>
+        <w:t xml:space="preserve"> </w:t>
+      </w:r>
+      <w:r>
+        <w:t xml:space="preserve">- Offline Grace와 Clock Rollback 방어</w:t>
+      </w:r>
+      <w:r>
+        <w:t xml:space="preserve"> </w:t>
+      </w:r>
+      <w:r>
+        <w:t xml:space="preserve">- Usage와 Audit 원장</w:t>
       </w:r>
     </w:p>
     <w:p>
@@ -1537,1222 +3317,377 @@
         <w:pStyle w:val="BodyText"/>
       </w:pPr>
       <w:r>
-        <w:t xml:space="preserve">BREAKING_CHANGE_FLAGGED는 Architecture Review에서 최상위 우선순위 Finding으로 승격된다. Finding이 CLOSED되면(변경 철회 또는 영향받는 모든 Program의 대응 완료) ACTIVE로 복귀하고, 변경이 의도된 것으로 승인되면 새 ComponentVersion과 함께 ACTIVE로 확정되며 이전 버전은 SUPERSEDED로 전이한다. Provided Interface가 변경되면 같은 System 내 이 Interface를 Required Interface로 선언한 모든 다른 Program을 ReuseLink로 역조회해 Cross-Program Impact Scan을 수행하고, 영향받는 각 Program에 별도 Finding을 생성한다(원 변경 Program의 Review 통과와 무관하게 독립 판정). Program 간 저장소가 분리되어 있어 개별 CI에서는 이 영향을 알 수 없다는 점이 이 스캔의 존재 이유다.</w:t>
-      </w:r>
-    </w:p>
-    <w:bookmarkEnd w:id="51"/>
-    <w:bookmarkEnd w:id="52"/>
-    <w:bookmarkStart w:id="53" w:name="api-원칙"/>
+        <w:t xml:space="preserve">ONSure는 Validate, Activate, Reserve, Commit, Release, Report를 수행하며 발급·가격·한도 변경 권한을 갖지 않는다.</w:t>
+      </w:r>
+    </w:p>
+    <w:bookmarkEnd w:id="60"/>
+    <w:bookmarkStart w:id="61" w:name="license-token-필드"/>
     <w:p>
       <w:pPr>
         <w:pStyle w:val="Heading2"/>
       </w:pPr>
       <w:r>
-        <w:t xml:space="preserve">6. API 원칙</w:t>
-      </w:r>
-    </w:p>
-    <w:p>
-      <w:pPr>
-        <w:numPr>
-          <w:ilvl w:val="0"/>
-          <w:numId w:val="1008"/>
-        </w:numPr>
-        <w:pStyle w:val="Compact"/>
-      </w:pPr>
-      <w:r>
-        <w:t xml:space="preserve">REST와 Event를 병행한다.</w:t>
-      </w:r>
-    </w:p>
-    <w:p>
-      <w:pPr>
-        <w:numPr>
-          <w:ilvl w:val="0"/>
-          <w:numId w:val="1008"/>
-        </w:numPr>
-        <w:pStyle w:val="Compact"/>
-      </w:pPr>
-      <w:r>
-        <w:t xml:space="preserve">모든 Write API는 Idempotency-Key를 지원한다.</w:t>
-      </w:r>
-    </w:p>
-    <w:p>
-      <w:pPr>
-        <w:numPr>
-          <w:ilvl w:val="0"/>
-          <w:numId w:val="1008"/>
-        </w:numPr>
-        <w:pStyle w:val="Compact"/>
-      </w:pPr>
-      <w:r>
-        <w:t xml:space="preserve">Organization과 License Context를 명시한다.</w:t>
-      </w:r>
-    </w:p>
-    <w:p>
-      <w:pPr>
-        <w:numPr>
-          <w:ilvl w:val="0"/>
-          <w:numId w:val="1008"/>
-        </w:numPr>
-        <w:pStyle w:val="Compact"/>
-      </w:pPr>
-      <w:r>
-        <w:t xml:space="preserve">낙관적 잠금과 Version을 사용한다.</w:t>
-      </w:r>
-    </w:p>
-    <w:p>
-      <w:pPr>
-        <w:numPr>
-          <w:ilvl w:val="0"/>
-          <w:numId w:val="1008"/>
-        </w:numPr>
-        <w:pStyle w:val="Compact"/>
-      </w:pPr>
-      <w:r>
-        <w:t xml:space="preserve">오류는 machine-readable code와 retryable 여부를 포함한다.</w:t>
-      </w:r>
-    </w:p>
-    <w:p>
-      <w:pPr>
-        <w:numPr>
-          <w:ilvl w:val="0"/>
-          <w:numId w:val="1008"/>
-        </w:numPr>
-        <w:pStyle w:val="Compact"/>
-      </w:pPr>
-      <w:r>
-        <w:t xml:space="preserve">PII와 Secret을 오류 본문에 넣지 않는다.</w:t>
-      </w:r>
-    </w:p>
-    <w:p>
-      <w:pPr>
-        <w:numPr>
-          <w:ilvl w:val="0"/>
-          <w:numId w:val="1008"/>
-        </w:numPr>
-        <w:pStyle w:val="Compact"/>
-      </w:pPr>
-      <w:r>
-        <w:t xml:space="preserve">인증: Web/Admin Console은 Session Cookie + CSRF Token, VS Code Extension은 OAuth2 Authorization Code + PKCE로 발급한 단기 Access Token과 Refresh Token, 외부 시스템 M2M 연동은 OAuth2 Client Credentials를 기본으로 하며 Enterprise에 한해 IP Allowlist가 결속된 장기 API Key를 허용한다</w:t>
-      </w:r>
-    </w:p>
-    <w:p>
-      <w:pPr>
-        <w:numPr>
-          <w:ilvl w:val="0"/>
-          <w:numId w:val="1008"/>
-        </w:numPr>
-        <w:pStyle w:val="Compact"/>
-      </w:pPr>
-      <w:r>
-        <w:t xml:space="preserve">Access Token 수명은 1시간 이내로 하고 Refresh Token 회전(Rotation)을 적용한다</w:t>
-      </w:r>
-    </w:p>
-    <w:bookmarkEnd w:id="53"/>
-    <w:bookmarkStart w:id="62" w:name="주요-api"/>
+        <w:t xml:space="preserve">10. License Token 필드</w:t>
+      </w:r>
+    </w:p>
+    <w:p>
+      <w:pPr>
+        <w:numPr>
+          <w:ilvl w:val="0"/>
+          <w:numId w:val="1010"/>
+        </w:numPr>
+        <w:pStyle w:val="Compact"/>
+      </w:pPr>
+      <w:r>
+        <w:t xml:space="preserve">issuer, audience, subject</w:t>
+      </w:r>
+    </w:p>
+    <w:p>
+      <w:pPr>
+        <w:numPr>
+          <w:ilvl w:val="0"/>
+          <w:numId w:val="1010"/>
+        </w:numPr>
+        <w:pStyle w:val="Compact"/>
+      </w:pPr>
+      <w:r>
+        <w:t xml:space="preserve">organization_id</w:t>
+      </w:r>
+    </w:p>
+    <w:p>
+      <w:pPr>
+        <w:numPr>
+          <w:ilvl w:val="0"/>
+          <w:numId w:val="1010"/>
+        </w:numPr>
+        <w:pStyle w:val="Compact"/>
+      </w:pPr>
+      <w:r>
+        <w:t xml:space="preserve">product_code=ONSURE</w:t>
+      </w:r>
+    </w:p>
+    <w:p>
+      <w:pPr>
+        <w:numPr>
+          <w:ilvl w:val="0"/>
+          <w:numId w:val="1010"/>
+        </w:numPr>
+        <w:pStyle w:val="Compact"/>
+      </w:pPr>
+      <w:r>
+        <w:t xml:space="preserve">channel=WEB_CASE|VSCODE|API</w:t>
+      </w:r>
+    </w:p>
+    <w:p>
+      <w:pPr>
+        <w:numPr>
+          <w:ilvl w:val="0"/>
+          <w:numId w:val="1010"/>
+        </w:numPr>
+        <w:pStyle w:val="Compact"/>
+      </w:pPr>
+      <w:r>
+        <w:t xml:space="preserve">service_type</w:t>
+      </w:r>
+    </w:p>
+    <w:p>
+      <w:pPr>
+        <w:numPr>
+          <w:ilvl w:val="0"/>
+          <w:numId w:val="1010"/>
+        </w:numPr>
+        <w:pStyle w:val="Compact"/>
+      </w:pPr>
+      <w:r>
+        <w:t xml:space="preserve">plan</w:t>
+      </w:r>
+    </w:p>
+    <w:p>
+      <w:pPr>
+        <w:numPr>
+          <w:ilvl w:val="0"/>
+          <w:numId w:val="1010"/>
+        </w:numPr>
+        <w:pStyle w:val="Compact"/>
+      </w:pPr>
+      <w:r>
+        <w:t xml:space="preserve">feature_entitlements</w:t>
+      </w:r>
+    </w:p>
+    <w:p>
+      <w:pPr>
+        <w:numPr>
+          <w:ilvl w:val="0"/>
+          <w:numId w:val="1010"/>
+        </w:numPr>
+        <w:pStyle w:val="Compact"/>
+      </w:pPr>
+      <w:r>
+        <w:t xml:space="preserve">system_limit, program_limit, program_unit_limit</w:t>
+      </w:r>
+    </w:p>
+    <w:p>
+      <w:pPr>
+        <w:numPr>
+          <w:ilvl w:val="0"/>
+          <w:numId w:val="1010"/>
+        </w:numPr>
+        <w:pStyle w:val="Compact"/>
+      </w:pPr>
+      <w:r>
+        <w:t xml:space="preserve">learning_unit_limit, credit_balance 또는 credit_policy</w:t>
+      </w:r>
+    </w:p>
+    <w:p>
+      <w:pPr>
+        <w:numPr>
+          <w:ilvl w:val="0"/>
+          <w:numId w:val="1010"/>
+        </w:numPr>
+        <w:pStyle w:val="Compact"/>
+      </w:pPr>
+      <w:r>
+        <w:t xml:space="preserve">case_id 또는 subscription_id</w:t>
+      </w:r>
+    </w:p>
+    <w:p>
+      <w:pPr>
+        <w:numPr>
+          <w:ilvl w:val="0"/>
+          <w:numId w:val="1010"/>
+        </w:numPr>
+        <w:pStyle w:val="Compact"/>
+      </w:pPr>
+      <w:r>
+        <w:t xml:space="preserve">baseline_binding</w:t>
+      </w:r>
+    </w:p>
+    <w:p>
+      <w:pPr>
+        <w:numPr>
+          <w:ilvl w:val="0"/>
+          <w:numId w:val="1010"/>
+        </w:numPr>
+        <w:pStyle w:val="Compact"/>
+      </w:pPr>
+      <w:r>
+        <w:t xml:space="preserve">valid_from, valid_until</w:t>
+      </w:r>
+    </w:p>
+    <w:p>
+      <w:pPr>
+        <w:numPr>
+          <w:ilvl w:val="0"/>
+          <w:numId w:val="1010"/>
+        </w:numPr>
+        <w:pStyle w:val="Compact"/>
+      </w:pPr>
+      <w:r>
+        <w:t xml:space="preserve">offline_grace_until</w:t>
+      </w:r>
+    </w:p>
+    <w:p>
+      <w:pPr>
+        <w:numPr>
+          <w:ilvl w:val="0"/>
+          <w:numId w:val="1010"/>
+        </w:numPr>
+        <w:pStyle w:val="Compact"/>
+      </w:pPr>
+      <w:r>
+        <w:t xml:space="preserve">revocation_version</w:t>
+      </w:r>
+    </w:p>
+    <w:p>
+      <w:pPr>
+        <w:numPr>
+          <w:ilvl w:val="0"/>
+          <w:numId w:val="1010"/>
+        </w:numPr>
+        <w:pStyle w:val="Compact"/>
+      </w:pPr>
+      <w:r>
+        <w:t xml:space="preserve">key_id, signature</w:t>
+      </w:r>
+    </w:p>
+    <w:bookmarkEnd w:id="61"/>
+    <w:bookmarkStart w:id="62" w:name="offline-정책"/>
     <w:p>
       <w:pPr>
         <w:pStyle w:val="Heading2"/>
       </w:pPr>
       <w:r>
-        <w:t xml:space="preserve">7. 주요 API</w:t>
-      </w:r>
-    </w:p>
-    <w:bookmarkStart w:id="54" w:name="case"/>
-    <w:p>
-      <w:pPr>
-        <w:pStyle w:val="Heading3"/>
-      </w:pPr>
-      <w:r>
-        <w:t xml:space="preserve">Case</w:t>
-      </w:r>
-    </w:p>
-    <w:p>
-      <w:pPr>
-        <w:pStyle w:val="FirstParagraph"/>
-      </w:pPr>
-      <w:r>
-        <w:t xml:space="preserve">POST /v1/preflights</w:t>
-      </w:r>
-      <w:r>
-        <w:t xml:space="preserve"> </w:t>
-      </w:r>
-      <w:r>
-        <w:t xml:space="preserve">POST /v1/quotes</w:t>
-      </w:r>
-      <w:r>
-        <w:t xml:space="preserve"> </w:t>
-      </w:r>
-      <w:r>
-        <w:t xml:space="preserve">POST /v1/orders</w:t>
-      </w:r>
-      <w:r>
-        <w:t xml:space="preserve"> </w:t>
-      </w:r>
-      <w:r>
-        <w:t xml:space="preserve">POST /v1/cases</w:t>
-      </w:r>
-      <w:r>
-        <w:t xml:space="preserve"> </w:t>
-      </w:r>
-      <w:r>
-        <w:t xml:space="preserve">GET /v1/cases/{caseId}</w:t>
-      </w:r>
-      <w:r>
-        <w:t xml:space="preserve"> </w:t>
-      </w:r>
-      <w:r>
-        <w:t xml:space="preserve">POST /v1/cases/{caseId}/baselines</w:t>
-      </w:r>
-      <w:r>
-        <w:t xml:space="preserve"> </w:t>
-      </w:r>
-      <w:r>
-        <w:t xml:space="preserve">POST /v1/cases/{caseId}/approve-scope</w:t>
-      </w:r>
-      <w:r>
-        <w:t xml:space="preserve"> </w:t>
-      </w:r>
-      <w:r>
-        <w:t xml:space="preserve">POST /v1/cases/{caseId}/execute</w:t>
-      </w:r>
-      <w:r>
-        <w:t xml:space="preserve"> </w:t>
-      </w:r>
-      <w:r>
-        <w:t xml:space="preserve">POST /v1/cases/{caseId}/cancel</w:t>
-      </w:r>
-      <w:r>
-        <w:t xml:space="preserve"> </w:t>
-      </w:r>
-      <w:r>
-        <w:t xml:space="preserve">GET /v1/cases/{caseId}/deliveries</w:t>
-      </w:r>
-      <w:r>
-        <w:t xml:space="preserve"> </w:t>
-      </w:r>
-      <w:r>
-        <w:t xml:space="preserve">GET /v1/cases/{caseId}/coverage-report</w:t>
-      </w:r>
-      <w:r>
-        <w:t xml:space="preserve"> </w:t>
-      </w:r>
-      <w:r>
-        <w:t xml:space="preserve">POST /v1/cases/{caseId}/acceptance-certificates</w:t>
-      </w:r>
-      <w:r>
-        <w:t xml:space="preserve"> </w:t>
-      </w:r>
-      <w:r>
-        <w:t xml:space="preserve">POST /v1/cases/{caseId}/external-acceptors</w:t>
-      </w:r>
-      <w:r>
-        <w:t xml:space="preserve"> </w:t>
-      </w:r>
-      <w:r>
-        <w:t xml:space="preserve">GET /v1/certificates/{certId}/verify(인증 불필요 — §6 API 인증 원칙의 유일한 예외. 서명 유효성과 발급 사실만 반환하며 Finding 상세·소스는 노출하지 않는다)</w:t>
-      </w:r>
-    </w:p>
-    <w:bookmarkEnd w:id="54"/>
-    <w:bookmarkStart w:id="55" w:name="learning-and-review"/>
-    <w:p>
-      <w:pPr>
-        <w:pStyle w:val="Heading3"/>
-      </w:pPr>
-      <w:r>
-        <w:t xml:space="preserve">Learning and Review</w:t>
-      </w:r>
-    </w:p>
-    <w:p>
-      <w:pPr>
-        <w:pStyle w:val="FirstParagraph"/>
-      </w:pPr>
-      <w:r>
-        <w:t xml:space="preserve">POST /v1/learning-runs</w:t>
-      </w:r>
-      <w:r>
-        <w:t xml:space="preserve"> </w:t>
-      </w:r>
-      <w:r>
-        <w:t xml:space="preserve">GET /v1/program-profiles/{id}</w:t>
-      </w:r>
-      <w:r>
-        <w:t xml:space="preserve"> </w:t>
-      </w:r>
-      <w:r>
-        <w:t xml:space="preserve">GET /v1/program-profiles/{id}/sbom</w:t>
-      </w:r>
-      <w:r>
-        <w:t xml:space="preserve"> </w:t>
-      </w:r>
-      <w:r>
-        <w:t xml:space="preserve">POST /v1/review-runs</w:t>
-      </w:r>
-      <w:r>
-        <w:t xml:space="preserve"> </w:t>
-      </w:r>
-      <w:r>
-        <w:t xml:space="preserve">GET /v1/review-runs/{id}/findings</w:t>
-      </w:r>
-      <w:r>
-        <w:t xml:space="preserve"> </w:t>
-      </w:r>
-      <w:r>
-        <w:t xml:space="preserve">GET /v1/review-runs/{id}/findings.sarif</w:t>
-      </w:r>
-      <w:r>
-        <w:t xml:space="preserve"> </w:t>
-      </w:r>
-      <w:r>
-        <w:t xml:space="preserve">POST /v1/findings/{id}/decisions</w:t>
-      </w:r>
-      <w:r>
-        <w:t xml:space="preserve"> </w:t>
-      </w:r>
-      <w:r>
-        <w:t xml:space="preserve">POST /v1/findings/{id}/cross-model-verify</w:t>
-      </w:r>
-    </w:p>
-    <w:bookmarkEnd w:id="55"/>
-    <w:bookmarkStart w:id="56" w:name="verification-and-improvement"/>
-    <w:p>
-      <w:pPr>
-        <w:pStyle w:val="Heading3"/>
-      </w:pPr>
-      <w:r>
-        <w:t xml:space="preserve">Verification and Improvement</w:t>
-      </w:r>
-    </w:p>
-    <w:p>
-      <w:pPr>
-        <w:pStyle w:val="FirstParagraph"/>
-      </w:pPr>
-      <w:r>
-        <w:t xml:space="preserve">POST /v1/verification-runs</w:t>
-      </w:r>
-      <w:r>
-        <w:t xml:space="preserve"> </w:t>
-      </w:r>
-      <w:r>
-        <w:t xml:space="preserve">GET /v1/verification-runs/{id}/mutation-score</w:t>
-      </w:r>
-      <w:r>
-        <w:t xml:space="preserve"> </w:t>
-      </w:r>
-      <w:r>
-        <w:t xml:space="preserve">POST /v1/improvement-requests</w:t>
-      </w:r>
-      <w:r>
-        <w:t xml:space="preserve"> </w:t>
-      </w:r>
-      <w:r>
-        <w:t xml:space="preserve">POST /v1/patch-runs</w:t>
-      </w:r>
-      <w:r>
-        <w:t xml:space="preserve"> </w:t>
-      </w:r>
-      <w:r>
-        <w:t xml:space="preserve">GET /v1/patch-runs/{id}/blast-radius</w:t>
-      </w:r>
-      <w:r>
-        <w:t xml:space="preserve"> </w:t>
-      </w:r>
-      <w:r>
-        <w:t xml:space="preserve">POST /v1/patch-runs/{id}/approve</w:t>
-      </w:r>
-      <w:r>
-        <w:t xml:space="preserve"> </w:t>
-      </w:r>
-      <w:r>
-        <w:t xml:space="preserve">POST /v1/patch-runs/{id}/reverify</w:t>
-      </w:r>
-      <w:r>
-        <w:t xml:space="preserve"> </w:t>
-      </w:r>
-      <w:r>
-        <w:t xml:space="preserve">GET /v1/patch-runs/{id}/behavior-diff</w:t>
-      </w:r>
-    </w:p>
-    <w:bookmarkEnd w:id="56"/>
-    <w:bookmarkStart w:id="57" w:name="notification-and-portfolio"/>
-    <w:p>
-      <w:pPr>
-        <w:pStyle w:val="Heading3"/>
-      </w:pPr>
-      <w:r>
-        <w:t xml:space="preserve">Notification and Portfolio</w:t>
-      </w:r>
-    </w:p>
-    <w:p>
-      <w:pPr>
-        <w:pStyle w:val="FirstParagraph"/>
-      </w:pPr>
-      <w:r>
-        <w:t xml:space="preserve">POST /v1/organizations/{orgId}/notification-rules</w:t>
-      </w:r>
-      <w:r>
-        <w:t xml:space="preserve"> </w:t>
-      </w:r>
-      <w:r>
-        <w:t xml:space="preserve">GET /v1/organizations/{orgId}/notification-rules</w:t>
-      </w:r>
-      <w:r>
-        <w:t xml:space="preserve"> </w:t>
-      </w:r>
-      <w:r>
-        <w:t xml:space="preserve">GET /v1/organizations/{orgId}/portfolio</w:t>
-      </w:r>
-      <w:r>
-        <w:t xml:space="preserve"> </w:t>
-      </w:r>
-      <w:r>
-        <w:t xml:space="preserve">GET /v1/programs/{programId}/risk-score</w:t>
-      </w:r>
-      <w:r>
-        <w:t xml:space="preserve"> </w:t>
-      </w:r>
-      <w:r>
-        <w:t xml:space="preserve">GET /v1/programs/{programId}/risk-score/trend</w:t>
-      </w:r>
-      <w:r>
-        <w:t xml:space="preserve"> </w:t>
-      </w:r>
-      <w:r>
-        <w:t xml:space="preserve">GET /v1/programs/{programId}/benchmark</w:t>
-      </w:r>
-    </w:p>
-    <w:bookmarkEnd w:id="57"/>
-    <w:bookmarkStart w:id="58" w:name="quality-assurance"/>
-    <w:p>
-      <w:pPr>
-        <w:pStyle w:val="Heading3"/>
-      </w:pPr>
-      <w:r>
-        <w:t xml:space="preserve">Quality Assurance</w:t>
-      </w:r>
-    </w:p>
-    <w:p>
-      <w:pPr>
-        <w:pStyle w:val="FirstParagraph"/>
-      </w:pPr>
-      <w:r>
-        <w:t xml:space="preserve">POST /v1/patch-runs/{id}/rollback-verify</w:t>
-      </w:r>
-      <w:r>
-        <w:t xml:space="preserve"> </w:t>
-      </w:r>
-      <w:r>
-        <w:t xml:space="preserve">GET /v1/review-runs/confidence-calibration</w:t>
-      </w:r>
-      <w:r>
-        <w:t xml:space="preserve"> </w:t>
-      </w:r>
-      <w:r>
-        <w:t xml:space="preserve">GET /v1/reviewers/{reviewerId}/accuracy</w:t>
-      </w:r>
-      <w:r>
-        <w:t xml:space="preserve"> </w:t>
-      </w:r>
-      <w:r>
-        <w:t xml:space="preserve">GET /v1/program-profiles/{id}/ai-config-drift</w:t>
-      </w:r>
-    </w:p>
-    <w:bookmarkEnd w:id="58"/>
-    <w:bookmarkStart w:id="59" w:name="policy-pack"/>
-    <w:p>
-      <w:pPr>
-        <w:pStyle w:val="Heading3"/>
-      </w:pPr>
-      <w:r>
-        <w:t xml:space="preserve">Policy Pack</w:t>
-      </w:r>
-    </w:p>
-    <w:p>
-      <w:pPr>
-        <w:pStyle w:val="FirstParagraph"/>
-      </w:pPr>
-      <w:r>
-        <w:t xml:space="preserve">POST /v1/organizations/{orgId}/policy-packs</w:t>
-      </w:r>
-      <w:r>
-        <w:t xml:space="preserve"> </w:t>
-      </w:r>
-      <w:r>
-        <w:t xml:space="preserve">POST /v1/policy-packs/{id}/versions</w:t>
-      </w:r>
-      <w:r>
-        <w:t xml:space="preserve"> </w:t>
-      </w:r>
-      <w:r>
-        <w:t xml:space="preserve">GET /v1/policy-packs/{id}/versions/{versionId}</w:t>
-      </w:r>
-    </w:p>
-    <w:bookmarkEnd w:id="59"/>
-    <w:bookmarkStart w:id="60" w:name="knowledge-and-recursive-learning"/>
-    <w:p>
-      <w:pPr>
-        <w:pStyle w:val="Heading3"/>
-      </w:pPr>
-      <w:r>
-        <w:t xml:space="preserve">Knowledge and Recursive Learning</w:t>
-      </w:r>
-    </w:p>
-    <w:p>
-      <w:pPr>
-        <w:pStyle w:val="FirstParagraph"/>
-      </w:pPr>
-      <w:r>
-        <w:t xml:space="preserve">POST /v1/patterns/search</w:t>
-      </w:r>
-      <w:r>
-        <w:t xml:space="preserve"> </w:t>
-      </w:r>
-      <w:r>
-        <w:t xml:space="preserve">GET /v1/patterns/{id}</w:t>
-      </w:r>
-      <w:r>
-        <w:t xml:space="preserve"> </w:t>
-      </w:r>
-      <w:r>
-        <w:t xml:space="preserve">POST /v1/patterns/{id}/feedback</w:t>
-      </w:r>
-      <w:r>
-        <w:t xml:space="preserve"> </w:t>
-      </w:r>
-      <w:r>
-        <w:t xml:space="preserve">POST /v1/missed-findings</w:t>
-      </w:r>
-      <w:r>
-        <w:t xml:space="preserve"> </w:t>
-      </w:r>
-      <w:r>
-        <w:t xml:space="preserve">GET /v1/missed-findings/{id}</w:t>
-      </w:r>
-      <w:r>
-        <w:t xml:space="preserve"> </w:t>
-      </w:r>
-      <w:r>
-        <w:t xml:space="preserve">POST /v1/missed-findings/{id}/promote</w:t>
-      </w:r>
-    </w:p>
-    <w:bookmarkEnd w:id="60"/>
-    <w:bookmarkStart w:id="61" w:name="license"/>
-    <w:p>
-      <w:pPr>
-        <w:pStyle w:val="Heading3"/>
-      </w:pPr>
-      <w:r>
-        <w:t xml:space="preserve">License</w:t>
-      </w:r>
-    </w:p>
-    <w:p>
-      <w:pPr>
-        <w:pStyle w:val="FirstParagraph"/>
-      </w:pPr>
-      <w:r>
-        <w:t xml:space="preserve">POST /v1/license/validate</w:t>
-      </w:r>
-      <w:r>
-        <w:t xml:space="preserve"> </w:t>
-      </w:r>
-      <w:r>
-        <w:t xml:space="preserve">POST /v1/license/activate</w:t>
-      </w:r>
-      <w:r>
-        <w:t xml:space="preserve"> </w:t>
-      </w:r>
-      <w:r>
-        <w:t xml:space="preserve">POST /v1/license/deactivate</w:t>
-      </w:r>
-      <w:r>
-        <w:t xml:space="preserve"> </w:t>
-      </w:r>
-      <w:r>
-        <w:t xml:space="preserve">POST /v1/license/credit/reserve</w:t>
-      </w:r>
-      <w:r>
-        <w:t xml:space="preserve"> </w:t>
-      </w:r>
-      <w:r>
-        <w:t xml:space="preserve">POST /v1/license/credit/commit</w:t>
-      </w:r>
-      <w:r>
-        <w:t xml:space="preserve"> </w:t>
-      </w:r>
-      <w:r>
-        <w:t xml:space="preserve">POST /v1/license/credit/release</w:t>
-      </w:r>
-      <w:r>
-        <w:t xml:space="preserve"> </w:t>
-      </w:r>
-      <w:r>
-        <w:t xml:space="preserve">POST /v1/license/seats/{seatId}/reassign</w:t>
-      </w:r>
-      <w:r>
-        <w:t xml:space="preserve"> </w:t>
-      </w:r>
-      <w:r>
-        <w:t xml:space="preserve">GET /v1/license/entitlements</w:t>
-      </w:r>
-      <w:r>
-        <w:t xml:space="preserve"> </w:t>
-      </w:r>
-      <w:r>
-        <w:t xml:space="preserve">GET /v1/license/jwks</w:t>
-      </w:r>
-    </w:p>
-    <w:bookmarkEnd w:id="61"/>
+        <w:t xml:space="preserve">11. Offline 정책</w:t>
+      </w:r>
+    </w:p>
+    <w:p>
+      <w:pPr>
+        <w:numPr>
+          <w:ilvl w:val="0"/>
+          <w:numId w:val="1011"/>
+        </w:numPr>
+        <w:pStyle w:val="Compact"/>
+      </w:pPr>
+      <w:r>
+        <w:t xml:space="preserve">Signed Snapshot의 서명·Audience·시간·Revocation Version 검증</w:t>
+      </w:r>
+    </w:p>
+    <w:p>
+      <w:pPr>
+        <w:numPr>
+          <w:ilvl w:val="0"/>
+          <w:numId w:val="1011"/>
+        </w:numPr>
+        <w:pStyle w:val="Compact"/>
+      </w:pPr>
+      <w:r>
+        <w:t xml:space="preserve">Grace 기간 중 고위험 기능 제한 가능</w:t>
+      </w:r>
+    </w:p>
+    <w:p>
+      <w:pPr>
+        <w:numPr>
+          <w:ilvl w:val="0"/>
+          <w:numId w:val="1011"/>
+        </w:numPr>
+        <w:pStyle w:val="Compact"/>
+      </w:pPr>
+      <w:r>
+        <w:t xml:space="preserve">Clock Rollback 탐지 시 Fail-closed</w:t>
+      </w:r>
+    </w:p>
+    <w:p>
+      <w:pPr>
+        <w:numPr>
+          <w:ilvl w:val="0"/>
+          <w:numId w:val="1011"/>
+        </w:numPr>
+        <w:pStyle w:val="Compact"/>
+      </w:pPr>
+      <w:r>
+        <w:t xml:space="preserve">장기 Offline은 별도 License File과 활성화 Receipt 필요</w:t>
+      </w:r>
+    </w:p>
+    <w:p>
+      <w:pPr>
+        <w:numPr>
+          <w:ilvl w:val="0"/>
+          <w:numId w:val="1011"/>
+        </w:numPr>
+        <w:pStyle w:val="Compact"/>
+      </w:pPr>
+      <w:r>
+        <w:t xml:space="preserve">Reconnect 시 Usage 동기화와 중복 방지</w:t>
+      </w:r>
+    </w:p>
     <w:bookmarkEnd w:id="62"/>
-    <w:bookmarkStart w:id="63" w:name="event-계약"/>
+    <w:bookmarkStart w:id="63" w:name="보안-설계"/>
     <w:p>
       <w:pPr>
         <w:pStyle w:val="Heading2"/>
       </w:pPr>
       <w:r>
-        <w:t xml:space="preserve">8. Event 계약</w:t>
-      </w:r>
-    </w:p>
-    <w:p>
-      <w:pPr>
-        <w:numPr>
-          <w:ilvl w:val="0"/>
-          <w:numId w:val="1009"/>
-        </w:numPr>
-        <w:pStyle w:val="Compact"/>
-      </w:pPr>
-      <w:r>
-        <w:t xml:space="preserve">PaymentSucceeded, PaymentFailed, RefundCompleted</w:t>
-      </w:r>
-    </w:p>
-    <w:p>
-      <w:pPr>
-        <w:numPr>
-          <w:ilvl w:val="0"/>
-          <w:numId w:val="1009"/>
-        </w:numPr>
-        <w:pStyle w:val="Compact"/>
-      </w:pPr>
-      <w:r>
-        <w:t xml:space="preserve">LicenseIssued, LicenseSuspended, LicenseRevoked, EntitlementChanged</w:t>
-      </w:r>
-    </w:p>
-    <w:p>
-      <w:pPr>
-        <w:numPr>
-          <w:ilvl w:val="0"/>
-          <w:numId w:val="1009"/>
-        </w:numPr>
-        <w:pStyle w:val="Compact"/>
-      </w:pPr>
-      <w:r>
-        <w:t xml:space="preserve">CreditReserved, CreditCommitted, CreditReleased, CreditExhaustedMidRun</w:t>
-      </w:r>
-    </w:p>
-    <w:p>
-      <w:pPr>
-        <w:numPr>
-          <w:ilvl w:val="0"/>
-          <w:numId w:val="1009"/>
-        </w:numPr>
-        <w:pStyle w:val="Compact"/>
-      </w:pPr>
-      <w:r>
-        <w:t xml:space="preserve">CaseReady, CaseStarted, CaseBlocked, CaseCompleted</w:t>
-      </w:r>
-    </w:p>
-    <w:p>
-      <w:pPr>
-        <w:numPr>
-          <w:ilvl w:val="0"/>
-          <w:numId w:val="1009"/>
-        </w:numPr>
-        <w:pStyle w:val="Compact"/>
-      </w:pPr>
-      <w:r>
-        <w:t xml:space="preserve">BaselineChanged</w:t>
-      </w:r>
-    </w:p>
-    <w:p>
-      <w:pPr>
-        <w:numPr>
-          <w:ilvl w:val="0"/>
-          <w:numId w:val="1009"/>
-        </w:numPr>
-        <w:pStyle w:val="Compact"/>
-      </w:pPr>
-      <w:r>
-        <w:t xml:space="preserve">ReviewCompleted, VerificationCompleted, PatchCompleted</w:t>
-      </w:r>
-    </w:p>
-    <w:p>
-      <w:pPr>
-        <w:numPr>
-          <w:ilvl w:val="0"/>
-          <w:numId w:val="1009"/>
-        </w:numPr>
-        <w:pStyle w:val="Compact"/>
-      </w:pPr>
-      <w:r>
-        <w:t xml:space="preserve">EvidenceSealed, DeliveryPublished, DeletionCompleted</w:t>
-      </w:r>
-    </w:p>
-    <w:p>
-      <w:pPr>
-        <w:numPr>
-          <w:ilvl w:val="0"/>
-          <w:numId w:val="1009"/>
-        </w:numPr>
-        <w:pStyle w:val="Compact"/>
-      </w:pPr>
-      <w:r>
-        <w:t xml:space="preserve">PatternLearned, PatternPromoted, PatternDeprecated</w:t>
-      </w:r>
-    </w:p>
-    <w:p>
-      <w:pPr>
-        <w:numPr>
-          <w:ilvl w:val="0"/>
-          <w:numId w:val="1009"/>
-        </w:numPr>
-        <w:pStyle w:val="Compact"/>
-      </w:pPr>
-      <w:r>
-        <w:t xml:space="preserve">MissDetected, DetectionCapabilityUpdated, DetectionRegressionValidated</w:t>
-      </w:r>
-    </w:p>
-    <w:p>
-      <w:pPr>
-        <w:numPr>
-          <w:ilvl w:val="0"/>
-          <w:numId w:val="1009"/>
-        </w:numPr>
-        <w:pStyle w:val="Compact"/>
-      </w:pPr>
-      <w:r>
-        <w:t xml:space="preserve">NotificationSent, NotificationFailed, NotificationSuppressed(Opt-in 없음)</w:t>
-      </w:r>
-    </w:p>
-    <w:p>
-      <w:pPr>
-        <w:numPr>
-          <w:ilvl w:val="0"/>
-          <w:numId w:val="1009"/>
-        </w:numPr>
-        <w:pStyle w:val="Compact"/>
-      </w:pPr>
-      <w:r>
-        <w:t xml:space="preserve">MutationTestCompleted, BlastRadiusComputed, BehaviorDiffCompleted, SBOMGenerated</w:t>
-      </w:r>
-    </w:p>
-    <w:p>
-      <w:pPr>
-        <w:numPr>
-          <w:ilvl w:val="0"/>
-          <w:numId w:val="1009"/>
-        </w:numPr>
-        <w:pStyle w:val="Compact"/>
-      </w:pPr>
-      <w:r>
-        <w:t xml:space="preserve">CrossModelVerificationRequested, CrossModelVerificationDisagreed, SelfClaimMismatchDetected</w:t>
-      </w:r>
-    </w:p>
-    <w:p>
-      <w:pPr>
-        <w:numPr>
-          <w:ilvl w:val="0"/>
-          <w:numId w:val="1009"/>
-        </w:numPr>
-        <w:pStyle w:val="Compact"/>
-      </w:pPr>
-      <w:r>
-        <w:t xml:space="preserve">ComponentContractBreakingChange, CrossProgramImpactDetected</w:t>
-      </w:r>
-    </w:p>
-    <w:p>
-      <w:pPr>
-        <w:numPr>
-          <w:ilvl w:val="0"/>
-          <w:numId w:val="1009"/>
-        </w:numPr>
-        <w:pStyle w:val="Compact"/>
-      </w:pPr>
-      <w:r>
-        <w:t xml:space="preserve">RollbackVerified, RollbackVerificationFailed</w:t>
-      </w:r>
-    </w:p>
-    <w:p>
-      <w:pPr>
-        <w:numPr>
-          <w:ilvl w:val="0"/>
-          <w:numId w:val="1009"/>
-        </w:numPr>
-        <w:pStyle w:val="Compact"/>
-      </w:pPr>
-      <w:r>
-        <w:t xml:space="preserve">ConfidenceCalibrationDrifted, ReviewerAccuracyBelowThreshold, AIConfigDriftDetected</w:t>
-      </w:r>
-    </w:p>
-    <w:p>
-      <w:pPr>
-        <w:numPr>
-          <w:ilvl w:val="0"/>
-          <w:numId w:val="1009"/>
-        </w:numPr>
-        <w:pStyle w:val="Compact"/>
-      </w:pPr>
-      <w:r>
-        <w:t xml:space="preserve">AcceptanceCertificateIssued, AcceptanceCertificateRevoked, ExternalAcceptorGranted</w:t>
-      </w:r>
-    </w:p>
-    <w:p>
-      <w:pPr>
-        <w:pStyle w:val="FirstParagraph"/>
-      </w:pPr>
-      <w:r>
-        <w:t xml:space="preserve">이벤트는 event_id, occurred_at, producer, schema_version, organization_id, correlation_id, causation_id를 포함한다.</w:t>
+        <w:t xml:space="preserve">12. 보안 설계</w:t>
+      </w:r>
+    </w:p>
+    <w:p>
+      <w:pPr>
+        <w:numPr>
+          <w:ilvl w:val="0"/>
+          <w:numId w:val="1012"/>
+        </w:numPr>
+        <w:pStyle w:val="Compact"/>
+      </w:pPr>
+      <w:r>
+        <w:t xml:space="preserve">고객 Source는 기본 비공개이며 전송·저장 암호화</w:t>
+      </w:r>
+    </w:p>
+    <w:p>
+      <w:pPr>
+        <w:numPr>
+          <w:ilvl w:val="0"/>
+          <w:numId w:val="1012"/>
+        </w:numPr>
+        <w:pStyle w:val="Compact"/>
+      </w:pPr>
+      <w:r>
+        <w:t xml:space="preserve">Worker당 임시 Credential과 최소권한</w:t>
+      </w:r>
+    </w:p>
+    <w:p>
+      <w:pPr>
+        <w:numPr>
+          <w:ilvl w:val="0"/>
+          <w:numId w:val="1012"/>
+        </w:numPr>
+        <w:pStyle w:val="Compact"/>
+      </w:pPr>
+      <w:r>
+        <w:t xml:space="preserve">Network Egress Allowlist</w:t>
+      </w:r>
+    </w:p>
+    <w:p>
+      <w:pPr>
+        <w:numPr>
+          <w:ilvl w:val="0"/>
+          <w:numId w:val="1012"/>
+        </w:numPr>
+        <w:pStyle w:val="Compact"/>
+      </w:pPr>
+      <w:r>
+        <w:t xml:space="preserve">Secret Scanning과 Log Redaction</w:t>
+      </w:r>
+    </w:p>
+    <w:p>
+      <w:pPr>
+        <w:numPr>
+          <w:ilvl w:val="0"/>
+          <w:numId w:val="1012"/>
+        </w:numPr>
+        <w:pStyle w:val="Compact"/>
+      </w:pPr>
+      <w:r>
+        <w:t xml:space="preserve">Artifact Content Addressing</w:t>
+      </w:r>
+    </w:p>
+    <w:p>
+      <w:pPr>
+        <w:numPr>
+          <w:ilvl w:val="0"/>
+          <w:numId w:val="1012"/>
+        </w:numPr>
+        <w:pStyle w:val="Compact"/>
+      </w:pPr>
+      <w:r>
+        <w:t xml:space="preserve">관리자 Break-glass 승인과 감사</w:t>
+      </w:r>
+    </w:p>
+    <w:p>
+      <w:pPr>
+        <w:numPr>
+          <w:ilvl w:val="0"/>
+          <w:numId w:val="1012"/>
+        </w:numPr>
+        <w:pStyle w:val="Compact"/>
+      </w:pPr>
+      <w:r>
+        <w:t xml:space="preserve">결제 카드정보 비보관, PCI-DSS 범위는 Payment Provider Tokenization으로 최소화</w:t>
+      </w:r>
+    </w:p>
+    <w:p>
+      <w:pPr>
+        <w:numPr>
+          <w:ilvl w:val="0"/>
+          <w:numId w:val="1012"/>
+        </w:numPr>
+        <w:pStyle w:val="Compact"/>
+      </w:pPr>
+      <w:r>
+        <w:t xml:space="preserve">Tenant Key 또는 Enterprise 전용 Key 옵션</w:t>
       </w:r>
     </w:p>
     <w:bookmarkEnd w:id="63"/>
-    <w:bookmarkStart w:id="64" w:name="olicense-책임과-경계"/>
-    <w:p>
-      <w:pPr>
-        <w:pStyle w:val="Heading2"/>
-      </w:pPr>
-      <w:r>
-        <w:t xml:space="preserve">9. OLicense 책임과 경계</w:t>
-      </w:r>
-    </w:p>
-    <w:p>
-      <w:pPr>
-        <w:pStyle w:val="FirstParagraph"/>
-      </w:pPr>
-      <w:r>
-        <w:t xml:space="preserve">ORUDA/OLicense는 ProductCode ONSURE에 대해 다음을 관리한다.</w:t>
-      </w:r>
-      <w:r>
-        <w:t xml:space="preserve"> </w:t>
-      </w:r>
-      <w:r>
-        <w:t xml:space="preserve">- Catalog, Plan, Edition, Feature</w:t>
-      </w:r>
-      <w:r>
-        <w:t xml:space="preserve"> </w:t>
-      </w:r>
-      <w:r>
-        <w:t xml:space="preserve">- Web Case License와 VS Code Subscription</w:t>
-      </w:r>
-      <w:r>
-        <w:t xml:space="preserve"> </w:t>
-      </w:r>
-      <w:r>
-        <w:t xml:space="preserve">- Seat, Device, Active System, Program Capacity</w:t>
-      </w:r>
-      <w:r>
-        <w:t xml:space="preserve"> </w:t>
-      </w:r>
-      <w:r>
-        <w:t xml:space="preserve">- Learning Unit, ONSure Credit, Storage, Concurrency</w:t>
-      </w:r>
-      <w:r>
-        <w:t xml:space="preserve"> </w:t>
-      </w:r>
-      <w:r>
-        <w:t xml:space="preserve">- Validity, Suspension, Revocation</w:t>
-      </w:r>
-      <w:r>
-        <w:t xml:space="preserve"> </w:t>
-      </w:r>
-      <w:r>
-        <w:t xml:space="preserve">- Signed Entitlement Snapshot</w:t>
-      </w:r>
-      <w:r>
-        <w:t xml:space="preserve"> </w:t>
-      </w:r>
-      <w:r>
-        <w:t xml:space="preserve">- Offline Grace와 Clock Rollback 방어</w:t>
-      </w:r>
-      <w:r>
-        <w:t xml:space="preserve"> </w:t>
-      </w:r>
-      <w:r>
-        <w:t xml:space="preserve">- Usage와 Audit 원장</w:t>
-      </w:r>
-    </w:p>
-    <w:p>
-      <w:pPr>
-        <w:pStyle w:val="BodyText"/>
-      </w:pPr>
-      <w:r>
-        <w:t xml:space="preserve">ONSure는 Validate, Activate, Reserve, Commit, Release, Report를 수행하며 발급·가격·한도 변경 권한을 갖지 않는다.</w:t>
-      </w:r>
-    </w:p>
-    <w:bookmarkEnd w:id="64"/>
-    <w:bookmarkStart w:id="65" w:name="license-token-필드"/>
-    <w:p>
-      <w:pPr>
-        <w:pStyle w:val="Heading2"/>
-      </w:pPr>
-      <w:r>
-        <w:t xml:space="preserve">10. License Token 필드</w:t>
-      </w:r>
-    </w:p>
-    <w:p>
-      <w:pPr>
-        <w:numPr>
-          <w:ilvl w:val="0"/>
-          <w:numId w:val="1010"/>
-        </w:numPr>
-        <w:pStyle w:val="Compact"/>
-      </w:pPr>
-      <w:r>
-        <w:t xml:space="preserve">issuer, audience, subject</w:t>
-      </w:r>
-    </w:p>
-    <w:p>
-      <w:pPr>
-        <w:numPr>
-          <w:ilvl w:val="0"/>
-          <w:numId w:val="1010"/>
-        </w:numPr>
-        <w:pStyle w:val="Compact"/>
-      </w:pPr>
-      <w:r>
-        <w:t xml:space="preserve">organization_id</w:t>
-      </w:r>
-    </w:p>
-    <w:p>
-      <w:pPr>
-        <w:numPr>
-          <w:ilvl w:val="0"/>
-          <w:numId w:val="1010"/>
-        </w:numPr>
-        <w:pStyle w:val="Compact"/>
-      </w:pPr>
-      <w:r>
-        <w:t xml:space="preserve">product_code=ONSURE</w:t>
-      </w:r>
-    </w:p>
-    <w:p>
-      <w:pPr>
-        <w:numPr>
-          <w:ilvl w:val="0"/>
-          <w:numId w:val="1010"/>
-        </w:numPr>
-        <w:pStyle w:val="Compact"/>
-      </w:pPr>
-      <w:r>
-        <w:t xml:space="preserve">channel=WEB_CASE|VSCODE|API</w:t>
-      </w:r>
-    </w:p>
-    <w:p>
-      <w:pPr>
-        <w:numPr>
-          <w:ilvl w:val="0"/>
-          <w:numId w:val="1010"/>
-        </w:numPr>
-        <w:pStyle w:val="Compact"/>
-      </w:pPr>
-      <w:r>
-        <w:t xml:space="preserve">service_type</w:t>
-      </w:r>
-    </w:p>
-    <w:p>
-      <w:pPr>
-        <w:numPr>
-          <w:ilvl w:val="0"/>
-          <w:numId w:val="1010"/>
-        </w:numPr>
-        <w:pStyle w:val="Compact"/>
-      </w:pPr>
-      <w:r>
-        <w:t xml:space="preserve">plan</w:t>
-      </w:r>
-    </w:p>
-    <w:p>
-      <w:pPr>
-        <w:numPr>
-          <w:ilvl w:val="0"/>
-          <w:numId w:val="1010"/>
-        </w:numPr>
-        <w:pStyle w:val="Compact"/>
-      </w:pPr>
-      <w:r>
-        <w:t xml:space="preserve">feature_entitlements</w:t>
-      </w:r>
-    </w:p>
-    <w:p>
-      <w:pPr>
-        <w:numPr>
-          <w:ilvl w:val="0"/>
-          <w:numId w:val="1010"/>
-        </w:numPr>
-        <w:pStyle w:val="Compact"/>
-      </w:pPr>
-      <w:r>
-        <w:t xml:space="preserve">system_limit, program_limit, program_unit_limit</w:t>
-      </w:r>
-    </w:p>
-    <w:p>
-      <w:pPr>
-        <w:numPr>
-          <w:ilvl w:val="0"/>
-          <w:numId w:val="1010"/>
-        </w:numPr>
-        <w:pStyle w:val="Compact"/>
-      </w:pPr>
-      <w:r>
-        <w:t xml:space="preserve">learning_unit_limit, credit_balance 또는 credit_policy</w:t>
-      </w:r>
-    </w:p>
-    <w:p>
-      <w:pPr>
-        <w:numPr>
-          <w:ilvl w:val="0"/>
-          <w:numId w:val="1010"/>
-        </w:numPr>
-        <w:pStyle w:val="Compact"/>
-      </w:pPr>
-      <w:r>
-        <w:t xml:space="preserve">case_id 또는 subscription_id</w:t>
-      </w:r>
-    </w:p>
-    <w:p>
-      <w:pPr>
-        <w:numPr>
-          <w:ilvl w:val="0"/>
-          <w:numId w:val="1010"/>
-        </w:numPr>
-        <w:pStyle w:val="Compact"/>
-      </w:pPr>
-      <w:r>
-        <w:t xml:space="preserve">baseline_binding</w:t>
-      </w:r>
-    </w:p>
-    <w:p>
-      <w:pPr>
-        <w:numPr>
-          <w:ilvl w:val="0"/>
-          <w:numId w:val="1010"/>
-        </w:numPr>
-        <w:pStyle w:val="Compact"/>
-      </w:pPr>
-      <w:r>
-        <w:t xml:space="preserve">valid_from, valid_until</w:t>
-      </w:r>
-    </w:p>
-    <w:p>
-      <w:pPr>
-        <w:numPr>
-          <w:ilvl w:val="0"/>
-          <w:numId w:val="1010"/>
-        </w:numPr>
-        <w:pStyle w:val="Compact"/>
-      </w:pPr>
-      <w:r>
-        <w:t xml:space="preserve">offline_grace_until</w:t>
-      </w:r>
-    </w:p>
-    <w:p>
-      <w:pPr>
-        <w:numPr>
-          <w:ilvl w:val="0"/>
-          <w:numId w:val="1010"/>
-        </w:numPr>
-        <w:pStyle w:val="Compact"/>
-      </w:pPr>
-      <w:r>
-        <w:t xml:space="preserve">revocation_version</w:t>
-      </w:r>
-    </w:p>
-    <w:p>
-      <w:pPr>
-        <w:numPr>
-          <w:ilvl w:val="0"/>
-          <w:numId w:val="1010"/>
-        </w:numPr>
-        <w:pStyle w:val="Compact"/>
-      </w:pPr>
-      <w:r>
-        <w:t xml:space="preserve">key_id, signature</w:t>
-      </w:r>
-    </w:p>
-    <w:bookmarkEnd w:id="65"/>
-    <w:bookmarkStart w:id="66" w:name="offline-정책"/>
-    <w:p>
-      <w:pPr>
-        <w:pStyle w:val="Heading2"/>
-      </w:pPr>
-      <w:r>
-        <w:t xml:space="preserve">11. Offline 정책</w:t>
-      </w:r>
-    </w:p>
-    <w:p>
-      <w:pPr>
-        <w:numPr>
-          <w:ilvl w:val="0"/>
-          <w:numId w:val="1011"/>
-        </w:numPr>
-        <w:pStyle w:val="Compact"/>
-      </w:pPr>
-      <w:r>
-        <w:t xml:space="preserve">Signed Snapshot의 서명·Audience·시간·Revocation Version 검증</w:t>
-      </w:r>
-    </w:p>
-    <w:p>
-      <w:pPr>
-        <w:numPr>
-          <w:ilvl w:val="0"/>
-          <w:numId w:val="1011"/>
-        </w:numPr>
-        <w:pStyle w:val="Compact"/>
-      </w:pPr>
-      <w:r>
-        <w:t xml:space="preserve">Grace 기간 중 고위험 기능 제한 가능</w:t>
-      </w:r>
-    </w:p>
-    <w:p>
-      <w:pPr>
-        <w:numPr>
-          <w:ilvl w:val="0"/>
-          <w:numId w:val="1011"/>
-        </w:numPr>
-        <w:pStyle w:val="Compact"/>
-      </w:pPr>
-      <w:r>
-        <w:t xml:space="preserve">Clock Rollback 탐지 시 Fail-closed</w:t>
-      </w:r>
-    </w:p>
-    <w:p>
-      <w:pPr>
-        <w:numPr>
-          <w:ilvl w:val="0"/>
-          <w:numId w:val="1011"/>
-        </w:numPr>
-        <w:pStyle w:val="Compact"/>
-      </w:pPr>
-      <w:r>
-        <w:t xml:space="preserve">장기 Offline은 별도 License File과 활성화 Receipt 필요</w:t>
-      </w:r>
-    </w:p>
-    <w:p>
-      <w:pPr>
-        <w:numPr>
-          <w:ilvl w:val="0"/>
-          <w:numId w:val="1011"/>
-        </w:numPr>
-        <w:pStyle w:val="Compact"/>
-      </w:pPr>
-      <w:r>
-        <w:t xml:space="preserve">Reconnect 시 Usage 동기화와 중복 방지</w:t>
-      </w:r>
-    </w:p>
-    <w:bookmarkEnd w:id="66"/>
-    <w:bookmarkStart w:id="67" w:name="보안-설계"/>
-    <w:p>
-      <w:pPr>
-        <w:pStyle w:val="Heading2"/>
-      </w:pPr>
-      <w:r>
-        <w:t xml:space="preserve">12. 보안 설계</w:t>
-      </w:r>
-    </w:p>
-    <w:p>
-      <w:pPr>
-        <w:numPr>
-          <w:ilvl w:val="0"/>
-          <w:numId w:val="1012"/>
-        </w:numPr>
-        <w:pStyle w:val="Compact"/>
-      </w:pPr>
-      <w:r>
-        <w:t xml:space="preserve">고객 Source는 기본 비공개이며 전송·저장 암호화</w:t>
-      </w:r>
-    </w:p>
-    <w:p>
-      <w:pPr>
-        <w:numPr>
-          <w:ilvl w:val="0"/>
-          <w:numId w:val="1012"/>
-        </w:numPr>
-        <w:pStyle w:val="Compact"/>
-      </w:pPr>
-      <w:r>
-        <w:t xml:space="preserve">Worker당 임시 Credential과 최소권한</w:t>
-      </w:r>
-    </w:p>
-    <w:p>
-      <w:pPr>
-        <w:numPr>
-          <w:ilvl w:val="0"/>
-          <w:numId w:val="1012"/>
-        </w:numPr>
-        <w:pStyle w:val="Compact"/>
-      </w:pPr>
-      <w:r>
-        <w:t xml:space="preserve">Network Egress Allowlist</w:t>
-      </w:r>
-    </w:p>
-    <w:p>
-      <w:pPr>
-        <w:numPr>
-          <w:ilvl w:val="0"/>
-          <w:numId w:val="1012"/>
-        </w:numPr>
-        <w:pStyle w:val="Compact"/>
-      </w:pPr>
-      <w:r>
-        <w:t xml:space="preserve">Secret Scanning과 Log Redaction</w:t>
-      </w:r>
-    </w:p>
-    <w:p>
-      <w:pPr>
-        <w:numPr>
-          <w:ilvl w:val="0"/>
-          <w:numId w:val="1012"/>
-        </w:numPr>
-        <w:pStyle w:val="Compact"/>
-      </w:pPr>
-      <w:r>
-        <w:t xml:space="preserve">Artifact Content Addressing</w:t>
-      </w:r>
-    </w:p>
-    <w:p>
-      <w:pPr>
-        <w:numPr>
-          <w:ilvl w:val="0"/>
-          <w:numId w:val="1012"/>
-        </w:numPr>
-        <w:pStyle w:val="Compact"/>
-      </w:pPr>
-      <w:r>
-        <w:t xml:space="preserve">관리자 Break-glass 승인과 감사</w:t>
-      </w:r>
-    </w:p>
-    <w:p>
-      <w:pPr>
-        <w:numPr>
-          <w:ilvl w:val="0"/>
-          <w:numId w:val="1012"/>
-        </w:numPr>
-        <w:pStyle w:val="Compact"/>
-      </w:pPr>
-      <w:r>
-        <w:t xml:space="preserve">결제 카드정보 비보관, PCI-DSS 범위는 Payment Provider Tokenization으로 최소화</w:t>
-      </w:r>
-    </w:p>
-    <w:p>
-      <w:pPr>
-        <w:numPr>
-          <w:ilvl w:val="0"/>
-          <w:numId w:val="1012"/>
-        </w:numPr>
-        <w:pStyle w:val="Compact"/>
-      </w:pPr>
-      <w:r>
-        <w:t xml:space="preserve">Tenant Key 또는 Enterprise 전용 Key 옵션</w:t>
-      </w:r>
-    </w:p>
-    <w:bookmarkEnd w:id="67"/>
-    <w:bookmarkStart w:id="69" w:name="규제산업-컴플라이언스-설계"/>
+    <w:bookmarkStart w:id="65" w:name="규제산업-컴플라이언스-설계"/>
     <w:p>
       <w:pPr>
         <w:pStyle w:val="Heading2"/>
@@ -2815,7 +3750,7 @@
       <w:r>
         <w:t xml:space="preserve">금융권: 망분리 환경 대응은 On-premises/Air-gapped 배포 모델(</w:t>
       </w:r>
-      <w:hyperlink r:id="rId68">
+      <w:hyperlink r:id="rId64">
         <w:r>
           <w:rPr>
             <w:rStyle w:val="Hyperlink"/>
@@ -2863,8 +3798,8 @@
         <w:t xml:space="preserve">이 절의 요건은 Enterprise Edition Feature Gate로 관리하며 일반 Plan에는 기본 보안 설계(위 12절)만 적용한다</w:t>
       </w:r>
     </w:p>
-    <w:bookmarkEnd w:id="69"/>
-    <w:bookmarkStart w:id="70" w:name="보존과-삭제"/>
+    <w:bookmarkEnd w:id="65"/>
+    <w:bookmarkStart w:id="66" w:name="보존과-삭제"/>
     <w:p>
       <w:pPr>
         <w:pStyle w:val="Heading2"/>
@@ -2889,8 +3824,8 @@
         <w:t xml:space="preserve">Legal Hold는 Security Auditor 또는 Customer Owner의 명시적 요청과 ONSure Operator의 승인으로만 설정·해제하며(단독 설정 불가), 대상 Case/Evidence ID, 사유, 요청자, 예상 해제일을 기록한다. Legal Hold가 설정된 대상은 삭제 SLA 계산에서 제외하되 해제 즉시 원래 Retention 정책을 재적용한다. 규제산업 계약의 장기 보존 요구가 일반 삭제 SLA와 충돌하는 경우 계약서의 보존기간을 우선한다.</w:t>
       </w:r>
     </w:p>
-    <w:bookmarkEnd w:id="70"/>
-    <w:bookmarkEnd w:id="71"/>
+    <w:bookmarkEnd w:id="66"/>
+    <w:bookmarkEnd w:id="67"/>
     <w:sectPr/>
   </w:body>
 </w:document>

--- a/docs/master/doc/04_ARCHITECTURE_DATA_API_OLICENSE.docx
+++ b/docs/master/doc/04_ARCHITECTURE_DATA_API_OLICENSE.docx
@@ -2371,17 +2371,44 @@
         <w:pStyle w:val="BodyText"/>
       </w:pPr>
       <w:r>
-        <w:t xml:space="preserve">CreditReservation, CaseRevision, Baseline 동시성 다중 Branch 처리, MissedFinding(재귀학습 루프), ComponentContract/Cross-Program Impact Scan, BlastRadiusReport(PatchPlan.preapply_assessment로 부분 흡수됨), RollbackVerificationReceipt, ConfidenceCalibrationReport, ReviewerAccuracyScore, AIConfigDriftReport, PeerBenchmark, AcceptanceCertificate/ExternalAcceptorGrant, CoverageReport, NotificationRule/NotificationEvent, PolicyPack/PolicyPackVersion, ProgramRiskScore, ReproducibilityAuditSample, SBOM</w:t>
+        <w:t xml:space="preserve">CaseRevision, Baseline 동시성 다중 Branch 처리, MissedFinding(재귀학습 루프), ComponentContract/Cross-Program Impact Scan, BlastRadiusReport(PatchPlan.preapply_assessment로 부분 흡수됨), RollbackVerificationReceipt, ConfidenceCalibrationReport, ReviewerAccuracyScore, AIConfigDriftReport, PeerBenchmark, AcceptanceCertificate/ExternalAcceptorGrant, CoverageReport, NotificationRule/NotificationEvent, PolicyPack/PolicyPackVersion, ProgramRiskScore, ReproducibilityAuditSample, SBOM</w:t>
       </w:r>
     </w:p>
     <w:bookmarkEnd w:id="44"/>
-    <w:bookmarkStart w:id="45" w:name="creditreservation-design_only"/>
+    <w:bookmarkStart w:id="45" w:name="X8791345d1d3c6b49dd8ff1805afb196ef39d5c8"/>
     <w:p>
       <w:pPr>
         <w:pStyle w:val="Heading3"/>
       </w:pPr>
       <w:r>
-        <w:t xml:space="preserve">CreditReservation (DESIGN_ONLY)</w:t>
+        <w:t xml:space="preserve">CreditReservation —</w:t>
+      </w:r>
+      <w:r>
+        <w:t xml:space="preserve"> </w:t>
+      </w:r>
+      <w:r>
+        <w:rPr>
+          <w:rStyle w:val="VerbatimChar"/>
+        </w:rPr>
+        <w:t xml:space="preserve">contracts/license-state.v1.schema.json</w:t>
+      </w:r>
+      <w:r>
+        <w:t xml:space="preserve">의</w:t>
+      </w:r>
+      <w:r>
+        <w:t xml:space="preserve"> </w:t>
+      </w:r>
+      <w:r>
+        <w:rPr>
+          <w:rStyle w:val="VerbatimChar"/>
+        </w:rPr>
+        <w:t xml:space="preserve">reservations</w:t>
+      </w:r>
+      <w:r>
+        <w:t xml:space="preserve"> </w:t>
+      </w:r>
+      <w:r>
+        <w:t xml:space="preserve">필드</w:t>
       </w:r>
     </w:p>
     <w:p>
@@ -2389,7 +2416,22 @@
         <w:pStyle w:val="FirstParagraph"/>
       </w:pPr>
       <w:r>
-        <w:t xml:space="preserve">RESERVED → COMMITTED 또는 RELEASED; Timeout 시 자동 RELEASED</w:t>
+        <w:t xml:space="preserve">RESERVED → COMMITTED 또는 RELEASED 또는 EXPIRED(계약상 4개 상태이며, 이 설계서가 이전에</w:t>
+      </w:r>
+      <w:r>
+        <w:t xml:space="preserve"> </w:t>
+      </w:r>
+      <w:r>
+        <w:t xml:space="preserve">“</w:t>
+      </w:r>
+      <w:r>
+        <w:t xml:space="preserve">Timeout 시 자동 RELEASED</w:t>
+      </w:r>
+      <w:r>
+        <w:t xml:space="preserve">”</w:t>
+      </w:r>
+      <w:r>
+        <w:t xml:space="preserve">라 쓴 것과 달리 EXPIRED는 RELEASED와 별개 상태로 구분된다 — 정정)</w:t>
       </w:r>
     </w:p>
     <w:p>
@@ -2397,7 +2439,67 @@
         <w:pStyle w:val="BodyText"/>
       </w:pPr>
       <w:r>
-        <w:t xml:space="preserve">실행 도중 CreditReservation이 소진되면 진행 중인</w:t>
+        <w:t xml:space="preserve">License 자체는</w:t>
+      </w:r>
+      <w:r>
+        <w:t xml:space="preserve"> </w:t>
+      </w:r>
+      <w:r>
+        <w:rPr>
+          <w:rStyle w:val="VerbatimChar"/>
+        </w:rPr>
+        <w:t xml:space="preserve">contracts/license-state.v1.schema.json</w:t>
+      </w:r>
+      <w:r>
+        <w:t xml:space="preserve">에 이미 실재한다:</w:t>
+      </w:r>
+      <w:r>
+        <w:t xml:space="preserve"> </w:t>
+      </w:r>
+      <w:r>
+        <w:rPr>
+          <w:rStyle w:val="VerbatimChar"/>
+        </w:rPr>
+        <w:t xml:space="preserve">status</w:t>
+      </w:r>
+      <w:r>
+        <w:t xml:space="preserve">(ISSUED/ACTIVE/SUSPENDED/REVOKED/EXPIRED),</w:t>
+      </w:r>
+      <w:r>
+        <w:t xml:space="preserve"> </w:t>
+      </w:r>
+      <w:r>
+        <w:rPr>
+          <w:rStyle w:val="VerbatimChar"/>
+        </w:rPr>
+        <w:t xml:space="preserve">offline_grace_hours</w:t>
+      </w:r>
+      <w:r>
+        <w:t xml:space="preserve">,</w:t>
+      </w:r>
+      <w:r>
+        <w:t xml:space="preserve"> </w:t>
+      </w:r>
+      <w:r>
+        <w:rPr>
+          <w:rStyle w:val="VerbatimChar"/>
+        </w:rPr>
+        <w:t xml:space="preserve">clock_tolerance_seconds</w:t>
+      </w:r>
+      <w:r>
+        <w:t xml:space="preserve">,</w:t>
+      </w:r>
+      <w:r>
+        <w:t xml:space="preserve"> </w:t>
+      </w:r>
+      <w:r>
+        <w:rPr>
+          <w:rStyle w:val="VerbatimChar"/>
+        </w:rPr>
+        <w:t xml:space="preserve">credits{total,available,reserved,committed}</w:t>
+      </w:r>
+      <w:r>
+        <w:t xml:space="preserve">가 필드로 존재해 이 설계서의 Offline 정책(§11)·Credit 개념과 상당히 부합한다. 실행 도중 Credit이 소진되면 진행 중인</w:t>
       </w:r>
       <w:r>
         <w:t xml:space="preserve"> </w:t>
@@ -2409,7 +2511,7 @@
         <w:t xml:space="preserve">validation_run</w:t>
       </w:r>
       <w:r>
-        <w:t xml:space="preserve">은 안전한 Checkpoint까지만 진행한 뒤 ServiceCase를 REFUND_PENDING이 아닌 별도 대기 상태로 전이해야 하나, 계약에 이런 대기 상태가 없어 실제로는 위 5개 상태기계의 HOLD를 재사용하는 방안을 검토해야 한다(설계 미확정).</w:t>
+        <w:t xml:space="preserve">은 안전한 Checkpoint까지만 진행한 뒤 위 5개 실행 상태기계의 HOLD로 전이하는 것이 계약과 일치하며, ServiceCase 자체를 별도 대기 상태로 두는 것은 계약에 없다(이 설계서의 이전 서술을 정정).</w:t>
       </w:r>
     </w:p>
     <w:bookmarkEnd w:id="45"/>

--- a/docs/master/doc/04_ARCHITECTURE_DATA_API_OLICENSE.docx
+++ b/docs/master/doc/04_ARCHITECTURE_DATA_API_OLICENSE.docx
@@ -302,7 +302,79 @@
         <w:pStyle w:val="Compact"/>
       </w:pPr>
       <w:r>
-        <w:t xml:space="preserve">격리 기술: 실행 단위마다 커널 공유를 최소화하는 MicroVM 또는 동급 격리 Container를 신규 프로비저닝하며, 이전 실행의 파일시스템·메모리·프로세스를 재사용하지 않는다</w:t>
+        <w:t xml:space="preserve">격리 기술: 실제</w:t>
+      </w:r>
+      <w:r>
+        <w:t xml:space="preserve"> </w:t>
+      </w:r>
+      <w:r>
+        <w:rPr>
+          <w:rStyle w:val="VerbatimChar"/>
+        </w:rPr>
+        <w:t xml:space="preserve">contracts/sandbox-boundary.v1.json</w:t>
+      </w:r>
+      <w:r>
+        <w:t xml:space="preserve">(README의</w:t>
+      </w:r>
+      <w:r>
+        <w:t xml:space="preserve"> </w:t>
+      </w:r>
+      <w:r>
+        <w:t xml:space="preserve">“</w:t>
+      </w:r>
+      <w:r>
+        <w:t xml:space="preserve">Rootless Bubblewrap Sandbox</w:t>
+      </w:r>
+      <w:r>
+        <w:t xml:space="preserve">”</w:t>
+      </w:r>
+      <w:r>
+        <w:t xml:space="preserve">와 일치)은 Rootless Bubblewrap(</w:t>
+      </w:r>
+      <w:r>
+        <w:rPr>
+          <w:rStyle w:val="VerbatimChar"/>
+        </w:rPr>
+        <w:t xml:space="preserve">bwrap</w:t>
+      </w:r>
+      <w:r>
+        <w:t xml:space="preserve">)을 기본이자 유일한 허용 Backend로 고정한다(</w:t>
+      </w:r>
+      <w:r>
+        <w:rPr>
+          <w:rStyle w:val="VerbatimChar"/>
+        </w:rPr>
+        <w:t xml:space="preserve">remote_ci_backend: FORBIDDEN</w:t>
+      </w:r>
+      <w:r>
+        <w:t xml:space="preserve">) — Network/User Namespace 분리, Source는 Read-only 마운트, 쓰기는</w:t>
+      </w:r>
+      <w:r>
+        <w:t xml:space="preserve"> </w:t>
+      </w:r>
+      <w:r>
+        <w:rPr>
+          <w:rStyle w:val="VerbatimChar"/>
+        </w:rPr>
+        <w:t xml:space="preserve">/tmp</w:t>
+      </w:r>
+      <w:r>
+        <w:t xml:space="preserve">로만 한정, 모든 Capability Drop, 실패 시 Fail-closed가 계약으로 강제된다. 이 설계서가 이전에 쓴</w:t>
+      </w:r>
+      <w:r>
+        <w:t xml:space="preserve"> </w:t>
+      </w:r>
+      <w:r>
+        <w:t xml:space="preserve">“</w:t>
+      </w:r>
+      <w:r>
+        <w:t xml:space="preserve">MicroVM 또는 동급 격리 Container</w:t>
+      </w:r>
+      <w:r>
+        <w:t xml:space="preserve">”</w:t>
+      </w:r>
+      <w:r>
+        <w:t xml:space="preserve">는 부정확한 일반화이며 실제 백엔드는 Bubblewrap으로 고정이다. 실행 단위마다 신규 프로비저닝하며 이전 실행의 파일시스템·메모리·프로세스를 재사용하지 않는다. Tenant 격리는 organization_id/project_id/program_id/run_id를 모두 필수로 요구하고 Cross-tenant 읽기·쓰기를 기본 거부한다</w:t>
       </w:r>
     </w:p>
     <w:p>

--- a/docs/master/doc/04_ARCHITECTURE_DATA_API_OLICENSE.docx
+++ b/docs/master/doc/04_ARCHITECTURE_DATA_API_OLICENSE.docx
@@ -3860,6 +3860,30 @@
         <w:t xml:space="preserve">Tenant Key 또는 Enterprise 전용 Key 옵션</w:t>
       </w:r>
     </w:p>
+    <w:p>
+      <w:pPr>
+        <w:numPr>
+          <w:ilvl w:val="0"/>
+          <w:numId w:val="1012"/>
+        </w:numPr>
+        <w:pStyle w:val="Compact"/>
+      </w:pPr>
+      <w:r>
+        <w:t xml:space="preserve">신뢰 경계 원칙(</w:t>
+      </w:r>
+      <w:r>
+        <w:rPr>
+          <w:rStyle w:val="VerbatimChar"/>
+        </w:rPr>
+        <w:t xml:space="preserve">docs/v2/07</w:t>
+      </w:r>
+      <w:r>
+        <w:t xml:space="preserve"> </w:t>
+      </w:r>
+      <w:r>
+        <w:t xml:space="preserve">§10에서 흡수): 고객 Repository의 자체 결과를 최종 판정으로 신뢰하지 않는다. 개선을 생성한 Model과 최종 Reviewer/Oracle을 분리한다(§10-1 Cross-Model Verification과 동일 근거). 클라이언트(VS Code/Web)의 Feature 표시를 권한 증거로 사용하지 않으며 실행마다 서버가 Entitlement를 재확인한다. 결제 성공 Event만으로 실행을 허용하지 않고 OLicense의 License ACTIVE 상태를 별도로 확인한다</w:t>
+      </w:r>
+    </w:p>
     <w:bookmarkEnd w:id="63"/>
     <w:bookmarkStart w:id="65" w:name="규제산업-컴플라이언스-설계"/>
     <w:p>

--- a/docs/master/doc/04_ARCHITECTURE_DATA_API_OLICENSE.docx
+++ b/docs/master/doc/04_ARCHITECTURE_DATA_API_OLICENSE.docx
@@ -10,7 +10,7 @@
         <w:t xml:space="preserve">04_ARCHITECTURE_DATA_API_OLICENSE</w:t>
       </w:r>
     </w:p>
-    <w:bookmarkStart w:id="67" w:name="onsure-아키텍처데이터apiolicense-상세설계"/>
+    <w:bookmarkStart w:id="69" w:name="onsure-아키텍처데이터apiolicense-상세설계"/>
     <w:p>
       <w:pPr>
         <w:pStyle w:val="Heading1"/>
@@ -987,6 +987,42 @@
         <w:pStyle w:val="Compact"/>
       </w:pPr>
       <w:r>
+        <w:t xml:space="preserve">TrainingRequest, TrainingPlan, TrainingRun, EvaluationReport (DESIGN_ONLY)</w:t>
+      </w:r>
+    </w:p>
+    <w:p>
+      <w:pPr>
+        <w:numPr>
+          <w:ilvl w:val="0"/>
+          <w:numId w:val="1006"/>
+        </w:numPr>
+        <w:pStyle w:val="Compact"/>
+      </w:pPr>
+      <w:r>
+        <w:t xml:space="preserve">ModelVersion, RAGIndexVersion, PromptVersion, AgentPolicyVersion (DESIGN_ONLY)</w:t>
+      </w:r>
+    </w:p>
+    <w:p>
+      <w:pPr>
+        <w:numPr>
+          <w:ilvl w:val="0"/>
+          <w:numId w:val="1006"/>
+        </w:numPr>
+        <w:pStyle w:val="Compact"/>
+      </w:pPr>
+      <w:r>
+        <w:t xml:space="preserve">DeploymentApproval, ProductionObservation, RelearnTrigger (DESIGN_ONLY)</w:t>
+      </w:r>
+    </w:p>
+    <w:p>
+      <w:pPr>
+        <w:numPr>
+          <w:ilvl w:val="0"/>
+          <w:numId w:val="1006"/>
+        </w:numPr>
+        <w:pStyle w:val="Compact"/>
+      </w:pPr>
+      <w:r>
         <w:t xml:space="preserve">ServiceCase, CaseScope, CaseRevision</w:t>
       </w:r>
     </w:p>
@@ -1111,7 +1147,7 @@
       </w:r>
     </w:p>
     <w:bookmarkEnd w:id="36"/>
-    <w:bookmarkStart w:id="48" w:name="상태-모델"/>
+    <w:bookmarkStart w:id="49" w:name="상태-모델"/>
     <w:p>
       <w:pPr>
         <w:pStyle w:val="Heading2"/>
@@ -2443,16 +2479,111 @@
         <w:pStyle w:val="BodyText"/>
       </w:pPr>
       <w:r>
-        <w:t xml:space="preserve">CaseRevision, Baseline 동시성 다중 Branch 처리, MissedFinding(재귀학습 루프), ComponentContract/Cross-Program Impact Scan, BlastRadiusReport(PatchPlan.preapply_assessment로 부분 흡수됨), RollbackVerificationReceipt, ConfidenceCalibrationReport, ReviewerAccuracyScore, AIConfigDriftReport, PeerBenchmark, AcceptanceCertificate/ExternalAcceptorGrant, CoverageReport, NotificationRule/NotificationEvent, PolicyPack/PolicyPackVersion, ProgramRiskScore, ReproducibilityAuditSample, SBOM</w:t>
+        <w:t xml:space="preserve">CaseRevision, Baseline 동시성 다중 Branch 처리, MissedFinding(재귀학습 루프), ComponentContract/Cross-Program Impact Scan, BlastRadiusReport(PatchPlan.preapply_assessment로 부분 흡수됨), RollbackVerificationReceipt, ConfidenceCalibrationReport, ReviewerAccuracyScore, AIConfigDriftReport, PeerBenchmark, AcceptanceCertificate/ExternalAcceptorGrant, CoverageReport, NotificationRule/NotificationEvent, PolicyPack/PolicyPackVersion, ProgramRiskScore, ReproducibilityAuditSample, SBOM, TrainingRequest/Plan/Run, ModelVersion/RAGIndexVersion/PromptVersion/AgentPolicyVersion, DeploymentApproval/ProductionObservation/RelearnTrigger</w:t>
       </w:r>
     </w:p>
     <w:bookmarkEnd w:id="44"/>
-    <w:bookmarkStart w:id="45" w:name="X8791345d1d3c6b49dd8ff1805afb196ef39d5c8"/>
+    <w:bookmarkStart w:id="45" w:name="trainingrequest-trainingrun-design_only"/>
     <w:p>
       <w:pPr>
         <w:pStyle w:val="Heading3"/>
       </w:pPr>
       <w:r>
+        <w:t xml:space="preserve">TrainingRequest / TrainingRun (DESIGN_ONLY)</w:t>
+      </w:r>
+    </w:p>
+    <w:p>
+      <w:pPr>
+        <w:pStyle w:val="FirstParagraph"/>
+      </w:pPr>
+      <w:r>
+        <w:t xml:space="preserve">TrainingRequest: DRAFT → SCOPED → APPROVED → TRAINING_IN_PROGRESS → EVALUATION_PENDING → (INDEPENDENTLY_VERIFIED → DEPLOYMENT_APPROVED → DEPLOYED) 또는 (EVALUATION_FAILED → SCOPED로 재진입)</w:t>
+      </w:r>
+      <w:r>
+        <w:t xml:space="preserve"> </w:t>
+      </w:r>
+      <w:r>
+        <w:t xml:space="preserve">예외: REJECTED, ABANDONED</w:t>
+      </w:r>
+    </w:p>
+    <w:p>
+      <w:pPr>
+        <w:pStyle w:val="BodyText"/>
+      </w:pPr>
+      <w:r>
+        <w:t xml:space="preserve">TrainingRun: PENDING → DATA_QUALITY_CHECK → RUNNING → EVALUATION_RUNNING → (EVALUATION_PASSED 또는 EVALUATION_FAILED)</w:t>
+      </w:r>
+      <w:r>
+        <w:t xml:space="preserve"> </w:t>
+      </w:r>
+      <w:r>
+        <w:t xml:space="preserve">예외: FAILED, ABORTED</w:t>
+      </w:r>
+    </w:p>
+    <w:p>
+      <w:pPr>
+        <w:pStyle w:val="BodyText"/>
+      </w:pPr>
+      <w:r>
+        <w:t xml:space="preserve">DEPLOYMENT_APPROVED는 Training을 수행한 모델·Provider와 다른 계열의 독립 재검증(</w:t>
+      </w:r>
+      <w:hyperlink r:id="rId32">
+        <w:r>
+          <w:rPr>
+            <w:rStyle w:val="Hyperlink"/>
+          </w:rPr>
+          <w:t xml:space="preserve">03 §10-1</w:t>
+        </w:r>
+      </w:hyperlink>
+      <w:r>
+        <w:t xml:space="preserve"> </w:t>
+      </w:r>
+      <w:r>
+        <w:t xml:space="preserve">Cross-Model Verification 재사용)을 통과해야만 도달한다(자기 참조 승인 금지). DEPLOYED 이후 ProductionObservation에서 임계치를 넘는 성능저하가 확인되면 RelearnTrigger가 새 TrainingRequest 초안을 제안하며, 이는</w:t>
+      </w:r>
+      <w:r>
+        <w:t xml:space="preserve"> </w:t>
+      </w:r>
+      <w:hyperlink r:id="rId28">
+        <w:r>
+          <w:rPr>
+            <w:rStyle w:val="Hyperlink"/>
+          </w:rPr>
+          <w:t xml:space="preserve">OMemory</w:t>
+        </w:r>
+      </w:hyperlink>
+      <w:r>
+        <w:t xml:space="preserve"> </w:t>
+      </w:r>
+      <w:r>
+        <w:t xml:space="preserve">MissedFinding과 동일하게</w:t>
+      </w:r>
+      <w:r>
+        <w:t xml:space="preserve"> </w:t>
+      </w:r>
+      <w:r>
+        <w:t xml:space="preserve">“</w:t>
+      </w:r>
+      <w:r>
+        <w:t xml:space="preserve">제안일 뿐 자동 실행 아님</w:t>
+      </w:r>
+      <w:r>
+        <w:t xml:space="preserve">”</w:t>
+      </w:r>
+      <w:r>
+        <w:t xml:space="preserve"> </w:t>
+      </w:r>
+      <w:r>
+        <w:t xml:space="preserve">원칙을 따른다.</w:t>
+      </w:r>
+    </w:p>
+    <w:bookmarkEnd w:id="45"/>
+    <w:bookmarkStart w:id="46" w:name="X8791345d1d3c6b49dd8ff1805afb196ef39d5c8"/>
+    <w:p>
+      <w:pPr>
+        <w:pStyle w:val="Heading3"/>
+      </w:pPr>
+      <w:r>
         <w:t xml:space="preserve">CreditReservation —</w:t>
       </w:r>
       <w:r>
@@ -2586,8 +2717,8 @@
         <w:t xml:space="preserve">은 안전한 Checkpoint까지만 진행한 뒤 위 5개 실행 상태기계의 HOLD로 전이하는 것이 계약과 일치하며, ServiceCase 자체를 별도 대기 상태로 두는 것은 계약에 없다(이 설계서의 이전 서술을 정정).</w:t>
       </w:r>
     </w:p>
-    <w:bookmarkEnd w:id="45"/>
-    <w:bookmarkStart w:id="46" w:name="caserevision-design_only"/>
+    <w:bookmarkEnd w:id="46"/>
+    <w:bookmarkStart w:id="47" w:name="caserevision-design_only"/>
     <w:p>
       <w:pPr>
         <w:pStyle w:val="Heading3"/>
@@ -2616,8 +2747,8 @@
         <w:t xml:space="preserve">에 CaseRevision을 위한 필드나 상태가 없으므로 계약 확장이 선행되어야 한다.</w:t>
       </w:r>
     </w:p>
-    <w:bookmarkEnd w:id="46"/>
-    <w:bookmarkStart w:id="47" w:name="componentcontract-design_only"/>
+    <w:bookmarkEnd w:id="47"/>
+    <w:bookmarkStart w:id="48" w:name="componentcontract-design_only"/>
     <w:p>
       <w:pPr>
         <w:pStyle w:val="Heading3"/>
@@ -2649,9 +2780,9 @@
         <w:t xml:space="preserve">계약이 아직 없다.</w:t>
       </w:r>
     </w:p>
-    <w:bookmarkEnd w:id="47"/>
     <w:bookmarkEnd w:id="48"/>
-    <w:bookmarkStart w:id="49" w:name="api-원칙"/>
+    <w:bookmarkEnd w:id="49"/>
+    <w:bookmarkStart w:id="50" w:name="api-원칙"/>
     <w:p>
       <w:pPr>
         <w:pStyle w:val="Heading2"/>
@@ -2756,8 +2887,8 @@
         <w:t xml:space="preserve">Access Token 수명은 1시간 이내로 하고 Refresh Token 회전(Rotation)을 적용한다</w:t>
       </w:r>
     </w:p>
-    <w:bookmarkEnd w:id="49"/>
-    <w:bookmarkStart w:id="58" w:name="주요-api"/>
+    <w:bookmarkEnd w:id="50"/>
+    <w:bookmarkStart w:id="60" w:name="주요-api"/>
     <w:p>
       <w:pPr>
         <w:pStyle w:val="Heading2"/>
@@ -2766,7 +2897,7 @@
         <w:t xml:space="preserve">7. 주요 API</w:t>
       </w:r>
     </w:p>
-    <w:bookmarkStart w:id="50" w:name="case"/>
+    <w:bookmarkStart w:id="51" w:name="case"/>
     <w:p>
       <w:pPr>
         <w:pStyle w:val="Heading3"/>
@@ -2861,8 +2992,8 @@
         <w:t xml:space="preserve">GET /v1/certificates/{certId}/verify(인증 불필요 — §6 API 인증 원칙의 유일한 예외. 서명 유효성과 발급 사실만 반환하며 Finding 상세·소스는 노출하지 않는다)</w:t>
       </w:r>
     </w:p>
-    <w:bookmarkEnd w:id="50"/>
-    <w:bookmarkStart w:id="51" w:name="learning-and-review"/>
+    <w:bookmarkEnd w:id="51"/>
+    <w:bookmarkStart w:id="52" w:name="learning-and-review"/>
     <w:p>
       <w:pPr>
         <w:pStyle w:val="Heading3"/>
@@ -2921,8 +3052,8 @@
         <w:t xml:space="preserve">POST /v1/findings/{id}/cross-model-verify</w:t>
       </w:r>
     </w:p>
-    <w:bookmarkEnd w:id="51"/>
-    <w:bookmarkStart w:id="52" w:name="verification-and-improvement"/>
+    <w:bookmarkEnd w:id="52"/>
+    <w:bookmarkStart w:id="53" w:name="verification-and-improvement"/>
     <w:p>
       <w:pPr>
         <w:pStyle w:val="Heading3"/>
@@ -2981,13 +3112,67 @@
         <w:t xml:space="preserve">GET /v1/patch-runs/{id}/behavior-diff</w:t>
       </w:r>
     </w:p>
-    <w:bookmarkEnd w:id="52"/>
-    <w:bookmarkStart w:id="53" w:name="notification-and-portfolio"/>
+    <w:bookmarkEnd w:id="53"/>
+    <w:bookmarkStart w:id="54" w:name="X387dd91f3e6c82da2eeeda297295edd650f6500"/>
     <w:p>
       <w:pPr>
         <w:pStyle w:val="Heading3"/>
       </w:pPr>
       <w:r>
+        <w:t xml:space="preserve">Training (OTraining, DESIGN_ONLY — workflow-operation-registry.v1.json 미등록)</w:t>
+      </w:r>
+    </w:p>
+    <w:p>
+      <w:pPr>
+        <w:pStyle w:val="FirstParagraph"/>
+      </w:pPr>
+      <w:r>
+        <w:t xml:space="preserve">POST /v1/training-requests</w:t>
+      </w:r>
+      <w:r>
+        <w:t xml:space="preserve"> </w:t>
+      </w:r>
+      <w:r>
+        <w:t xml:space="preserve">POST /v1/training-requests/{id}/plan</w:t>
+      </w:r>
+      <w:r>
+        <w:t xml:space="preserve"> </w:t>
+      </w:r>
+      <w:r>
+        <w:t xml:space="preserve">POST /v1/training-runs</w:t>
+      </w:r>
+      <w:r>
+        <w:t xml:space="preserve"> </w:t>
+      </w:r>
+      <w:r>
+        <w:t xml:space="preserve">GET /v1/training-runs/{id}/evaluation-report</w:t>
+      </w:r>
+      <w:r>
+        <w:t xml:space="preserve"> </w:t>
+      </w:r>
+      <w:r>
+        <w:t xml:space="preserve">POST /v1/training-runs/{id}/deployment-approval</w:t>
+      </w:r>
+      <w:r>
+        <w:t xml:space="preserve"> </w:t>
+      </w:r>
+      <w:r>
+        <w:t xml:space="preserve">GET /v1/model-versions/{id}</w:t>
+      </w:r>
+      <w:r>
+        <w:t xml:space="preserve"> </w:t>
+      </w:r>
+      <w:r>
+        <w:t xml:space="preserve">GET /v1/deployments/{id}/observation</w:t>
+      </w:r>
+    </w:p>
+    <w:bookmarkEnd w:id="54"/>
+    <w:bookmarkStart w:id="55" w:name="notification-and-portfolio"/>
+    <w:p>
+      <w:pPr>
+        <w:pStyle w:val="Heading3"/>
+      </w:pPr>
+      <w:r>
         <w:t xml:space="preserve">Notification and Portfolio</w:t>
       </w:r>
     </w:p>
@@ -3029,8 +3214,8 @@
         <w:t xml:space="preserve">GET /v1/programs/{programId}/benchmark</w:t>
       </w:r>
     </w:p>
-    <w:bookmarkEnd w:id="53"/>
-    <w:bookmarkStart w:id="54" w:name="quality-assurance"/>
+    <w:bookmarkEnd w:id="55"/>
+    <w:bookmarkStart w:id="56" w:name="quality-assurance"/>
     <w:p>
       <w:pPr>
         <w:pStyle w:val="Heading3"/>
@@ -3065,8 +3250,8 @@
         <w:t xml:space="preserve">GET /v1/program-profiles/{id}/ai-config-drift</w:t>
       </w:r>
     </w:p>
-    <w:bookmarkEnd w:id="54"/>
-    <w:bookmarkStart w:id="55" w:name="policy-pack"/>
+    <w:bookmarkEnd w:id="56"/>
+    <w:bookmarkStart w:id="57" w:name="policy-pack"/>
     <w:p>
       <w:pPr>
         <w:pStyle w:val="Heading3"/>
@@ -3095,8 +3280,8 @@
         <w:t xml:space="preserve">GET /v1/policy-packs/{id}/versions/{versionId}</w:t>
       </w:r>
     </w:p>
-    <w:bookmarkEnd w:id="55"/>
-    <w:bookmarkStart w:id="56" w:name="knowledge-and-recursive-learning"/>
+    <w:bookmarkEnd w:id="57"/>
+    <w:bookmarkStart w:id="58" w:name="knowledge-and-recursive-learning"/>
     <w:p>
       <w:pPr>
         <w:pStyle w:val="Heading3"/>
@@ -3143,8 +3328,8 @@
         <w:t xml:space="preserve">POST /v1/missed-findings/{id}/promote</w:t>
       </w:r>
     </w:p>
-    <w:bookmarkEnd w:id="56"/>
-    <w:bookmarkStart w:id="57" w:name="license"/>
+    <w:bookmarkEnd w:id="58"/>
+    <w:bookmarkStart w:id="59" w:name="license"/>
     <w:p>
       <w:pPr>
         <w:pStyle w:val="Heading3"/>
@@ -3209,9 +3394,9 @@
         <w:t xml:space="preserve">GET /v1/license/jwks</w:t>
       </w:r>
     </w:p>
-    <w:bookmarkEnd w:id="57"/>
-    <w:bookmarkEnd w:id="58"/>
-    <w:bookmarkStart w:id="59" w:name="event-계약"/>
+    <w:bookmarkEnd w:id="59"/>
+    <w:bookmarkEnd w:id="60"/>
+    <w:bookmarkStart w:id="61" w:name="event-계약"/>
     <w:p>
       <w:pPr>
         <w:pStyle w:val="Heading2"/>
@@ -3414,14 +3599,26 @@
     </w:p>
     <w:p>
       <w:pPr>
+        <w:numPr>
+          <w:ilvl w:val="0"/>
+          <w:numId w:val="1009"/>
+        </w:numPr>
+        <w:pStyle w:val="Compact"/>
+      </w:pPr>
+      <w:r>
+        <w:t xml:space="preserve">TrainingRequested, TrainingRunCompleted, EvaluationFailed, DeploymentApproved, RelearnTriggered</w:t>
+      </w:r>
+    </w:p>
+    <w:p>
+      <w:pPr>
         <w:pStyle w:val="FirstParagraph"/>
       </w:pPr>
       <w:r>
         <w:t xml:space="preserve">이벤트는 event_id, occurred_at, producer, schema_version, organization_id, correlation_id, causation_id를 포함한다.</w:t>
       </w:r>
     </w:p>
-    <w:bookmarkEnd w:id="59"/>
-    <w:bookmarkStart w:id="60" w:name="olicense-책임과-경계"/>
+    <w:bookmarkEnd w:id="61"/>
+    <w:bookmarkStart w:id="62" w:name="olicense-책임과-경계"/>
     <w:p>
       <w:pPr>
         <w:pStyle w:val="Heading2"/>
@@ -3494,8 +3691,8 @@
         <w:t xml:space="preserve">ONSure는 Validate, Activate, Reserve, Commit, Release, Report를 수행하며 발급·가격·한도 변경 권한을 갖지 않는다.</w:t>
       </w:r>
     </w:p>
-    <w:bookmarkEnd w:id="60"/>
-    <w:bookmarkStart w:id="61" w:name="license-token-필드"/>
+    <w:bookmarkEnd w:id="62"/>
+    <w:bookmarkStart w:id="63" w:name="license-token-필드"/>
     <w:p>
       <w:pPr>
         <w:pStyle w:val="Heading2"/>
@@ -3549,7 +3746,19 @@
         <w:pStyle w:val="Compact"/>
       </w:pPr>
       <w:r>
-        <w:t xml:space="preserve">channel=WEB_CASE|VSCODE|API</w:t>
+        <w:t xml:space="preserve">channel=WEB_CASE|VSCODE|API (</w:t>
+      </w:r>
+      <w:r>
+        <w:rPr>
+          <w:rStyle w:val="VerbatimChar"/>
+        </w:rPr>
+        <w:t xml:space="preserve">docs/v2/05</w:t>
+      </w:r>
+      <w:r>
+        <w:t xml:space="preserve"> </w:t>
+      </w:r>
+      <w:r>
+        <w:t xml:space="preserve">§3과 일치)</w:t>
       </w:r>
     </w:p>
     <w:p>
@@ -3561,7 +3770,19 @@
         <w:pStyle w:val="Compact"/>
       </w:pPr>
       <w:r>
-        <w:t xml:space="preserve">service_type</w:t>
+        <w:t xml:space="preserve">service_type=LEARN|VERIFY|LEARN_VERIFY|IMPROVE_REVERIFY|TRAIN_REVERIFY (</w:t>
+      </w:r>
+      <w:r>
+        <w:rPr>
+          <w:rStyle w:val="VerbatimChar"/>
+        </w:rPr>
+        <w:t xml:space="preserve">docs/v2/05</w:t>
+      </w:r>
+      <w:r>
+        <w:t xml:space="preserve"> </w:t>
+      </w:r>
+      <w:r>
+        <w:t xml:space="preserve">§3 값에 TRAIN_REVERIFY 추가)</w:t>
       </w:r>
     </w:p>
     <w:p>
@@ -3573,7 +3794,19 @@
         <w:pStyle w:val="Compact"/>
       </w:pPr>
       <w:r>
-        <w:t xml:space="preserve">plan</w:t>
+        <w:t xml:space="preserve">plan=DEVELOPER|TEAM|ENTERPRISE (</w:t>
+      </w:r>
+      <w:r>
+        <w:rPr>
+          <w:rStyle w:val="VerbatimChar"/>
+        </w:rPr>
+        <w:t xml:space="preserve">docs/v2/05</w:t>
+      </w:r>
+      <w:r>
+        <w:t xml:space="preserve"> </w:t>
+      </w:r>
+      <w:r>
+        <w:t xml:space="preserve">§3과 일치)</w:t>
       </w:r>
     </w:p>
     <w:p>
@@ -3621,6 +3854,45 @@
         <w:pStyle w:val="Compact"/>
       </w:pPr>
       <w:r>
+        <w:t xml:space="preserve">dataset_limit, training_run_limit, model_version_limit (</w:t>
+      </w:r>
+      <w:r>
+        <w:rPr>
+          <w:rStyle w:val="VerbatimChar"/>
+        </w:rPr>
+        <w:t xml:space="preserve">docs/v2/00</w:t>
+      </w:r>
+      <w:r>
+        <w:t xml:space="preserve"> </w:t>
+      </w:r>
+      <w:r>
+        <w:t xml:space="preserve">§3</w:t>
+      </w:r>
+      <w:r>
+        <w:t xml:space="preserve"> </w:t>
+      </w:r>
+      <w:r>
+        <w:t xml:space="preserve">“</w:t>
+      </w:r>
+      <w:r>
+        <w:t xml:space="preserve">Dataset·Training·Model Version 한도</w:t>
+      </w:r>
+      <w:r>
+        <w:t xml:space="preserve">”</w:t>
+      </w:r>
+      <w:r>
+        <w:t xml:space="preserve">에서 흡수, OTraining 전용, DESIGN_ONLY)</w:t>
+      </w:r>
+    </w:p>
+    <w:p>
+      <w:pPr>
+        <w:numPr>
+          <w:ilvl w:val="0"/>
+          <w:numId w:val="1010"/>
+        </w:numPr>
+        <w:pStyle w:val="Compact"/>
+      </w:pPr>
+      <w:r>
         <w:t xml:space="preserve">case_id 또는 subscription_id</w:t>
       </w:r>
     </w:p>
@@ -3684,8 +3956,8 @@
         <w:t xml:space="preserve">key_id, signature</w:t>
       </w:r>
     </w:p>
-    <w:bookmarkEnd w:id="61"/>
-    <w:bookmarkStart w:id="62" w:name="offline-정책"/>
+    <w:bookmarkEnd w:id="63"/>
+    <w:bookmarkStart w:id="64" w:name="offline-정책"/>
     <w:p>
       <w:pPr>
         <w:pStyle w:val="Heading2"/>
@@ -3754,8 +4026,8 @@
         <w:t xml:space="preserve">Reconnect 시 Usage 동기화와 중복 방지</w:t>
       </w:r>
     </w:p>
-    <w:bookmarkEnd w:id="62"/>
-    <w:bookmarkStart w:id="63" w:name="보안-설계"/>
+    <w:bookmarkEnd w:id="64"/>
+    <w:bookmarkStart w:id="65" w:name="보안-설계"/>
     <w:p>
       <w:pPr>
         <w:pStyle w:val="Heading2"/>
@@ -3884,8 +4156,8 @@
         <w:t xml:space="preserve">§10에서 흡수): 고객 Repository의 자체 결과를 최종 판정으로 신뢰하지 않는다. 개선을 생성한 Model과 최종 Reviewer/Oracle을 분리한다(§10-1 Cross-Model Verification과 동일 근거). 클라이언트(VS Code/Web)의 Feature 표시를 권한 증거로 사용하지 않으며 실행마다 서버가 Entitlement를 재확인한다. 결제 성공 Event만으로 실행을 허용하지 않고 OLicense의 License ACTIVE 상태를 별도로 확인한다</w:t>
       </w:r>
     </w:p>
-    <w:bookmarkEnd w:id="63"/>
-    <w:bookmarkStart w:id="65" w:name="규제산업-컴플라이언스-설계"/>
+    <w:bookmarkEnd w:id="65"/>
+    <w:bookmarkStart w:id="67" w:name="규제산업-컴플라이언스-설계"/>
     <w:p>
       <w:pPr>
         <w:pStyle w:val="Heading2"/>
@@ -3948,7 +4220,7 @@
       <w:r>
         <w:t xml:space="preserve">금융권: 망분리 환경 대응은 On-premises/Air-gapped 배포 모델(</w:t>
       </w:r>
-      <w:hyperlink r:id="rId64">
+      <w:hyperlink r:id="rId66">
         <w:r>
           <w:rPr>
             <w:rStyle w:val="Hyperlink"/>
@@ -3996,8 +4268,8 @@
         <w:t xml:space="preserve">이 절의 요건은 Enterprise Edition Feature Gate로 관리하며 일반 Plan에는 기본 보안 설계(위 12절)만 적용한다</w:t>
       </w:r>
     </w:p>
-    <w:bookmarkEnd w:id="65"/>
-    <w:bookmarkStart w:id="66" w:name="보존과-삭제"/>
+    <w:bookmarkEnd w:id="67"/>
+    <w:bookmarkStart w:id="68" w:name="보존과-삭제"/>
     <w:p>
       <w:pPr>
         <w:pStyle w:val="Heading2"/>
@@ -4022,8 +4294,8 @@
         <w:t xml:space="preserve">Legal Hold는 Security Auditor 또는 Customer Owner의 명시적 요청과 ONSure Operator의 승인으로만 설정·해제하며(단독 설정 불가), 대상 Case/Evidence ID, 사유, 요청자, 예상 해제일을 기록한다. Legal Hold가 설정된 대상은 삭제 SLA 계산에서 제외하되 해제 즉시 원래 Retention 정책을 재적용한다. 규제산업 계약의 장기 보존 요구가 일반 삭제 SLA와 충돌하는 경우 계약서의 보존기간을 우선한다.</w:t>
       </w:r>
     </w:p>
-    <w:bookmarkEnd w:id="66"/>
-    <w:bookmarkEnd w:id="67"/>
+    <w:bookmarkEnd w:id="68"/>
+    <w:bookmarkEnd w:id="69"/>
     <w:sectPr/>
   </w:body>
 </w:document>

--- a/docs/master/doc/04_ARCHITECTURE_DATA_API_OLICENSE.docx
+++ b/docs/master/doc/04_ARCHITECTURE_DATA_API_OLICENSE.docx
@@ -10,7 +10,7 @@
         <w:t xml:space="preserve">04_ARCHITECTURE_DATA_API_OLICENSE</w:t>
       </w:r>
     </w:p>
-    <w:bookmarkStart w:id="69" w:name="onsure-아키텍처데이터apiolicense-상세설계"/>
+    <w:bookmarkStart w:id="70" w:name="onsure-아키텍처데이터apiolicense-상세설계"/>
     <w:p>
       <w:pPr>
         <w:pStyle w:val="Heading1"/>
@@ -1147,7 +1147,7 @@
       </w:r>
     </w:p>
     <w:bookmarkEnd w:id="36"/>
-    <w:bookmarkStart w:id="49" w:name="상태-모델"/>
+    <w:bookmarkStart w:id="50" w:name="상태-모델"/>
     <w:p>
       <w:pPr>
         <w:pStyle w:val="Heading2"/>
@@ -2445,12 +2445,120 @@
       </w:r>
     </w:p>
     <w:bookmarkEnd w:id="43"/>
-    <w:bookmarkStart w:id="44" w:name="아직-계약이-없는-이-설계서의-확장-design_only"/>
+    <w:bookmarkStart w:id="44" w:name="Xa47b79f67b348038009d49947a9997c3295ce1f"/>
     <w:p>
       <w:pPr>
         <w:pStyle w:val="Heading3"/>
       </w:pPr>
       <w:r>
+        <w:t xml:space="preserve">MissedFinding / 재귀학습 승격 파이프라인 —</w:t>
+      </w:r>
+      <w:r>
+        <w:t xml:space="preserve"> </w:t>
+      </w:r>
+      <w:r>
+        <w:rPr>
+          <w:rStyle w:val="VerbatimChar"/>
+        </w:rPr>
+        <w:t xml:space="preserve">contracts/learning-to-application-pipeline.v1.json</w:t>
+      </w:r>
+      <w:r>
+        <w:t xml:space="preserve">,</w:t>
+      </w:r>
+      <w:r>
+        <w:t xml:space="preserve"> </w:t>
+      </w:r>
+      <w:r>
+        <w:rPr>
+          <w:rStyle w:val="VerbatimChar"/>
+        </w:rPr>
+        <w:t xml:space="preserve">contracts/learning-validation-engine.v1.json</w:t>
+      </w:r>
+    </w:p>
+    <w:p>
+      <w:pPr>
+        <w:pStyle w:val="FirstParagraph"/>
+      </w:pPr>
+      <w:r>
+        <w:rPr>
+          <w:rStyle w:val="VerbatimChar"/>
+        </w:rPr>
+        <w:t xml:space="preserve">LEARNING_CANDIDATE → VALIDATION_REQUESTED → VALIDATION_RUNNING → (VALIDATION_PASSED 또는 VALIDATION_FAILED) → PROMOTION_REVIEW → PROMOTION_APPROVED → SHADOW_APPLIED → CANARY_APPLIED → STABLE_APPLIED → APPLIED_LOCKED</w:t>
+      </w:r>
+      <w:r>
+        <w:t xml:space="preserve">(예외 ROLLED_BACK)가 실제 계약이며, 이 설계서가 이전에 쓴 MissedFinding의</w:t>
+      </w:r>
+      <w:r>
+        <w:t xml:space="preserve"> </w:t>
+      </w:r>
+      <w:r>
+        <w:rPr>
+          <w:rStyle w:val="VerbatimChar"/>
+        </w:rPr>
+        <w:t xml:space="preserve">DETECTED→RCA_DONE→CAPABILITY_UPDATED→REGRESSION_VALIDATED→PROMOTED</w:t>
+      </w:r>
+      <w:r>
+        <w:t xml:space="preserve"> </w:t>
+      </w:r>
+      <w:r>
+        <w:t xml:space="preserve">5단계보다 훨씬 세분화되어 있다(SHADOW/CANARY 점진 배포 단계 포함). 적용 등급은 3가지로 나뉜다:</w:t>
+      </w:r>
+      <w:r>
+        <w:t xml:space="preserve"> </w:t>
+      </w:r>
+      <w:r>
+        <w:rPr>
+          <w:rStyle w:val="VerbatimChar"/>
+        </w:rPr>
+        <w:t xml:space="preserve">VALIDATION_PACK_APPLY</w:t>
+      </w:r>
+      <w:r>
+        <w:t xml:space="preserve">(허용),</w:t>
+      </w:r>
+      <w:r>
+        <w:t xml:space="preserve"> </w:t>
+      </w:r>
+      <w:r>
+        <w:rPr>
+          <w:rStyle w:val="VerbatimChar"/>
+        </w:rPr>
+        <w:t xml:space="preserve">ONSURE_RUNTIME_CODE_APPLY</w:t>
+      </w:r>
+      <w:r>
+        <w:t xml:space="preserve">(제한적 허용, Human Review 필수),</w:t>
+      </w:r>
+      <w:r>
+        <w:t xml:space="preserve"> </w:t>
+      </w:r>
+      <w:r>
+        <w:rPr>
+          <w:rStyle w:val="VerbatimChar"/>
+        </w:rPr>
+        <w:t xml:space="preserve">TARGET_PRODUCT_APPLY</w:t>
+      </w:r>
+      <w:r>
+        <w:t xml:space="preserve">(현재 불허 — §7-2 OTraining 참조).</w:t>
+      </w:r>
+      <w:r>
+        <w:t xml:space="preserve"> </w:t>
+      </w:r>
+      <w:r>
+        <w:rPr>
+          <w:rStyle w:val="VerbatimChar"/>
+        </w:rPr>
+        <w:t xml:space="preserve">applied_count</w:t>
+      </w:r>
+      <w:r>
+        <w:t xml:space="preserve">는 Active Selector·Apply Commit·Post-apply Verification·Rollback Pointer가 모두 있는 STABLE_APPLIED/APPLIED_LOCKED만 집계한다.</w:t>
+      </w:r>
+    </w:p>
+    <w:bookmarkEnd w:id="44"/>
+    <w:bookmarkStart w:id="45" w:name="아직-계약이-없는-이-설계서의-확장-design_only"/>
+    <w:p>
+      <w:pPr>
+        <w:pStyle w:val="Heading3"/>
+      </w:pPr>
+      <w:r>
         <w:t xml:space="preserve">아직 계약이 없는 이 설계서의 확장 (DESIGN_ONLY)</w:t>
       </w:r>
     </w:p>
@@ -2479,11 +2587,19 @@
         <w:pStyle w:val="BodyText"/>
       </w:pPr>
       <w:r>
-        <w:t xml:space="preserve">CaseRevision, Baseline 동시성 다중 Branch 처리, MissedFinding(재귀학습 루프), ComponentContract/Cross-Program Impact Scan, BlastRadiusReport(PatchPlan.preapply_assessment로 부분 흡수됨), RollbackVerificationReceipt, ConfidenceCalibrationReport, ReviewerAccuracyScore, AIConfigDriftReport, PeerBenchmark, AcceptanceCertificate/ExternalAcceptorGrant, CoverageReport, NotificationRule/NotificationEvent, PolicyPack/PolicyPackVersion, ProgramRiskScore, ReproducibilityAuditSample, SBOM, TrainingRequest/Plan/Run, ModelVersion/RAGIndexVersion/PromptVersion/AgentPolicyVersion, DeploymentApproval/ProductionObservation/RelearnTrigger</w:t>
-      </w:r>
-    </w:p>
-    <w:bookmarkEnd w:id="44"/>
-    <w:bookmarkStart w:id="45" w:name="trainingrequest-trainingrun-design_only"/>
+        <w:t xml:space="preserve">CaseRevision, Baseline 동시성 다중 Branch 처리, ComponentContract/Cross-Program Impact Scan, BlastRadiusReport(PatchPlan.preapply_assessment로 부분 흡수됨), RollbackVerificationReceipt, ConfidenceCalibrationReport, ReviewerAccuracyScore, AIConfigDriftReport, PeerBenchmark, AcceptanceCertificate/ExternalAcceptorGrant, CoverageReport, NotificationRule/NotificationEvent, PolicyPack/PolicyPackVersion, ProgramRiskScore, ReproducibilityAuditSample, SBOM, TrainingRequest/Plan/Run, ModelVersion/RAGIndexVersion/PromptVersion/AgentPolicyVersion, DeploymentApproval/ProductionObservation/RelearnTrigger</w:t>
+      </w:r>
+    </w:p>
+    <w:p>
+      <w:pPr>
+        <w:pStyle w:val="BodyText"/>
+      </w:pPr>
+      <w:r>
+        <w:t xml:space="preserve">MissedFinding은 위 절로 이동해 이제 DESIGN_ONLY 목록에서 제외한다(실제 계약 확인됨).</w:t>
+      </w:r>
+    </w:p>
+    <w:bookmarkEnd w:id="45"/>
+    <w:bookmarkStart w:id="46" w:name="trainingrequest-trainingrun-design_only"/>
     <w:p>
       <w:pPr>
         <w:pStyle w:val="Heading3"/>
@@ -2577,8 +2693,8 @@
         <w:t xml:space="preserve">원칙을 따른다.</w:t>
       </w:r>
     </w:p>
-    <w:bookmarkEnd w:id="45"/>
-    <w:bookmarkStart w:id="46" w:name="X8791345d1d3c6b49dd8ff1805afb196ef39d5c8"/>
+    <w:bookmarkEnd w:id="46"/>
+    <w:bookmarkStart w:id="47" w:name="X8791345d1d3c6b49dd8ff1805afb196ef39d5c8"/>
     <w:p>
       <w:pPr>
         <w:pStyle w:val="Heading3"/>
@@ -2717,8 +2833,8 @@
         <w:t xml:space="preserve">은 안전한 Checkpoint까지만 진행한 뒤 위 5개 실행 상태기계의 HOLD로 전이하는 것이 계약과 일치하며, ServiceCase 자체를 별도 대기 상태로 두는 것은 계약에 없다(이 설계서의 이전 서술을 정정).</w:t>
       </w:r>
     </w:p>
-    <w:bookmarkEnd w:id="46"/>
-    <w:bookmarkStart w:id="47" w:name="caserevision-design_only"/>
+    <w:bookmarkEnd w:id="47"/>
+    <w:bookmarkStart w:id="48" w:name="caserevision-design_only"/>
     <w:p>
       <w:pPr>
         <w:pStyle w:val="Heading3"/>
@@ -2747,8 +2863,8 @@
         <w:t xml:space="preserve">에 CaseRevision을 위한 필드나 상태가 없으므로 계약 확장이 선행되어야 한다.</w:t>
       </w:r>
     </w:p>
-    <w:bookmarkEnd w:id="47"/>
-    <w:bookmarkStart w:id="48" w:name="componentcontract-design_only"/>
+    <w:bookmarkEnd w:id="48"/>
+    <w:bookmarkStart w:id="49" w:name="componentcontract-design_only"/>
     <w:p>
       <w:pPr>
         <w:pStyle w:val="Heading3"/>
@@ -2780,9 +2896,9 @@
         <w:t xml:space="preserve">계약이 아직 없다.</w:t>
       </w:r>
     </w:p>
-    <w:bookmarkEnd w:id="48"/>
     <w:bookmarkEnd w:id="49"/>
-    <w:bookmarkStart w:id="50" w:name="api-원칙"/>
+    <w:bookmarkEnd w:id="50"/>
+    <w:bookmarkStart w:id="51" w:name="api-원칙"/>
     <w:p>
       <w:pPr>
         <w:pStyle w:val="Heading2"/>
@@ -2887,8 +3003,8 @@
         <w:t xml:space="preserve">Access Token 수명은 1시간 이내로 하고 Refresh Token 회전(Rotation)을 적용한다</w:t>
       </w:r>
     </w:p>
-    <w:bookmarkEnd w:id="50"/>
-    <w:bookmarkStart w:id="60" w:name="주요-api"/>
+    <w:bookmarkEnd w:id="51"/>
+    <w:bookmarkStart w:id="61" w:name="주요-api"/>
     <w:p>
       <w:pPr>
         <w:pStyle w:val="Heading2"/>
@@ -2897,7 +3013,7 @@
         <w:t xml:space="preserve">7. 주요 API</w:t>
       </w:r>
     </w:p>
-    <w:bookmarkStart w:id="51" w:name="case"/>
+    <w:bookmarkStart w:id="52" w:name="case"/>
     <w:p>
       <w:pPr>
         <w:pStyle w:val="Heading3"/>
@@ -2992,8 +3108,8 @@
         <w:t xml:space="preserve">GET /v1/certificates/{certId}/verify(인증 불필요 — §6 API 인증 원칙의 유일한 예외. 서명 유효성과 발급 사실만 반환하며 Finding 상세·소스는 노출하지 않는다)</w:t>
       </w:r>
     </w:p>
-    <w:bookmarkEnd w:id="51"/>
-    <w:bookmarkStart w:id="52" w:name="learning-and-review"/>
+    <w:bookmarkEnd w:id="52"/>
+    <w:bookmarkStart w:id="53" w:name="learning-and-review"/>
     <w:p>
       <w:pPr>
         <w:pStyle w:val="Heading3"/>
@@ -3052,8 +3168,8 @@
         <w:t xml:space="preserve">POST /v1/findings/{id}/cross-model-verify</w:t>
       </w:r>
     </w:p>
-    <w:bookmarkEnd w:id="52"/>
-    <w:bookmarkStart w:id="53" w:name="verification-and-improvement"/>
+    <w:bookmarkEnd w:id="53"/>
+    <w:bookmarkStart w:id="54" w:name="verification-and-improvement"/>
     <w:p>
       <w:pPr>
         <w:pStyle w:val="Heading3"/>
@@ -3112,8 +3228,8 @@
         <w:t xml:space="preserve">GET /v1/patch-runs/{id}/behavior-diff</w:t>
       </w:r>
     </w:p>
-    <w:bookmarkEnd w:id="53"/>
-    <w:bookmarkStart w:id="54" w:name="X387dd91f3e6c82da2eeeda297295edd650f6500"/>
+    <w:bookmarkEnd w:id="54"/>
+    <w:bookmarkStart w:id="55" w:name="X387dd91f3e6c82da2eeeda297295edd650f6500"/>
     <w:p>
       <w:pPr>
         <w:pStyle w:val="Heading3"/>
@@ -3166,8 +3282,8 @@
         <w:t xml:space="preserve">GET /v1/deployments/{id}/observation</w:t>
       </w:r>
     </w:p>
-    <w:bookmarkEnd w:id="54"/>
-    <w:bookmarkStart w:id="55" w:name="notification-and-portfolio"/>
+    <w:bookmarkEnd w:id="55"/>
+    <w:bookmarkStart w:id="56" w:name="notification-and-portfolio"/>
     <w:p>
       <w:pPr>
         <w:pStyle w:val="Heading3"/>
@@ -3214,8 +3330,8 @@
         <w:t xml:space="preserve">GET /v1/programs/{programId}/benchmark</w:t>
       </w:r>
     </w:p>
-    <w:bookmarkEnd w:id="55"/>
-    <w:bookmarkStart w:id="56" w:name="quality-assurance"/>
+    <w:bookmarkEnd w:id="56"/>
+    <w:bookmarkStart w:id="57" w:name="quality-assurance"/>
     <w:p>
       <w:pPr>
         <w:pStyle w:val="Heading3"/>
@@ -3250,8 +3366,8 @@
         <w:t xml:space="preserve">GET /v1/program-profiles/{id}/ai-config-drift</w:t>
       </w:r>
     </w:p>
-    <w:bookmarkEnd w:id="56"/>
-    <w:bookmarkStart w:id="57" w:name="policy-pack"/>
+    <w:bookmarkEnd w:id="57"/>
+    <w:bookmarkStart w:id="58" w:name="policy-pack"/>
     <w:p>
       <w:pPr>
         <w:pStyle w:val="Heading3"/>
@@ -3280,8 +3396,8 @@
         <w:t xml:space="preserve">GET /v1/policy-packs/{id}/versions/{versionId}</w:t>
       </w:r>
     </w:p>
-    <w:bookmarkEnd w:id="57"/>
-    <w:bookmarkStart w:id="58" w:name="knowledge-and-recursive-learning"/>
+    <w:bookmarkEnd w:id="58"/>
+    <w:bookmarkStart w:id="59" w:name="knowledge-and-recursive-learning"/>
     <w:p>
       <w:pPr>
         <w:pStyle w:val="Heading3"/>
@@ -3328,8 +3444,8 @@
         <w:t xml:space="preserve">POST /v1/missed-findings/{id}/promote</w:t>
       </w:r>
     </w:p>
-    <w:bookmarkEnd w:id="58"/>
-    <w:bookmarkStart w:id="59" w:name="license"/>
+    <w:bookmarkEnd w:id="59"/>
+    <w:bookmarkStart w:id="60" w:name="license"/>
     <w:p>
       <w:pPr>
         <w:pStyle w:val="Heading3"/>
@@ -3394,9 +3510,9 @@
         <w:t xml:space="preserve">GET /v1/license/jwks</w:t>
       </w:r>
     </w:p>
-    <w:bookmarkEnd w:id="59"/>
     <w:bookmarkEnd w:id="60"/>
-    <w:bookmarkStart w:id="61" w:name="event-계약"/>
+    <w:bookmarkEnd w:id="61"/>
+    <w:bookmarkStart w:id="62" w:name="event-계약"/>
     <w:p>
       <w:pPr>
         <w:pStyle w:val="Heading2"/>
@@ -3617,8 +3733,8 @@
         <w:t xml:space="preserve">이벤트는 event_id, occurred_at, producer, schema_version, organization_id, correlation_id, causation_id를 포함한다.</w:t>
       </w:r>
     </w:p>
-    <w:bookmarkEnd w:id="61"/>
-    <w:bookmarkStart w:id="62" w:name="olicense-책임과-경계"/>
+    <w:bookmarkEnd w:id="62"/>
+    <w:bookmarkStart w:id="63" w:name="olicense-책임과-경계"/>
     <w:p>
       <w:pPr>
         <w:pStyle w:val="Heading2"/>
@@ -3691,8 +3807,8 @@
         <w:t xml:space="preserve">ONSure는 Validate, Activate, Reserve, Commit, Release, Report를 수행하며 발급·가격·한도 변경 권한을 갖지 않는다.</w:t>
       </w:r>
     </w:p>
-    <w:bookmarkEnd w:id="62"/>
-    <w:bookmarkStart w:id="63" w:name="license-token-필드"/>
+    <w:bookmarkEnd w:id="63"/>
+    <w:bookmarkStart w:id="64" w:name="license-token-필드"/>
     <w:p>
       <w:pPr>
         <w:pStyle w:val="Heading2"/>
@@ -3956,8 +4072,8 @@
         <w:t xml:space="preserve">key_id, signature</w:t>
       </w:r>
     </w:p>
-    <w:bookmarkEnd w:id="63"/>
-    <w:bookmarkStart w:id="64" w:name="offline-정책"/>
+    <w:bookmarkEnd w:id="64"/>
+    <w:bookmarkStart w:id="65" w:name="offline-정책"/>
     <w:p>
       <w:pPr>
         <w:pStyle w:val="Heading2"/>
@@ -4026,8 +4142,8 @@
         <w:t xml:space="preserve">Reconnect 시 Usage 동기화와 중복 방지</w:t>
       </w:r>
     </w:p>
-    <w:bookmarkEnd w:id="64"/>
-    <w:bookmarkStart w:id="65" w:name="보안-설계"/>
+    <w:bookmarkEnd w:id="65"/>
+    <w:bookmarkStart w:id="66" w:name="보안-설계"/>
     <w:p>
       <w:pPr>
         <w:pStyle w:val="Heading2"/>
@@ -4156,8 +4272,8 @@
         <w:t xml:space="preserve">§10에서 흡수): 고객 Repository의 자체 결과를 최종 판정으로 신뢰하지 않는다. 개선을 생성한 Model과 최종 Reviewer/Oracle을 분리한다(§10-1 Cross-Model Verification과 동일 근거). 클라이언트(VS Code/Web)의 Feature 표시를 권한 증거로 사용하지 않으며 실행마다 서버가 Entitlement를 재확인한다. 결제 성공 Event만으로 실행을 허용하지 않고 OLicense의 License ACTIVE 상태를 별도로 확인한다</w:t>
       </w:r>
     </w:p>
-    <w:bookmarkEnd w:id="65"/>
-    <w:bookmarkStart w:id="67" w:name="규제산업-컴플라이언스-설계"/>
+    <w:bookmarkEnd w:id="66"/>
+    <w:bookmarkStart w:id="68" w:name="규제산업-컴플라이언스-설계"/>
     <w:p>
       <w:pPr>
         <w:pStyle w:val="Heading2"/>
@@ -4220,7 +4336,7 @@
       <w:r>
         <w:t xml:space="preserve">금융권: 망분리 환경 대응은 On-premises/Air-gapped 배포 모델(</w:t>
       </w:r>
-      <w:hyperlink r:id="rId66">
+      <w:hyperlink r:id="rId67">
         <w:r>
           <w:rPr>
             <w:rStyle w:val="Hyperlink"/>
@@ -4268,8 +4384,8 @@
         <w:t xml:space="preserve">이 절의 요건은 Enterprise Edition Feature Gate로 관리하며 일반 Plan에는 기본 보안 설계(위 12절)만 적용한다</w:t>
       </w:r>
     </w:p>
-    <w:bookmarkEnd w:id="67"/>
-    <w:bookmarkStart w:id="68" w:name="보존과-삭제"/>
+    <w:bookmarkEnd w:id="68"/>
+    <w:bookmarkStart w:id="69" w:name="보존과-삭제"/>
     <w:p>
       <w:pPr>
         <w:pStyle w:val="Heading2"/>
@@ -4294,8 +4410,8 @@
         <w:t xml:space="preserve">Legal Hold는 Security Auditor 또는 Customer Owner의 명시적 요청과 ONSure Operator의 승인으로만 설정·해제하며(단독 설정 불가), 대상 Case/Evidence ID, 사유, 요청자, 예상 해제일을 기록한다. Legal Hold가 설정된 대상은 삭제 SLA 계산에서 제외하되 해제 즉시 원래 Retention 정책을 재적용한다. 규제산업 계약의 장기 보존 요구가 일반 삭제 SLA와 충돌하는 경우 계약서의 보존기간을 우선한다.</w:t>
       </w:r>
     </w:p>
-    <w:bookmarkEnd w:id="68"/>
     <w:bookmarkEnd w:id="69"/>
+    <w:bookmarkEnd w:id="70"/>
     <w:sectPr/>
   </w:body>
 </w:document>
